--- a/reports/report.docx
+++ b/reports/report.docx
@@ -101,7 +101,7 @@
       </w:pPr>
       <w:r>
         <w:rPr/>
-        <w:t xml:space="preserve">Speak2Plan คือระบบสั่งงาน Google Tasks และ Google Calendar ด้วยเสียงภาษาไทยปนอังกฤษ เช่น "เช็ค task ใน google ให้หน่อย" แล้วระบบตอบกลับเป็นเสียง ผู้ใช้จัดการงานและนัดหมายได้โดยไม่ต้องเปิดแอปหรือพิมพ์</w:t>
+        <w:t xml:space="preserve">Speak2Plan คือระบบสั่งงาน Google Tasks และ Google Calendar ด้วยเสียงภาษาไทยผสมภาษาอังกฤษ เช่น "เช็ค task ใน google ให้หน่อย" แล้วระบบตอบกลับเป็นเสียง ผู้ใช้จัดการงานและนัดหมายได้โดยไม่ต้องเปิดแอปหรือพิมพ์</w:t>
       </w:r>
     </w:p>
     <w:p>
@@ -118,7 +118,7 @@
       <w:pPr>
         <w:numPr>
           <w:ilvl w:val="0"/>
-          <w:numId w:val="1"/>
+          <w:numId w:val="16"/>
         </w:numPr>
         <w:spacing w:lineRule="auto"/>
       </w:pPr>
@@ -126,18 +126,18 @@
         <w:rPr>
           <w:b/>
         </w:rPr>
-        <w:t xml:space="preserve">ผู้ช่วยเสียงทั่วไปรองรับภาษาไทยปนอังกฤษได้ไม่ดี</w:t>
-      </w:r>
-      <w:r>
-        <w:rPr/>
-        <w:t xml:space="preserve"> คนไทยมักพูดศัพท์อังกฤษปนในประโยค (task, meeting, to do, done) ซึ่ง ASR ทั่วไปมักถอดคำอังกฤษเป็นภาษาไทยผิด ๆ</w:t>
+        <w:t xml:space="preserve">ผู้ช่วยเสียงทั่วไปรองรับภาษาไทยผสมภาษาอังกฤษได้ไม่ดี</w:t>
+      </w:r>
+      <w:r>
+        <w:rPr/>
+        <w:t xml:space="preserve"> คนไทยมักพูดศัพท์อังกฤษปนในประโยค เช่น คำว่า task, meeting, to do, done ซึ่ง ASR ทั่วไปมักถอดคำอังกฤษเป็นภาษาไทยผิด ๆ</w:t>
       </w:r>
     </w:p>
     <w:p>
       <w:pPr>
         <w:numPr>
           <w:ilvl w:val="0"/>
-          <w:numId w:val="1"/>
+          <w:numId w:val="16"/>
         </w:numPr>
         <w:spacing w:lineRule="auto"/>
       </w:pPr>
@@ -145,18 +145,18 @@
         <w:rPr>
           <w:b/>
         </w:rPr>
-        <w:t xml:space="preserve">Whisper สำเร็จรูปรุ่นเล็กถอดเสียงไทยได้ไม่แม่น</w:t>
-      </w:r>
-      <w:r>
-        <w:rPr/>
-        <w:t xml:space="preserve"> Whisper-tiny มี CER 0.638 บน FLEURS และ 0.763 บนเสียงคำสั่งจริง บางครั้งสร้างข้อความซ้ำเกินจากเสียงต้นฉบับ</w:t>
+        <w:t xml:space="preserve">Whisper model tiny ถอดเสียงไทยได้ไม่แม่น</w:t>
+      </w:r>
+      <w:r>
+        <w:rPr/>
+        <w:t xml:space="preserve"> บางครั้งสร้างข้อความซ้ำเกินจากเสียงต้นฉบับ</w:t>
       </w:r>
     </w:p>
     <w:p>
       <w:pPr>
         <w:numPr>
           <w:ilvl w:val="0"/>
-          <w:numId w:val="1"/>
+          <w:numId w:val="16"/>
         </w:numPr>
         <w:spacing w:lineRule="auto"/>
       </w:pPr>
@@ -164,18 +164,18 @@
         <w:rPr>
           <w:b/>
         </w:rPr>
-        <w:t xml:space="preserve">ภาษาไทยไม่มีช่องว่างระหว่างคำ</w:t>
-      </w:r>
-      <w:r>
-        <w:rPr/>
-        <w:t xml:space="preserve"> ต้องตัดคำก่อนจำแนก และข้อความจาก ASR ตัดคำไม่เหมือนข้อความใน dataset ที่เว้นวรรคไว้แล้ว</w:t>
+        <w:t xml:space="preserve">ภาษาไทยไม่มีช่องว่างระหว่างคำ ต้องตัดคำก่อนจำแนก</w:t>
+      </w:r>
+      <w:r>
+        <w:rPr/>
+        <w:t xml:space="preserve"> และข้อความจาก ASR ตัดคำไม่เหมือนข้อความใน dataset ที่เว้นวรรคไว้แล้ว</w:t>
       </w:r>
     </w:p>
     <w:p>
       <w:pPr>
         <w:numPr>
           <w:ilvl w:val="0"/>
-          <w:numId w:val="1"/>
+          <w:numId w:val="16"/>
         </w:numPr>
         <w:spacing w:lineRule="auto"/>
       </w:pPr>
@@ -183,18 +183,18 @@
         <w:rPr>
           <w:b/>
         </w:rPr>
-        <w:t xml:space="preserve">ข้อมูลคำสั่งภาษาไทยในโดเมนนี้มีน้อย</w:t>
-      </w:r>
-      <w:r>
-        <w:rPr/>
-        <w:t xml:space="preserve"> ชุดข้อมูลสาธารณะ MASSIVE มีคำสั่งเกี่ยวกับรายการงานและปฏิทินไม่มาก โดยหมวด "lists" ส่วนใหญ่เป็นรายการซื้อของ</w:t>
+        <w:t xml:space="preserve">ข้อมูลคำสั่งภาษาไทยนี้มีน้อยใน Public Dataset</w:t>
+      </w:r>
+      <w:r>
+        <w:rPr/>
+        <w:t xml:space="preserve"> มีคำสั่งเกี่ยวกับรายการงานและปฏิทินไม่มาก</w:t>
       </w:r>
     </w:p>
     <w:p>
       <w:pPr>
         <w:numPr>
           <w:ilvl w:val="0"/>
-          <w:numId w:val="1"/>
+          <w:numId w:val="16"/>
         </w:numPr>
         <w:spacing w:lineRule="auto"/>
       </w:pPr>
@@ -202,18 +202,18 @@
         <w:rPr>
           <w:b/>
         </w:rPr>
-        <w:t xml:space="preserve">ความผิดพลาดสะสมข้ามขั้นตอน</w:t>
-      </w:r>
-      <w:r>
-        <w:rPr/>
-        <w:t xml:space="preserve"> ASR ถอดคำสำคัญผิดเพียงคำเดียว ("นัด" เป็น "นับ", "done" เป็น "ตอน") ทำให้ intent พลิกหรือบันทึกวันเวลาผิดใน Google ได้</w:t>
+        <w:t xml:space="preserve">ความผิดพลาดตอนถอดคำสำคัญผิดเพียงคำเดียว</w:t>
+      </w:r>
+      <w:r>
+        <w:rPr/>
+        <w:t xml:space="preserve"> เช่น "นัด" เป็น "นับ", "done" เป็น "ตอน" ทำให้ความหมายผิด</w:t>
       </w:r>
     </w:p>
     <w:p>
       <w:pPr>
         <w:numPr>
           <w:ilvl w:val="0"/>
-          <w:numId w:val="1"/>
+          <w:numId w:val="16"/>
         </w:numPr>
         <w:spacing w:lineRule="auto"/>
       </w:pPr>
@@ -221,7 +221,7 @@
         <w:rPr>
           <w:b/>
         </w:rPr>
-        <w:t xml:space="preserve">การเขียนข้อมูลลง Google ต้องปลอดภัย</w:t>
+        <w:t xml:space="preserve">การเขียนข้อมูลลง Google ต้องมั่นใจ</w:t>
       </w:r>
       <w:r>
         <w:rPr/>
@@ -248,7 +248,7 @@
       </w:pPr>
       <w:r>
         <w:rPr/>
-        <w:t xml:space="preserve">พัฒนาระบบรับคำสั่งเสียงภาษาไทยปนอังกฤษเพื่ออ่านและจัดการงานหรือนัดหมายใน Google Tasks และ Google Calendar</w:t>
+        <w:t xml:space="preserve">พัฒนาระบบรับคำสั่งเสียงภาษาไทยผสมภาษาอังกฤษเพื่ออ่านและจัดการงานหรือนัดหมายใน Google Tasks และ Google Calendar</w:t>
       </w:r>
     </w:p>
     <w:p>
@@ -261,7 +261,7 @@
       </w:pPr>
       <w:r>
         <w:rPr/>
-        <w:t xml:space="preserve">ปรับแต่งโมเดลถอดเสียงและเปรียบเทียบโมเดลจำแนกเจตนา เพื่อเลือกชุดโมเดลที่เหมาะกับคำสั่งในโดเมนนี้</w:t>
+        <w:t xml:space="preserve">ปรับแต่งโมเดลถอดเสียงและเปรียบเทียบโมเดลแยกตามวัตถุประสงค์ เพื่อเลือกชุดโมเดลที่เหมาะกับคำสั่ง</w:t>
       </w:r>
     </w:p>
     <w:p>
@@ -274,7 +274,7 @@
       </w:pPr>
       <w:r>
         <w:rPr/>
-        <w:t xml:space="preserve">ประเมินความถูกต้องของการถอดเสียง การจำแนกเจตนา การสกัดข้อมูล และผลลัพธ์ทั้งระบบด้วยเสียงคำสั่งจริง</w:t>
+        <w:t xml:space="preserve">ประเมินความถูกต้องของการถอดเสียง การแยกตามวัตถุประสงค์ การดึงข้อมูล และผลลัพธ์ทั้งระบบด้วยเสียงคำสั่งจริง</w:t>
       </w:r>
     </w:p>
     <w:p>
@@ -306,7 +306,7 @@
       </w:pPr>
       <w:r>
         <w:rPr/>
-        <w:t xml:space="preserve">ระบบรองรับ 6 เจตนา ได้แก่ การดูงาน เพิ่มงาน ปิดงาน ดูนัดหมาย เพิ่มนัดหมาย และคำสั่งอื่น ๆ การทดลองใช้ข้อมูลภาษาไทยและอังกฤษจาก MASSIVE ข้อมูลเสียงภาษาไทยจาก FLEURS และชุดเสียงคำสั่งที่ผู้พัฒนาอัดเอง 60 ประโยค การประเมินการเชื่อมต่อ Google ที่เขียนข้อมูลยังจำกัดอยู่ที่การตรวจขั้นยืนยันและการยกเลิกคำสั่ง โดยยังไม่ได้ทดสอบการเพิ่มนัดหมายลง Google Calendar จริง</w:t>
+        <w:t xml:space="preserve">ระบบรองรับการทำงาน 6 แบบ ได้แก่ การดูงาน เพิ่มงาน ปิดงาน ดูนัดหมาย เพิ่มนัดหมาย และคำสั่งอื่น ๆ การทดลองใช้ข้อมูลภาษาไทยและอังกฤษจาก Dataset ของ MASSIVE ข้อมูลเสียงภาษาไทยจาก Dataset ของ FLEURS และชุดเสียงคำสั่งที่ผู้พัฒนาอัดเอง 60 ประโยค การประเมินการเชื่อมต่อกับบริการของ Google ซึ่งเกี่ยวข้องกับการเพิ่มหรือแก้ไขข้อมูล ยังครอบคลุมเฉพาะการตรวจสอบว่าระบบขอการยืนยันจากผู้ใช้ก่อนดำเนินการ และสามารถยกเลิกคำสั่งได้อย่างถูกต้อง</w:t>
       </w:r>
     </w:p>
     <w:p>
@@ -325,14 +325,14 @@
       </w:pPr>
       <w:r>
         <w:rPr/>
-        <w:t xml:space="preserve">แนวคิดหลักคือแยกงานเป็น pipeline ที่ train เอง 2 ส่วน คือ ASR (fine-tune Whisper) และ Intent Classifier (train from scratch) ส่วนที่เหลือใช้ rule-based และ API สำเร็จรูป เพื่อให้แต่ละส่วนวัดผลและปรับปรุงแยกกันได้</w:t>
+        <w:t xml:space="preserve">แนวคิดหลักคือแบ่งการทำงานของระบบออกเป็นหลายขั้นตอน โดยมี 2 ส่วนที่ฝึกโมเดลเอง ได้แก่ ระบบแปลงเสียงเป็นข้อความซึ่งนำ Model ของ Whisper มาปรับให้เหมาะกับข้อมูลภาษาไทย และระบบแยกตามวัตถุประสงค์ของผู้ใช้ ซึ่งฝึกโมเดลขึ้นใหม่</w:t>
       </w:r>
     </w:p>
     <w:p>
       <w:pPr>
         <w:numPr>
           <w:ilvl w:val="0"/>
-          <w:numId w:val="3"/>
+          <w:numId w:val="17"/>
         </w:numPr>
         <w:spacing w:lineRule="auto"/>
       </w:pPr>
@@ -340,18 +340,18 @@
         <w:rPr>
           <w:b/>
         </w:rPr>
-        <w:t xml:space="preserve">ถอดเสียงภาษาไทยให้แม่นขึ้น:</w:t>
-      </w:r>
-      <w:r>
-        <w:rPr/>
-        <w:t xml:space="preserve"> Fine-tune Whisper ด้วย FLEURS ภาษาไทย และใช้ LoRA เพื่อฝึก Whisper-small บน GPU 4GB</w:t>
+        <w:t xml:space="preserve">เพิ่มความแม่นยำในการแปลงเสียงภาษาไทยเป็นข้อความ:</w:t>
+      </w:r>
+      <w:r>
+        <w:rPr/>
+        <w:t xml:space="preserve"> ปรับ Model ของ Whisper เพิ่มเติมด้วยข้อมูลภาษาไทยจาก Dataset ของ FLEURS และใช้เทคนิค LoRA เพื่อให้สามารถฝึก Whisper-small บน GPU ขนาด 4GB ได้</w:t>
       </w:r>
     </w:p>
     <w:p>
       <w:pPr>
         <w:numPr>
           <w:ilvl w:val="0"/>
-          <w:numId w:val="3"/>
+          <w:numId w:val="17"/>
         </w:numPr>
         <w:spacing w:lineRule="auto"/>
       </w:pPr>
@@ -359,18 +359,18 @@
         <w:rPr>
           <w:b/>
         </w:rPr>
-        <w:t xml:space="preserve">รองรับคำสั่งและคำภาษาอังกฤษที่ไม่มีใน FLEURS:</w:t>
-      </w:r>
-      <w:r>
-        <w:rPr/>
-        <w:t xml:space="preserve"> เพิ่มเสียง TTS ของประโยคคำสั่งและเสียงผู้ใช้จริงในชุดฝึก (speaker adaptation)</w:t>
+        <w:t xml:space="preserve">รองรับคำสั่งและคำภาษาอังกฤษที่ไม่มีใน Dataset ของ FLEURS:</w:t>
+      </w:r>
+      <w:r>
+        <w:rPr/>
+        <w:t xml:space="preserve"> เพิ่มเสียงสังเคราะห์จากข้อความและเสียงของผู้ใช้จริงลงในชุดข้อมูลฝึก เพื่อให้โมเดลคุ้นเคยกับรูปแบบคำสั่งและเสียงของผู้ใช้มากขึ้น</w:t>
       </w:r>
     </w:p>
     <w:p>
       <w:pPr>
         <w:numPr>
           <w:ilvl w:val="0"/>
-          <w:numId w:val="3"/>
+          <w:numId w:val="17"/>
         </w:numPr>
         <w:spacing w:lineRule="auto"/>
       </w:pPr>
@@ -378,18 +378,18 @@
         <w:rPr>
           <w:b/>
         </w:rPr>
-        <w:t xml:space="preserve">จำแนกความต้องการของผู้ใช้:</w:t>
-      </w:r>
-      <w:r>
-        <w:rPr/>
-        <w:t xml:space="preserve"> กำหนด 6 intent แล้วฝึกและเปรียบเทียบ Naive Bayes, Logistic Regression, TextCNN และ BiLSTM โดยทดลอง Logistic Regression ทั้งแบบใช้คำและแบบใช้คำร่วมกับตัวอักษร</w:t>
+        <w:t xml:space="preserve">จำแนกสิ่งที่ผู้ใช้ต้องการ:</w:t>
+      </w:r>
+      <w:r>
+        <w:rPr/>
+        <w:t xml:space="preserve"> แบ่งคำสั่งออกเป็น 6 แบบ จากนั้นฝึกและเปรียบเทียบโมเดล Naive Bayes, Logistic Regression, TextCNN และ BiLSTM โดยทดสอบ Logistic Regression ทั้งแบบวิเคราะห์เป็นคำ และแบบวิเคราะห์ทั้งคำและตัวอักษร</w:t>
       </w:r>
     </w:p>
     <w:p>
       <w:pPr>
         <w:numPr>
           <w:ilvl w:val="0"/>
-          <w:numId w:val="3"/>
+          <w:numId w:val="17"/>
         </w:numPr>
         <w:spacing w:lineRule="auto"/>
       </w:pPr>
@@ -397,18 +397,18 @@
         <w:rPr>
           <w:b/>
         </w:rPr>
-        <w:t xml:space="preserve">เพิ่มข้อมูลคำสั่งในโดเมนนี้:</w:t>
-      </w:r>
-      <w:r>
-        <w:rPr/>
-        <w:t xml:space="preserve"> เพราะข้อมูลมีน้อยและหมวด "lists" ใน MASSIVE ส่วนใหญ่เป็นรายการซื้อของ จึงเพิ่มประโยคที่เขียนเองและที่ Claude เขียน แล้ว oversample ×3</w:t>
+        <w:t xml:space="preserve">เพิ่มข้อมูลคำสั่งเกี่ยวกับงานและปฏิทิน:</w:t>
+      </w:r>
+      <w:r>
+        <w:rPr/>
+        <w:t xml:space="preserve"> ข้อมูลภาษาไทยด้านนี้ยังมีน้อย และข้อมูลหมวด “lists” ใน Dataset ของ MASSIVE ส่วนใหญ่เป็นคำสั่งเกี่ยวกับรายการซื้อของ จึงต้องเพิ่มประโยคที่ผู้พัฒนาและ Claude สร้างขึ้น และเพิ่มจำนวนตัวอย่างในชุดฝึกเป็น 3 เท่า</w:t>
       </w:r>
     </w:p>
     <w:p>
       <w:pPr>
         <w:numPr>
           <w:ilvl w:val="0"/>
-          <w:numId w:val="3"/>
+          <w:numId w:val="17"/>
         </w:numPr>
         <w:spacing w:lineRule="auto"/>
       </w:pPr>
@@ -416,18 +416,18 @@
         <w:rPr>
           <w:b/>
         </w:rPr>
-        <w:t xml:space="preserve">ลดผลกระทบจากข้อผิดพลาดของ ASR ต่อ intent:</w:t>
-      </w:r>
-      <w:r>
-        <w:rPr/>
-        <w:t xml:space="preserve"> สร้างข้อความที่มีข้อผิดพลาดแบบ ASR จริง (gTTS → perturb → Whisper) เพื่อฝึกโมเดลจำแนก intent</w:t>
+        <w:t xml:space="preserve">ลดผลกระทบจากการแปลงเสียงเป็นข้อความผิด:</w:t>
+      </w:r>
+      <w:r>
+        <w:rPr/>
+        <w:t xml:space="preserve"> สร้างตัวอย่างข้อความที่เลียนแบบข้อผิดพลาดซึ่งเกิดจากระบบ ASR จริง โดยนำข้อความไปสร้างเป็นเสียงด้วย gTTS ปรับคุณภาพเสียง แล้วแปลงกลับเป็นข้อความด้วย Whisper จากนั้นนำข้อความที่ได้ไปใช้ฝึกโมเดลแยกตามวัตถุประสงค์</w:t>
       </w:r>
     </w:p>
     <w:p>
       <w:pPr>
         <w:numPr>
           <w:ilvl w:val="0"/>
-          <w:numId w:val="3"/>
+          <w:numId w:val="17"/>
         </w:numPr>
         <w:spacing w:lineRule="auto"/>
       </w:pPr>
@@ -435,18 +435,18 @@
         <w:rPr>
           <w:b/>
         </w:rPr>
-        <w:t xml:space="preserve">ดึงวันและเวลาที่พูดได้หลายรูปแบบ:</w:t>
-      </w:r>
-      <w:r>
-        <w:rPr/>
-        <w:t xml:space="preserve"> ใช้กฎสกัดข้อมูล เช่น “พรุ่งนี้”, “วันศุกร์หน้า”, “บ่ายสอง”, “ทุ่มนึง” และ “3pm”</w:t>
+        <w:t xml:space="preserve">ระบุวันและเวลาจากคำพูดหลายรูปแบบ:</w:t>
+      </w:r>
+      <w:r>
+        <w:rPr/>
+        <w:t xml:space="preserve"> ใช้กฎที่กำหนดไว้เพื่อดึงข้อมูลสำคัญจากคำสั่ง เช่น “พรุ่งนี้” “วันศุกร์หน้า” “บ่ายสอง” “ทุ่มนึง” และ “3pm”</w:t>
       </w:r>
     </w:p>
     <w:p>
       <w:pPr>
         <w:numPr>
           <w:ilvl w:val="0"/>
-          <w:numId w:val="3"/>
+          <w:numId w:val="17"/>
         </w:numPr>
         <w:spacing w:lineRule="auto"/>
       </w:pPr>
@@ -454,20 +454,20 @@
         <w:rPr>
           <w:b/>
         </w:rPr>
-        <w:t xml:space="preserve">ป้องกันการบันทึกข้อมูลผิดลง Google:</w:t>
-      </w:r>
-      <w:r>
-        <w:rPr/>
-        <w:t xml:space="preserve"> ให้ผู้ใช้ตรวจชื่อ วัน และเวลาก่อนบันทึก โดยถามยืนยัน “ใช่ไหม” ทุกครั้งที่คำสั่งจะเขียนข้อมูล และยกเลิกเมื่อคำตอบไม่ชัดเจน</w:t>
-      </w:r>
-    </w:p>
-    <w:p>
-      <w:pPr>
-        <w:spacing w:lineRule="auto"/>
-      </w:pPr>
-      <w:r>
-        <w:rPr/>
-        <w:t xml:space="preserve">การแยก ASR กับ intent ทำให้สลับโมเดลได้อิสระ ถ้า fine-tune ไม่ดีขึ้นก็กลับไปใช้ Whisper สำเร็จรูปได้ทันที</w:t>
+        <w:t xml:space="preserve">ป้องกันการบันทึกข้อมูลผิดลงในบริการของ Google:</w:t>
+      </w:r>
+      <w:r>
+        <w:rPr/>
+        <w:t xml:space="preserve"> ให้ผู้ใช้ตรวจสอบชื่องานหรือชื่อนัดหมาย รวมถึงวันและเวลา ก่อนบันทึกข้อมูล โดยระบบจะถามยืนยันทุกครั้ง และยกเลิกคำสั่งเมื่อคำตอบของผู้ใช้ไม่ชัดเจน</w:t>
+      </w:r>
+    </w:p>
+    <w:p>
+      <w:pPr>
+        <w:spacing w:lineRule="auto"/>
+      </w:pPr>
+      <w:r>
+        <w:rPr/>
+        <w:t xml:space="preserve">การแยกระบบแปลงเสียงเป็นข้อความออกจากระบบแยกตามวัตถุประสงค์ ทำให้สามารถเปลี่ยนโมเดลในแต่ละส่วนได้อย่างอิสระ หาก Whisper ที่ปรับเพิ่มเติมแล้วไม่ให้ผลลัพธ์ดีขึ้น ก็สามารถกลับไปใช้ Whisper รุ่นสำเร็จรูปได้ทันที</w:t>
       </w:r>
     </w:p>
     <w:p>
@@ -8532,6 +8532,12 @@
   </w:num>
   <w:num w:numId="15">
     <w:abstractNumId w:val="15"/>
+  </w:num>
+  <w:num w:numId="16">
+    <w:abstractNumId w:val="2"/>
+  </w:num>
+  <w:num w:numId="17">
+    <w:abstractNumId w:val="2"/>
   </w:num>
 </w:numbering>
 </file>

--- a/reports/report.docx
+++ b/reports/report.docx
@@ -486,7 +486,7 @@
       </w:pPr>
       <w:r>
         <w:rPr/>
-        <w:t xml:space="preserve">โครงการพัฒนาแบบวนซ้ำ ได้แก่ ฝึกโมเดล ทดสอบกับเสียงจริง วิเคราะห์ข้อผิดพลาด และปรับข้อมูลหรือโมเดลก่อนฝึกใหม่ รายงานใช้รหัสอ้างอิงสองกลุ่มดังนี้</w:t>
+        <w:t xml:space="preserve">โครงการพัฒนาด้วยการทดลองหลายรอบ โดยฝึกโมเดล ทดสอบกับเสียงจริง ตรวจสอบข้อผิดพลาด แล้วปรับข้อมูลหรือโมเดลก่อนฝึกใหม่ ในรายงานใช้รหัสสองกลุ่มเพื่อเรียกชื่อการทดลองให้อ่านง่าย ดังนี้</w:t>
       </w:r>
     </w:p>
     <w:p>
@@ -505,7 +505,7 @@
       </w:r>
       <w:r>
         <w:rPr/>
-        <w:t xml:space="preserve"> รหัสโมเดลถอดเสียงที่ใช้ในการทดลอง 7 แบบ ครอบคลุมทั้ง Whisper-tiny และ Whisper-small แบบสำเร็จรูปและแบบปรับแต่ง รหัสนี้กำหนดขึ้นในรายงาน โดยชื่อโมเดลและโฟลเดอร์ที่ตรงกับแต่ละรหัสระบุในหัวข้อ 3.4.2</w:t>
+        <w:t xml:space="preserve"> รหัสแทนโมเดลถอดเสียง 7 แบบ ซึ่งมีทั้ง Whisper-tiny และ Whisper-small รุ่นสำเร็จรูปและรุ่นที่ปรับเพิ่มเติม รายละเอียดของแต่ละรหัสอยู่ในหัวข้อ 3.4.2</w:t>
       </w:r>
     </w:p>
     <w:p>
@@ -524,7 +524,7 @@
       </w:r>
       <w:r>
         <w:rPr/>
-        <w:t xml:space="preserve"> รหัสชุดข้อมูลฝึกสำหรับจำแนกเจตนา 4 รุ่น แต่ละชุดใช้ฝึกโมเดลหลายแบบ เช่น Naive Bayes และ TextCNN ดังนั้นการระบุโมเดลจำแนกเจตนาต้องบอกทั้งชื่อโมเดลและชุดข้อมูลที่ใช้ฝึก เช่น “Naive Bayes ที่ฝึกด้วยชุดข้อมูล I4”</w:t>
+        <w:t xml:space="preserve"> รหัสแทนชุดข้อมูลฝึก 4 รุ่นสำหรับสอนโมเดลให้แยกสิ่งที่ผู้ใช้ต้องการ ชุดข้อมูลแต่ละรุ่นนำไปฝึกได้หลายโมเดล เช่น Naive Bayes และ TextCNN จึงต้องระบุทั้งชื่อโมเดลและรหัสชุดข้อมูล เช่น “Naive Bayes ที่ฝึกด้วยชุดข้อมูล I4”</w:t>
       </w:r>
     </w:p>
     <w:p>
@@ -547,15 +547,15 @@
       </w:pPr>
       <w:r>
         <w:rPr/>
-        <w:t xml:space="preserve">เตรียมข้อมูล: โหลด MASSIVE (th-TH, en-US) แมปเป็น 6 intent และโหลด FLEURS </w:t>
-      </w:r>
-      <w:r>
-        <w:rPr/>
-        <w:t xml:space="preserve">th_th</w:t>
-      </w:r>
-      <w:r>
-        <w:rPr/>
-        <w:t xml:space="preserve"> สำหรับ ASR</w:t>
+        <w:t xml:space="preserve">เตรียมข้อมูลจาก Dataset ของ MASSIVE ภาษาไทยและอังกฤษ แล้วจัดคำสั่งเป็น 6 แบบ พร้อมเตรียมเสียงภาษาไทยจาก Dataset ของ FLEURS สำหรับฝึกระบบแปลงเสียงเป็นข้อความ</w:t>
+      </w:r>
+      <w:r>
+        <w:rPr/>
+        <w:t xml:space="preserve"/>
+      </w:r>
+      <w:r>
+        <w:rPr/>
+        <w:t xml:space="preserve"/>
       </w:r>
     </w:p>
     <w:p>
@@ -568,7 +568,7 @@
       </w:pPr>
       <w:r>
         <w:rPr/>
-        <w:t xml:space="preserve">ทำ Google OAuth และทดสอบ list tasks / list events ตั้งแต่ต้น</w:t>
+        <w:t xml:space="preserve">เชื่อมต่อบัญชี Google ด้วย OAuth และทดสอบการอ่านรายการงานกับนัดหมาย</w:t>
       </w:r>
     </w:p>
     <w:p>
@@ -581,7 +581,7 @@
       </w:pPr>
       <w:r>
         <w:rPr/>
-        <w:t xml:space="preserve">เทรน baseline intent (Naive Bayes, Logistic Regression บน TF-IDF) และวัด CER ของ Whisper สำเร็จรูป</w:t>
+        <w:t xml:space="preserve">ฝึกโมเดลเริ่มต้น ได้แก่ Naive Bayes และ Logistic Regression แล้ววัดความผิดพลาดของ Whisper รุ่นสำเร็จรูป</w:t>
       </w:r>
     </w:p>
     <w:p>
@@ -594,7 +594,7 @@
       </w:pPr>
       <w:r>
         <w:rPr/>
-        <w:t xml:space="preserve">Fine-tune Whisper-tiny และเทรน TextCNN / BiLSTM from scratch</w:t>
+        <w:t xml:space="preserve">ปรับ Whisper-tiny เพิ่มเติม และฝึก TextCNN กับ BiLSTM ขึ้นใหม่</w:t>
       </w:r>
     </w:p>
     <w:p>
@@ -607,7 +607,7 @@
       </w:pPr>
       <w:r>
         <w:rPr/>
-        <w:t xml:space="preserve">อัดเสียงคำสั่งจริงเป็น test set และทดสอบ end-to-end (เสียง → ASR → intent)</w:t>
+        <w:t xml:space="preserve">อัดเสียงคำสั่งจริงเป็นชุดทดสอบ แล้วทดสอบการทำงานตั้งแต่รับเสียงจนทราบว่าผู้ใช้ต้องการทำอะไร</w:t>
       </w:r>
     </w:p>
     <w:p>
@@ -620,7 +620,7 @@
       </w:pPr>
       <w:r>
         <w:rPr/>
-        <w:t xml:space="preserve">วิเคราะห์ error แล้วปรับข้อมูล/โมเดล (ดู iv) วนซ้ำหลายรอบ</w:t>
+        <w:t xml:space="preserve">ตรวจสอบข้อผิดพลาด ปรับข้อมูลหรือโมเดล แล้วทดลองซ้ำหลายรอบ</w:t>
       </w:r>
     </w:p>
     <w:p>
@@ -633,7 +633,7 @@
       </w:pPr>
       <w:r>
         <w:rPr/>
-        <w:t xml:space="preserve">เขียน rule-based slot extraction และวัดผลด้วยเฉลย 30 ประโยค</w:t>
+        <w:t xml:space="preserve">สร้างกฎสำหรับดึงชื่องาน วัน และเวลาจากคำสั่ง แล้วทดสอบกับประโยคที่มีคำตอบกำกับ 30 ประโยค</w:t>
       </w:r>
     </w:p>
     <w:p>
@@ -646,7 +646,7 @@
       </w:pPr>
       <w:r>
         <w:rPr/>
-        <w:t xml:space="preserve">ต่อ pipeline ครบ (พิมพ์ / ไฟล์เสียง / interactive / wake word "เคทู") และทดสอบกับ Google จริง</w:t>
+        <w:t xml:space="preserve">เชื่อมทุกส่วนของระบบเข้าด้วยกันให้รองรับข้อความ ไฟล์เสียง การสนทนาโต้ตอบ และคำปลุก “เคทู” จากนั้นทดสอบกับบริการของ Google</w:t>
       </w:r>
     </w:p>
     <w:p>
@@ -704,31 +704,31 @@
       </w:pPr>
       <w:r>
         <w:rPr/>
-        <w:t xml:space="preserve">Intent แบบอ่าน (</w:t>
-      </w:r>
-      <w:r>
-        <w:rPr/>
-        <w:t xml:space="preserve">check_tasks</w:t>
-      </w:r>
-      <w:r>
-        <w:rPr/>
-        <w:t xml:space="preserve">, </w:t>
-      </w:r>
-      <w:r>
-        <w:rPr/>
-        <w:t xml:space="preserve">check_calendar</w:t>
-      </w:r>
-      <w:r>
-        <w:rPr/>
-        <w:t xml:space="preserve">) เรียก Google API ทันที ส่วน intent แบบเขียนต้องดึง slot และผ่านการยืนยันก่อน intent </w:t>
-      </w:r>
-      <w:r>
-        <w:rPr/>
-        <w:t xml:space="preserve">other</w:t>
-      </w:r>
-      <w:r>
-        <w:rPr/>
-        <w:t xml:space="preserve"> ตอบกลับว่าทำไม่ได้</w:t>
+        <w:t xml:space="preserve">คำสั่งสำหรับอ่านข้อมูล (check_tasks, check_calendar) จะเรียกใช้ Google API ได้ทันที ส่วนคำสั่งที่เพิ่มหรือแก้ไขข้อมูลต้องดึงรายละเอียดสำคัญ เช่น ชื่องาน วัน และเวลา แล้วให้ผู้ใช้ยืนยันก่อน หากคำสั่งอยู่ในกลุ่ม other ระบบจะแจ้งว่าไม่สามารถทำตามคำสั่งได้</w:t>
+      </w:r>
+      <w:r>
+        <w:rPr/>
+        <w:t xml:space="preserve"/>
+      </w:r>
+      <w:r>
+        <w:rPr/>
+        <w:t xml:space="preserve"/>
+      </w:r>
+      <w:r>
+        <w:rPr/>
+        <w:t xml:space="preserve"/>
+      </w:r>
+      <w:r>
+        <w:rPr/>
+        <w:t xml:space="preserve"/>
+      </w:r>
+      <w:r>
+        <w:rPr/>
+        <w:t xml:space="preserve"/>
+      </w:r>
+      <w:r>
+        <w:rPr/>
+        <w:t xml:space="preserve"/>
       </w:r>
     </w:p>
     <w:p>
@@ -747,7 +747,7 @@
       </w:pPr>
       <w:r>
         <w:rPr/>
-        <w:t xml:space="preserve">ระบบประกอบด้วยส่วนรับเสียงและตรวจคำปลุก ส่วนถอดเสียงเป็นข้อความ ส่วนจำแนกเจตนาและดึงข้อมูลงานหรือวันเวลา ส่วนเชื่อมต่อ Google Tasks/Calendar และส่วนตอบกลับเป็นเสียง นอกจากนี้ยังมีเครื่องมืออัดเสียงและประเมินผลสำหรับพัฒนาระบบ โดยฝึกโมเดลเองในส่วน ASR และการจำแนกเจตนา ส่วนอื่นใช้กฎหรือบริการสำเร็จรูป</w:t>
+        <w:t xml:space="preserve">ระบบประกอบด้วยส่วนรับเสียงและตรวจคำปลุก ส่วนแปลงเสียงเป็นข้อความ ส่วนแยกสิ่งที่ผู้ใช้ต้องการและดึงรายละเอียดของคำสั่ง ส่วนเชื่อมต่อ Google Tasks และ Google Calendar และส่วนตอบกลับเป็นเสียง นอกจากนี้ยังมีเครื่องมือสำหรับอัดเสียงและวัดผล โดยฝึกโมเดลเองในส่วนแปลงเสียงเป็นข้อความและส่วนแยกคำสั่ง ส่วนอื่นใช้กฎหรือบริการสำเร็จรูป</w:t>
       </w:r>
     </w:p>
     <w:p>
@@ -766,15 +766,15 @@
       </w:r>
       <w:r>
         <w:rPr/>
-        <w:t xml:space="preserve"> ใช้ silero-vad ตัดช่วงพูด แล้วตรวจคำว่า “เคทู” ในข้อความที่ ASR ถอดได้ (</w:t>
-      </w:r>
-      <w:r>
-        <w:rPr/>
-        <w:t xml:space="preserve">src/pipeline.py</w:t>
-      </w:r>
-      <w:r>
-        <w:rPr/>
-        <w:t xml:space="preserve">)</w:t>
+        <w:t xml:space="preserve"> ใช้ silero-vad หาเฉพาะช่วงที่มีคนพูด แล้วตรวจหาคำว่า “เคทู” ในข้อความที่ระบบถอดได้ (`src/pipeline.py`)</w:t>
+      </w:r>
+      <w:r>
+        <w:rPr/>
+        <w:t xml:space="preserve"/>
+      </w:r>
+      <w:r>
+        <w:rPr/>
+        <w:t xml:space="preserve"/>
       </w:r>
     </w:p>
     <w:p>
@@ -789,27 +789,27 @@
         <w:rPr>
           <w:b/>
         </w:rPr>
-        <w:t xml:space="preserve">ถอดเสียงเป็นข้อความ (ASR):</w:t>
-      </w:r>
-      <w:r>
-        <w:rPr/>
-        <w:t xml:space="preserve"> Fine-tune Whisper-small ด้วย LoRA เพื่อแปลงเสียงคำสั่งเป็นข้อความ (</w:t>
-      </w:r>
-      <w:r>
-        <w:rPr/>
-        <w:t xml:space="preserve">src/asr.py</w:t>
-      </w:r>
-      <w:r>
-        <w:rPr/>
-        <w:t xml:space="preserve">, </w:t>
-      </w:r>
-      <w:r>
-        <w:rPr/>
-        <w:t xml:space="preserve">src/train_asr.py</w:t>
-      </w:r>
-      <w:r>
-        <w:rPr/>
-        <w:t xml:space="preserve">)</w:t>
+        <w:t xml:space="preserve">แปลงเสียงเป็นข้อความ (ASR):</w:t>
+      </w:r>
+      <w:r>
+        <w:rPr/>
+        <w:t xml:space="preserve"> ปรับ Whisper-small ด้วยเทคนิค LoRA เพื่อให้เหมาะกับเสียงคำสั่งของโครงการ (`src/asr.py`, `src/train_asr.py`)</w:t>
+      </w:r>
+      <w:r>
+        <w:rPr/>
+        <w:t xml:space="preserve"/>
+      </w:r>
+      <w:r>
+        <w:rPr/>
+        <w:t xml:space="preserve"/>
+      </w:r>
+      <w:r>
+        <w:rPr/>
+        <w:t xml:space="preserve"/>
+      </w:r>
+      <w:r>
+        <w:rPr/>
+        <w:t xml:space="preserve"/>
       </w:r>
     </w:p>
     <w:p>
@@ -824,83 +824,83 @@
         <w:rPr>
           <w:b/>
         </w:rPr>
-        <w:t xml:space="preserve">จำแนกเจตนา (Intent Classifier):</w:t>
-      </w:r>
-      <w:r>
-        <w:rPr/>
-        <w:t xml:space="preserve"> ฝึกและเปรียบเทียบ Naive Bayes, Logistic Regression (แบบคำและแบบคำร่วมกับตัวอักษร), TextCNN และ BiLSTM เพื่อจำแนก 6 intent ได้แก่ </w:t>
-      </w:r>
-      <w:r>
-        <w:rPr/>
-        <w:t xml:space="preserve">check_tasks</w:t>
-      </w:r>
-      <w:r>
-        <w:rPr/>
-        <w:t xml:space="preserve">, </w:t>
-      </w:r>
-      <w:r>
-        <w:rPr/>
-        <w:t xml:space="preserve">add_task</w:t>
-      </w:r>
-      <w:r>
-        <w:rPr/>
-        <w:t xml:space="preserve">, </w:t>
-      </w:r>
-      <w:r>
-        <w:rPr/>
-        <w:t xml:space="preserve">complete_task</w:t>
-      </w:r>
-      <w:r>
-        <w:rPr/>
-        <w:t xml:space="preserve">, </w:t>
-      </w:r>
-      <w:r>
-        <w:rPr/>
-        <w:t xml:space="preserve">check_calendar</w:t>
-      </w:r>
-      <w:r>
-        <w:rPr/>
-        <w:t xml:space="preserve">, </w:t>
-      </w:r>
-      <w:r>
-        <w:rPr/>
-        <w:t xml:space="preserve">add_event</w:t>
-      </w:r>
-      <w:r>
-        <w:rPr/>
-        <w:t xml:space="preserve"> และ </w:t>
-      </w:r>
-      <w:r>
-        <w:rPr/>
-        <w:t xml:space="preserve">other</w:t>
-      </w:r>
-      <w:r>
-        <w:rPr/>
-        <w:t xml:space="preserve"> หาก confidence ต่ำกว่า 0.4 ระบบจะตอบว่าไม่เข้าใจ (</w:t>
-      </w:r>
-      <w:r>
-        <w:rPr/>
-        <w:t xml:space="preserve">src/train_intent.py</w:t>
-      </w:r>
-      <w:r>
-        <w:rPr/>
-        <w:t xml:space="preserve">, </w:t>
-      </w:r>
-      <w:r>
-        <w:rPr/>
-        <w:t xml:space="preserve">src/models.py</w:t>
-      </w:r>
-      <w:r>
-        <w:rPr/>
-        <w:t xml:space="preserve">, </w:t>
-      </w:r>
-      <w:r>
-        <w:rPr/>
-        <w:t xml:space="preserve">src/intent.py</w:t>
-      </w:r>
-      <w:r>
-        <w:rPr/>
-        <w:t xml:space="preserve">)</w:t>
+        <w:t xml:space="preserve">แยกสิ่งที่ผู้ใช้ต้องการ:</w:t>
+      </w:r>
+      <w:r>
+        <w:rPr/>
+        <w:t xml:space="preserve"> ฝึกและเปรียบเทียบ Naive Bayes, Logistic Regression, TextCNN และ BiLSTM เพื่อแยกคำสั่งเป็น 6 แบบ ได้แก่ `check_tasks`, `add_task`, `complete_task`, `check_calendar`, `add_event` และ `other` หากโมเดลมั่นใจต่ำกว่า 0.4 ระบบจะตอบว่าไม่เข้าใจ (`src/train_intent.py`, `src/models.py`, `src/intent.py`)</w:t>
+      </w:r>
+      <w:r>
+        <w:rPr/>
+        <w:t xml:space="preserve"/>
+      </w:r>
+      <w:r>
+        <w:rPr/>
+        <w:t xml:space="preserve"/>
+      </w:r>
+      <w:r>
+        <w:rPr/>
+        <w:t xml:space="preserve"/>
+      </w:r>
+      <w:r>
+        <w:rPr/>
+        <w:t xml:space="preserve"/>
+      </w:r>
+      <w:r>
+        <w:rPr/>
+        <w:t xml:space="preserve"/>
+      </w:r>
+      <w:r>
+        <w:rPr/>
+        <w:t xml:space="preserve"/>
+      </w:r>
+      <w:r>
+        <w:rPr/>
+        <w:t xml:space="preserve"/>
+      </w:r>
+      <w:r>
+        <w:rPr/>
+        <w:t xml:space="preserve"/>
+      </w:r>
+      <w:r>
+        <w:rPr/>
+        <w:t xml:space="preserve"/>
+      </w:r>
+      <w:r>
+        <w:rPr/>
+        <w:t xml:space="preserve"/>
+      </w:r>
+      <w:r>
+        <w:rPr/>
+        <w:t xml:space="preserve"/>
+      </w:r>
+      <w:r>
+        <w:rPr/>
+        <w:t xml:space="preserve"/>
+      </w:r>
+      <w:r>
+        <w:rPr/>
+        <w:t xml:space="preserve"/>
+      </w:r>
+      <w:r>
+        <w:rPr/>
+        <w:t xml:space="preserve"/>
+      </w:r>
+      <w:r>
+        <w:rPr/>
+        <w:t xml:space="preserve"/>
+      </w:r>
+      <w:r>
+        <w:rPr/>
+        <w:t xml:space="preserve"/>
+      </w:r>
+      <w:r>
+        <w:rPr/>
+        <w:t xml:space="preserve"/>
+      </w:r>
+      <w:r>
+        <w:rPr/>
+        <w:t xml:space="preserve"/>
       </w:r>
     </w:p>
     <w:p>
@@ -915,27 +915,27 @@
         <w:rPr>
           <w:b/>
         </w:rPr>
-        <w:t xml:space="preserve">ดึงข้อมูลจากคำสั่ง (Slot extraction):</w:t>
-      </w:r>
-      <w:r>
-        <w:rPr/>
-        <w:t xml:space="preserve"> ใช้กฎหาชื่องาน วัน และเวลา เช่น “พรุ่งนี้”, “วันศุกร์หน้า”, “บ่ายสอง” และ “3pm” สำหรับ </w:t>
-      </w:r>
-      <w:r>
-        <w:rPr/>
-        <w:t xml:space="preserve">add_event</w:t>
-      </w:r>
-      <w:r>
-        <w:rPr/>
-        <w:t xml:space="preserve"> หากไม่มีเวลาให้เป็นนัดทั้งวัน หากไม่มีวันให้ใช้วันนี้หรือพรุ่งนี้เมื่อเวลาที่ระบุผ่านไปแล้ว กำหนดระยะนัด 1 ชั่วโมง และตีความ “N โมง” ช่วง 1–6 ที่ไม่มี “เช้า” เป็นช่วงบ่าย (</w:t>
-      </w:r>
-      <w:r>
-        <w:rPr/>
-        <w:t xml:space="preserve">src/slots.py</w:t>
-      </w:r>
-      <w:r>
-        <w:rPr/>
-        <w:t xml:space="preserve">)</w:t>
+        <w:t xml:space="preserve">ดึงรายละเอียดจากคำสั่ง:</w:t>
+      </w:r>
+      <w:r>
+        <w:rPr/>
+        <w:t xml:space="preserve"> ใช้กฎค้นหาชื่องาน วัน และเวลา เช่น “พรุ่งนี้” “วันศุกร์หน้า” “บ่ายสอง” และ “3pm” หากคำสั่งเพิ่มนัดหมายไม่มีเวลา ระบบจะสร้างเป็นนัดหมายตลอดวัน หากไม่มีวัน ระบบจะเลือกวันนี้ หรือเลือกพรุ่งนี้เมื่อเวลาที่ระบุผ่านไปแล้ว นัดหมายทั่วไปกำหนดไว้ 1 ชั่วโมง และคำว่า “1 โมง” ถึง “6 โมง” ที่ไม่มีคำว่า “เช้า” จะตีความเป็นช่วงบ่าย (`src/slots.py`)</w:t>
+      </w:r>
+      <w:r>
+        <w:rPr/>
+        <w:t xml:space="preserve"/>
+      </w:r>
+      <w:r>
+        <w:rPr/>
+        <w:t xml:space="preserve"/>
+      </w:r>
+      <w:r>
+        <w:rPr/>
+        <w:t xml:space="preserve"/>
+      </w:r>
+      <w:r>
+        <w:rPr/>
+        <w:t xml:space="preserve"/>
       </w:r>
     </w:p>
     <w:p>
@@ -954,15 +954,15 @@
       </w:r>
       <w:r>
         <w:rPr/>
-        <w:t xml:space="preserve"> ใช้ OAuth เพื่ออ่าน เพิ่ม และปิดงาน รวมถึงอ่านและเพิ่มนัดหมาย โดยคำสั่งที่เขียนข้อมูลต้องให้ผู้ใช้ยืนยันก่อน (</w:t>
-      </w:r>
-      <w:r>
-        <w:rPr/>
-        <w:t xml:space="preserve">src/google_api.py</w:t>
-      </w:r>
-      <w:r>
-        <w:rPr/>
-        <w:t xml:space="preserve">)</w:t>
+        <w:t xml:space="preserve"> ใช้ OAuth เพื่ออ่าน เพิ่ม และปิดงาน รวมถึงอ่านและเพิ่มนัดหมาย โดยคำสั่งที่เขียนข้อมูลต้องให้ผู้ใช้ยืนยันก่อน (`src/google_api.py`)</w:t>
+      </w:r>
+      <w:r>
+        <w:rPr/>
+        <w:t xml:space="preserve"/>
+      </w:r>
+      <w:r>
+        <w:rPr/>
+        <w:t xml:space="preserve"/>
       </w:r>
     </w:p>
     <w:p>
@@ -981,15 +981,15 @@
       </w:r>
       <w:r>
         <w:rPr/>
-        <w:t xml:space="preserve"> ใช้ gTTS สร้างเสียงตอบกลับให้ผู้ใช้ (</w:t>
-      </w:r>
-      <w:r>
-        <w:rPr/>
-        <w:t xml:space="preserve">src/pipeline.py</w:t>
-      </w:r>
-      <w:r>
-        <w:rPr/>
-        <w:t xml:space="preserve">)</w:t>
+        <w:t xml:space="preserve"> ใช้ gTTS สร้างเสียงตอบกลับให้ผู้ใช้ (`src/pipeline.py`)</w:t>
+      </w:r>
+      <w:r>
+        <w:rPr/>
+        <w:t xml:space="preserve"/>
+      </w:r>
+      <w:r>
+        <w:rPr/>
+        <w:t xml:space="preserve"/>
       </w:r>
     </w:p>
     <w:p>
@@ -1008,31 +1008,31 @@
       </w:r>
       <w:r>
         <w:rPr/>
-        <w:t xml:space="preserve"> ใช้ arecord บันทึกเสียง และวัดผลด้วย CER, WER และ accuracy (</w:t>
-      </w:r>
-      <w:r>
-        <w:rPr/>
-        <w:t xml:space="preserve">src/record.py</w:t>
-      </w:r>
-      <w:r>
-        <w:rPr/>
-        <w:t xml:space="preserve">, </w:t>
-      </w:r>
-      <w:r>
-        <w:rPr/>
-        <w:t xml:space="preserve">src/eval_e2e.py</w:t>
-      </w:r>
-      <w:r>
-        <w:rPr/>
-        <w:t xml:space="preserve">, </w:t>
-      </w:r>
-      <w:r>
-        <w:rPr/>
-        <w:t xml:space="preserve">src/eval_slots.py</w:t>
-      </w:r>
-      <w:r>
-        <w:rPr/>
-        <w:t xml:space="preserve">)</w:t>
+        <w:t xml:space="preserve"> ใช้ arecord บันทึกเสียง แล้ววัดอัตราความผิดพลาดระดับตัวอักษร (CER) ระดับคำ (WER) และสัดส่วนคำตอบที่ถูกต้อง (accuracy) (`src/record.py`, `src/eval_e2e.py`, `src/eval_slots.py`)</w:t>
+      </w:r>
+      <w:r>
+        <w:rPr/>
+        <w:t xml:space="preserve"/>
+      </w:r>
+      <w:r>
+        <w:rPr/>
+        <w:t xml:space="preserve"/>
+      </w:r>
+      <w:r>
+        <w:rPr/>
+        <w:t xml:space="preserve"/>
+      </w:r>
+      <w:r>
+        <w:rPr/>
+        <w:t xml:space="preserve"/>
+      </w:r>
+      <w:r>
+        <w:rPr/>
+        <w:t xml:space="preserve"/>
+      </w:r>
+      <w:r>
+        <w:rPr/>
+        <w:t xml:space="preserve"/>
       </w:r>
     </w:p>
     <w:p>
@@ -1051,7 +1051,7 @@
       </w:pPr>
       <w:r>
         <w:rPr/>
-        <w:t xml:space="preserve">การออกแบบมุ่งให้โมเดลเข้าใจคำสั่งภาษาไทยปนอังกฤษภายใต้ข้อมูลฝึกที่มีจำกัดและ GPU 4GB จึงใช้โมเดลถอดเสียงที่ฝึกไว้แล้วมาปรับแต่ง และทดลองโมเดลจำแนกเจตนาหลายแบบ เพื่อดูว่าความซับซ้อนของโมเดลและข้อมูลเฉพาะงานช่วยแก้ปัญหาได้อย่างไร</w:t>
+        <w:t xml:space="preserve">การออกแบบเน้นให้ระบบเข้าใจคำสั่งภาษาไทยผสมภาษาอังกฤษ แม้มีข้อมูลฝึกและหน่วยความจำ GPU จำกัดเพียง 4GB จึงนำโมเดลถอดเสียงที่มีอยู่แล้วมาปรับเพิ่มเติม และเปรียบเทียบโมเดลแยกคำสั่งหลายแบบ เพื่อหาวิธีที่เหมาะกับข้อมูลของโครงการ</w:t>
       </w:r>
     </w:p>
     <w:p>
@@ -1070,16 +1070,16 @@
       </w:pPr>
       <w:r>
         <w:rPr/>
-        <w:t xml:space="preserve">งานส่วนนี้คือจำแนกข้อความเป็น 6 intent จึงเปรียบเทียบโมเดลพื้นฐานที่ฝึกได้เร็วกับโมเดล deep learning ที่เรียนรู้รูปแบบและลำดับคำได้ โดยฝึกโมเดลจำแนกเจตนาจากข้อมูลของโครงการ</w:t>
-      </w:r>
-    </w:p>
-    <w:p>
-      <w:pPr>
-        <w:spacing w:lineRule="auto"/>
-      </w:pPr>
-      <w:r>
-        <w:rPr/>
-        <w:t xml:space="preserve">ก่อนฝึก ปรับช่องว่างในข้อความไทยแล้วตัดคำด้วย PyThaiNLP ให้เหมือนกันทั้งข้อมูลฝึกและข้อความจาก ASR เพราะ MASSIVE เว้นวรรคระหว่างคำ แต่ Whisper มักไม่เว้น จากนั้นใช้ TF-IDF แทนข้อความด้วยน้ำหนักของคำเดี่ยวและคู่คำติดกัน เพื่อให้โมเดลพื้นฐานใช้ทั้งคำสำคัญและวลีสั้น ๆ ในการจำแนก</w:t>
+        <w:t xml:space="preserve">ส่วนนี้ทำหน้าที่แยกข้อความเป็นคำสั่ง 6 แบบ โดยเปรียบเทียบโมเดลพื้นฐานที่ฝึกได้รวดเร็วกับโมเดล Deep Learning ที่เรียนรู้รูปแบบและลำดับของคำได้</w:t>
+      </w:r>
+    </w:p>
+    <w:p>
+      <w:pPr>
+        <w:spacing w:lineRule="auto"/>
+      </w:pPr>
+      <w:r>
+        <w:rPr/>
+        <w:t xml:space="preserve">ก่อนฝึกโมเดล ระบบจะจัดช่องว่างและตัดคำภาษาไทยด้วย PyThaiNLP ให้ข้อมูลฝึกมีรูปแบบเดียวกับข้อความจาก Whisper เพราะ MASSIVE เว้นวรรคระหว่างคำ แต่ Whisper มักไม่เว้น จากนั้นใช้ TF-IDF เปลี่ยนข้อความเป็นค่าตัวเลขตามความสำคัญของคำ เพื่อให้โมเดลพิจารณาได้ทั้งคำสำคัญและวลีสั้น ๆ</w:t>
       </w:r>
     </w:p>
     <w:p>
@@ -1098,7 +1098,7 @@
       </w:r>
       <w:r>
         <w:rPr/>
-        <w:t xml:space="preserve"> ใช้เป็นโมเดลพื้นฐาน เพราะฝึกและทำนายได้เร็ว เหมาะสำหรับทดลองว่าคำสำคัญในคำสั่งสั้น ๆ เพียงพอจะแยก intent ได้หรือไม่</w:t>
+        <w:t xml:space="preserve"> เป็นโมเดลพื้นฐานที่ฝึกและให้คำตอบได้เร็ว ใช้ทดสอบว่าคำสำคัญในประโยคเพียงพอสำหรับแยกคำสั่งหรือไม่</w:t>
       </w:r>
     </w:p>
     <w:p>
@@ -1117,7 +1117,7 @@
       </w:r>
       <w:r>
         <w:rPr/>
-        <w:t xml:space="preserve"> ใช้ TF-IDF แบบเดียวกับ Naive Bayes แต่เรียนรู้น้ำหนักของคำที่ช่วยแยกแต่ละ intent โดยตรง จึงใช้เปรียบเทียบวิธีจำแนกภายใต้ข้อมูลและคุณลักษณะเดียวกัน</w:t>
+        <w:t xml:space="preserve"> เรียนรู้ว่าคำใดมีความสำคัญต่อคำสั่งแต่ละแบบ โดยใช้ข้อมูล TF-IDF ชุดเดียวกับ Naive Bayes เพื่อให้เปรียบเทียบผลกันได้</w:t>
       </w:r>
     </w:p>
     <w:p>
@@ -1136,7 +1136,7 @@
       </w:r>
       <w:r>
         <w:rPr/>
-        <w:t xml:space="preserve"> เพิ่มคุณลักษณะจากตัวอักษรที่อยู่ติดกัน (character n-gram) เพราะคำที่ ASR ถอดผิดอาจยังมีบางส่วนคล้ายคำเดิม วิธีนี้จึงทดลองลดการพึ่งพาคำที่สะกดถูกครบทั้งคำ</w:t>
+        <w:t xml:space="preserve"> พิจารณาทั้งคำและกลุ่มตัวอักษรที่อยู่ติดกัน เพราะแม้ Whisper จะถอดคำผิด บางส่วนของคำนั้นอาจยังคล้ายคำเดิม</w:t>
       </w:r>
     </w:p>
     <w:p>
@@ -1183,7 +1183,7 @@
       </w:pPr>
       <w:r>
         <w:rPr/>
-        <w:t xml:space="preserve">TextCNN และ BiLSTM เรียนรู้ตัวแทนคำ (embedding) จากข้อมูลฝึกของโครงการ ใช้ dropout และหยุดฝึกเมื่อผลบนชุดพัฒนาไม่ดีขึ้น (early stopping) เพื่อลดการจดจำข้อมูลฝึกมากเกินไป โดยเก็บโมเดลที่ได้ macro-F1 บนชุดพัฒนาสูงสุด ซึ่งให้น้ำหนักแต่ละ intent เท่ากัน</w:t>
+        <w:t xml:space="preserve">TextCNN และ BiLSTM เรียนรู้ความหมายเชิงตัวเลขของคำจากข้อมูลโครงการ ระหว่างฝึกมีการปิดบางส่วนของโมเดลแบบสุ่ม (dropout) และหยุดฝึกเมื่อผลไม่ดีขึ้น (early stopping) เพื่อลดการจำข้อมูลฝึกมากเกินไป จากนั้นเลือกโมเดลที่ได้ค่า macro-F1 สูงสุด ซึ่งเป็นคะแนนที่ให้ความสำคัญกับคำสั่งทั้ง 6 แบบเท่ากัน</w:t>
       </w:r>
     </w:p>
     <w:p>
@@ -1202,7 +1202,7 @@
       </w:pPr>
       <w:r>
         <w:rPr/>
-        <w:t xml:space="preserve">เลือก Whisper เพราะมีความสามารถถอดเสียงหลายภาษาจากการฝึกไว้แล้ว จึงนำมาปรับให้เข้ากับภาษาและคำสั่งของโครงการได้โดยไม่ต้องฝึกโมเดลถอดเสียงใหม่ทั้งหมด แต่ละรหัส A0–A6 ระบุโมเดลที่มีขนาด วิธีฝึก หรือข้อมูลฝึกต่างกัน ดังนี้</w:t>
+        <w:t xml:space="preserve">เลือก Whisper เพราะเป็นโมเดล AI ที่แปลงเสียงหลายภาษาเป็นข้อความได้อยู่แล้ว จึงนำมาปรับให้เหมาะกับภาษาและคำสั่งของโครงการได้โดยไม่ต้องสร้างโมเดลใหม่ทั้งหมด รหัส A0–A6 ใช้แทนโมเดลที่มีขนาด วิธีฝึก หรือข้อมูลฝึกต่างกัน ดังนี้</w:t>
       </w:r>
     </w:p>
     <w:p>
@@ -1221,11 +1221,11 @@
       </w:r>
       <w:r>
         <w:rPr/>
-        <w:t xml:space="preserve"> ใช้รุ่นเล็กเพื่อทดสอบระบบบนทรัพยากรที่มี และเป็นจุดอ้างอิงก่อนปรับแต่งโมเดล ชื่อโมเดลคือ </w:t>
-      </w:r>
-      <w:r>
-        <w:rPr/>
-        <w:t xml:space="preserve">openai/whisper-tiny</w:t>
+        <w:t xml:space="preserve"> ใช้โมเดลขนาดเล็กเป็นผลเริ่มต้นสำหรับเปรียบเทียบกับรุ่นที่ปรับเพิ่มเติม ชื่อโมเดลคือ `openai/whisper-tiny`</w:t>
+      </w:r>
+      <w:r>
+        <w:rPr/>
+        <w:t xml:space="preserve"/>
       </w:r>
     </w:p>
     <w:p>
@@ -1240,15 +1240,15 @@
         <w:rPr>
           <w:b/>
         </w:rPr>
-        <w:t xml:space="preserve">A1 — Whisper-tiny ปรับแต่งด้วยภาษาไทย:</w:t>
-      </w:r>
-      <w:r>
-        <w:rPr/>
-        <w:t xml:space="preserve"> Fine-tune Whisper-tiny ด้วย FLEURS ภาษาไทย เพื่อให้โมเดลเรียนรู้การถอดเสียงไทยเพิ่มเติมจากข้อมูลเสียงและข้อความที่จับคู่กัน บันทึกที่ </w:t>
-      </w:r>
-      <w:r>
-        <w:rPr/>
-        <w:t xml:space="preserve">models/whisper-th</w:t>
+        <w:t xml:space="preserve">A1 — Whisper-tiny ปรับด้วยภาษาไทย:</w:t>
+      </w:r>
+      <w:r>
+        <w:rPr/>
+        <w:t xml:space="preserve"> นำ Whisper-tiny มาฝึกเพิ่มเติมด้วย Dataset ของ FLEURS ภาษาไทย เพื่อให้ถอดเสียงไทยได้ดีขึ้น บันทึกที่ `models/whisper-th`</w:t>
+      </w:r>
+      <w:r>
+        <w:rPr/>
+        <w:t xml:space="preserve"/>
       </w:r>
     </w:p>
     <w:p>
@@ -1267,11 +1267,11 @@
       </w:r>
       <w:r>
         <w:rPr/>
-        <w:t xml:space="preserve"> เนื่องจาก A1 ยังถอดคำสั่งจริงผิด จึงทดลองรุ่นที่ใหญ่ขึ้นเพื่อดูว่าความสามารถของโมเดลตั้งต้นช่วยแก้ปัญหาได้เพียงใด ชื่อโมเดลคือ </w:t>
-      </w:r>
-      <w:r>
-        <w:rPr/>
-        <w:t xml:space="preserve">openai/whisper-small</w:t>
+        <w:t xml:space="preserve"> เนื่องจาก A1 ยังถอดคำสั่งจริงผิด จึงทดลองรุ่นที่ใหญ่ขึ้นเพื่อดูว่าความสามารถของโมเดลตั้งต้นช่วยแก้ปัญหาได้เพียงใด ชื่อโมเดลคือ `openai/whisper-small`</w:t>
+      </w:r>
+      <w:r>
+        <w:rPr/>
+        <w:t xml:space="preserve"/>
       </w:r>
     </w:p>
     <w:p>
@@ -1290,11 +1290,11 @@
       </w:r>
       <w:r>
         <w:rPr/>
-        <w:t xml:space="preserve"> การปรับน้ำหนักทั้งหมดของ Whisper-small ใช้หน่วยความจำเกิน GPU 4GB จึงใช้ LoRA ซึ่งฝึกพารามิเตอร์เสริมขนาดเล็กแทน พร้อมเพิ่มเสียง TTS ของคำสั่ง เพราะ FLEURS ไม่ครอบคลุมคำสั่งจัดการงานและคำอังกฤษที่ใช้ในระบบ ปรับความเร็วและเพิ่มเสียงรบกวนเพื่อให้ข้อมูลเสียงมีความหลากหลายขึ้น บันทึกที่ </w:t>
-      </w:r>
-      <w:r>
-        <w:rPr/>
-        <w:t xml:space="preserve">models/whisper-small-th</w:t>
+        <w:t xml:space="preserve"> การปรับโมเดล Whisper-small ทั้งหมดใช้หน่วยความจำเกิน 4GB จึงใช้ LoRA เพื่อฝึกเฉพาะส่วนเสริมขนาดเล็ก และเพิ่มเสียงคำสั่งที่สร้างจากข้อความ เพราะ FLEURS ไม่มีคำสั่งจัดการงานและคำภาษาอังกฤษที่ระบบต้องใช้ นอกจากนี้ยังปรับความเร็วและเพิ่มเสียงรบกวนให้ข้อมูลมีความหลากหลายขึ้น บันทึกที่ `models/whisper-small-th`</w:t>
+      </w:r>
+      <w:r>
+        <w:rPr/>
+        <w:t xml:space="preserve"/>
       </w:r>
     </w:p>
     <w:p>
@@ -1313,11 +1313,11 @@
       </w:r>
       <w:r>
         <w:rPr/>
-        <w:t xml:space="preserve"> ใช้ LoRA และเสียงสังเคราะห์เช่นเดียวกับ A3 แล้วเพิ่มเสียงผู้ใช้จริง เพื่อให้โมเดลเรียนรู้ลักษณะเสียง การออกเสียง และคำไทยปนอังกฤษของผู้ใช้ (speaker adaptation) บันทึกที่ </w:t>
-      </w:r>
-      <w:r>
-        <w:rPr/>
-        <w:t xml:space="preserve">models/whisper-small-th-v2</w:t>
+        <w:t xml:space="preserve"> ใช้วิธีเดียวกับ A3 แล้วเพิ่มเสียงจริงของผู้ใช้ เพื่อให้โมเดลคุ้นเคยกับลักษณะเสียง การออกเสียง และการพูดภาษาไทยผสมภาษาอังกฤษ บันทึกที่ `models/whisper-small-th-v2`</w:t>
+      </w:r>
+      <w:r>
+        <w:rPr/>
+        <w:t xml:space="preserve"/>
       </w:r>
     </w:p>
     <w:p>
@@ -1336,11 +1336,11 @@
       </w:r>
       <w:r>
         <w:rPr/>
-        <w:t xml:space="preserve"> ใช้วิธีฝึกเดียวกับ A4 และเพิ่มเสียงผู้ใช้ที่เน้นตัวเลขเวลา เพราะเวลาในคำสั่งนัดหมายถอดผิดบ่อยและส่งผลต่อการสร้างนัดหมายโดยตรง บันทึกที่ </w:t>
-      </w:r>
-      <w:r>
-        <w:rPr/>
-        <w:t xml:space="preserve">models/whisper-small-th-v3</w:t>
+        <w:t xml:space="preserve"> ใช้วิธีฝึกเดียวกับ A4 และเพิ่มเสียงผู้ใช้ที่เน้นตัวเลขเวลา เพราะเวลาในคำสั่งนัดหมายถอดผิดบ่อยและส่งผลต่อการสร้างนัดหมายโดยตรง บันทึกที่ `models/whisper-small-th-v3`</w:t>
+      </w:r>
+      <w:r>
+        <w:rPr/>
+        <w:t xml:space="preserve"/>
       </w:r>
     </w:p>
     <w:p>
@@ -1359,53 +1359,53 @@
       </w:r>
       <w:r>
         <w:rPr/>
-        <w:t xml:space="preserve"> ใช้ข้อมูลและวิธีฝึกเดียวกับ A5 แต่เพิ่มจำนวนขั้นฝึกจาก 800 เป็น 1,200 เพราะข้อผิดพลาดบนชุดพัฒนายังลดลงเมื่อจบการฝึกรอบเดิม จึงทดลองว่าการฝึกต่อช่วยกับคำสั่งจริงด้วยหรือไม่ บันทึกที่ </w:t>
-      </w:r>
-      <w:r>
-        <w:rPr/>
-        <w:t xml:space="preserve">models/whisper-small-th-v4</w:t>
-      </w:r>
-    </w:p>
-    <w:p>
-      <w:pPr>
-        <w:spacing w:lineRule="auto"/>
-      </w:pPr>
-      <w:r>
-        <w:rPr/>
-        <w:t xml:space="preserve">เลขในรหัส A0–A6 นับรวมการทดลองทั้ง Whisper-tiny และ Whisper-small ส่วน </w:t>
-      </w:r>
-      <w:r>
-        <w:rPr/>
-        <w:t xml:space="preserve">v2</w:t>
-      </w:r>
-      <w:r>
-        <w:rPr/>
-        <w:t xml:space="preserve">, </w:t>
-      </w:r>
-      <w:r>
-        <w:rPr/>
-        <w:t xml:space="preserve">v3</w:t>
-      </w:r>
-      <w:r>
-        <w:rPr/>
-        <w:t xml:space="preserve"> และ </w:t>
-      </w:r>
-      <w:r>
-        <w:rPr/>
-        <w:t xml:space="preserve">v4</w:t>
-      </w:r>
-      <w:r>
-        <w:rPr/>
-        <w:t xml:space="preserve"> ในชื่อโฟลเดอร์ใช้ระบุรุ่นของ Whisper-small ที่ปรับแต่งในโครงการ จึงตรงกับรหัส A4, A5 และ A6 ตามลำดับ</w:t>
-      </w:r>
-    </w:p>
-    <w:p>
-      <w:pPr>
-        <w:spacing w:lineRule="auto"/>
-      </w:pPr>
-      <w:r>
-        <w:rPr/>
-        <w:t xml:space="preserve">ระหว่างฝึกเก็บโมเดลที่มี CER หรืออัตราความผิดพลาดระดับตัวอักษรต่ำสุดบนชุดพัฒนา FLEURS แล้วนำแต่ละรุ่นไปประเมินกับเสียงคำสั่งจริง เพราะผลบนเสียงทั่วไปอาจไม่สะท้อนการใช้งานในระบบ</w:t>
+        <w:t xml:space="preserve"> ใช้ข้อมูลและวิธีฝึกเดียวกับ A5 แต่เพิ่มจำนวนขั้นฝึกจาก 800 เป็น 1,200 เพราะข้อผิดพลาดบนชุดพัฒนายังลดลงเมื่อจบการฝึกรอบเดิม จึงทดลองว่าการฝึกต่อช่วยกับคำสั่งจริงด้วยหรือไม่ บันทึกที่ `models/whisper-small-th-v4`</w:t>
+      </w:r>
+      <w:r>
+        <w:rPr/>
+        <w:t xml:space="preserve"/>
+      </w:r>
+    </w:p>
+    <w:p>
+      <w:pPr>
+        <w:spacing w:lineRule="auto"/>
+      </w:pPr>
+      <w:r>
+        <w:rPr/>
+        <w:t xml:space="preserve">เลขในรหัส A0–A6 นับรวมการทดลองทั้ง Whisper-tiny และ Whisper-small ส่วน v2, v3 และ v4 ในชื่อโฟลเดอร์ใช้ระบุรุ่นของ Whisper-small ที่ปรับแต่งในโครงการ จึงตรงกับรหัส A4, A5 และ A6 ตามลำดับ</w:t>
+      </w:r>
+      <w:r>
+        <w:rPr/>
+        <w:t xml:space="preserve"/>
+      </w:r>
+      <w:r>
+        <w:rPr/>
+        <w:t xml:space="preserve"/>
+      </w:r>
+      <w:r>
+        <w:rPr/>
+        <w:t xml:space="preserve"/>
+      </w:r>
+      <w:r>
+        <w:rPr/>
+        <w:t xml:space="preserve"/>
+      </w:r>
+      <w:r>
+        <w:rPr/>
+        <w:t xml:space="preserve"/>
+      </w:r>
+      <w:r>
+        <w:rPr/>
+        <w:t xml:space="preserve"/>
+      </w:r>
+    </w:p>
+    <w:p>
+      <w:pPr>
+        <w:spacing w:lineRule="auto"/>
+      </w:pPr>
+      <w:r>
+        <w:rPr/>
+        <w:t xml:space="preserve">ระหว่างฝึกจะเก็บโมเดลที่มีอัตราความผิดพลาดระดับตัวอักษร (CER) ต่ำที่สุดบนชุดตรวจสอบของ FLEURS แล้วนำไปทดสอบกับเสียงคำสั่งจริงอีกครั้ง เพราะผลจากเสียงทั่วไปอาจไม่ตรงกับผลเมื่อใช้งานจริง</w:t>
       </w:r>
     </w:p>
     <w:p>
@@ -1424,7 +1424,7 @@
       </w:pPr>
       <w:r>
         <w:rPr/>
-        <w:t xml:space="preserve">ชุดข้อมูลฝึก I1–I4 ใช้ MASSIVE เป็นฐาน ซึ่งมีตัวอย่างภาษาไทยและอังกฤษ แต่คำสั่งบางหมวดต่างจากงานของระบบ เช่น หมวด “lists” ส่วนใหญ่เป็นรายการซื้อของ จึงค่อย ๆ เพิ่มข้อมูลคำสั่งจัดการงานและนัดหมาย รวมถึงข้อความที่ถอดเสียงผิด เพื่อให้ข้อมูลฝึกใกล้กับสิ่งที่โมเดลได้รับตอนใช้งาน</w:t>
+        <w:t xml:space="preserve">ชุดข้อมูลฝึก I1–I4 เริ่มจาก Dataset ของ MASSIVE ซึ่งมีตัวอย่างภาษาไทยและอังกฤษ แต่บางหมวดไม่ตรงกับงานของระบบ เช่น หมวด “lists” ที่ส่วนใหญ่เป็นรายการซื้อของ จึงเพิ่มคำสั่งเกี่ยวกับงาน นัดหมาย และตัวอย่างข้อความที่ Whisper ถอดผิด เพื่อให้ข้อมูลฝึกใกล้กับสิ่งที่พบเมื่อใช้งานจริง</w:t>
       </w:r>
     </w:p>
     <w:p>
@@ -1443,15 +1443,15 @@
       </w:r>
       <w:r>
         <w:rPr/>
-        <w:t xml:space="preserve"> ใช้ MASSIVE ภาษาไทยและอังกฤษร่วมกับประโยคที่เขียนเอง และลดจำนวนตัวอย่าง </w:t>
-      </w:r>
-      <w:r>
-        <w:rPr/>
-        <w:t xml:space="preserve">other</w:t>
-      </w:r>
-      <w:r>
-        <w:rPr/>
-        <w:t xml:space="preserve"> เพราะมีมากกว่าหมวดคำสั่งที่ต้องการ เพื่อไม่ให้ข้อมูลส่วนนี้ครอบงำการฝึก</w:t>
+        <w:t xml:space="preserve"> ใช้ MASSIVE ภาษาไทยและอังกฤษร่วมกับประโยคที่ผู้พัฒนาเขียน และลดจำนวนตัวอย่าง `other` เพราะมีมากกว่าคำสั่งประเภทอื่น เพื่อให้ข้อมูลแต่ละประเภทสมดุลขึ้น</w:t>
+      </w:r>
+      <w:r>
+        <w:rPr/>
+        <w:t xml:space="preserve"/>
+      </w:r>
+      <w:r>
+        <w:rPr/>
+        <w:t xml:space="preserve"/>
       </w:r>
     </w:p>
     <w:p>
@@ -1466,11 +1466,11 @@
         <w:rPr>
           <w:b/>
         </w:rPr>
-        <w:t xml:space="preserve">I2 — ชุดข้อมูลเพิ่มคำสั่งเฉพาะงานและข้อผิดพลาดจาก ASR:</w:t>
-      </w:r>
-      <w:r>
-        <w:rPr/>
-        <w:t xml:space="preserve"> เพิ่มประโยคที่ Claude ช่วยเขียนเพื่อขยายสำนวนคำสั่ง และเพิ่มข้อความที่ ASR ถอดผิด เพื่อให้โมเดลพบข้อผิดพลาดที่อาจเกิดขึ้นจริง ทำซ้ำข้อมูลเฉพาะงานในชุดฝึก (oversampling) เพื่อให้มีน้ำหนักเพียงพอเมื่อรวมกับ MASSIVE</w:t>
+        <w:t xml:space="preserve">I2 — เพิ่มคำสั่งเฉพาะงานและตัวอย่างที่ถอดเสียงผิด:</w:t>
+      </w:r>
+      <w:r>
+        <w:rPr/>
+        <w:t xml:space="preserve"> เพิ่มประโยคที่ Claude ช่วยสร้างเพื่อให้มีรูปแบบคำสั่งหลากหลายขึ้น พร้อมเพิ่มข้อความที่ Whisper ถอดผิด และเพิ่มจำนวนตัวอย่างเฉพาะงาน เพื่อไม่ให้มีสัดส่วนน้อยเกินไปเมื่อรวมกับ MASSIVE</w:t>
       </w:r>
     </w:p>
     <w:p>
@@ -1517,7 +1517,7 @@
       </w:pPr>
       <w:r>
         <w:rPr/>
-        <w:t xml:space="preserve">การสร้างข้อความที่มีข้อผิดพลาดทำโดยนำประโยคคำสั่งไปสร้างเสียงด้วย gTTS ปรับความเร็วและเพิ่มเสียงรบกวน แล้วถอดกลับด้วย Whisper โดยคงป้าย intent ของประโยคต้นฉบับไว้ วิธีนี้ช่วยให้ชุดฝึกมีข้อความใกล้เคียงผลจาก ASR แทนที่จะมีเฉพาะข้อความที่เขียนถูกต้อง ผลการเปรียบเทียบโมเดลและข้อมูลฝึกแต่ละรุ่นแสดงในบทที่ 4</w:t>
+        <w:t xml:space="preserve">ตัวอย่างข้อความที่ถอดผิดสร้างโดยนำประโยคคำสั่งไปสร้างเป็นเสียงด้วย gTTS จากนั้นปรับความเร็ว เพิ่มเสียงรบกวน และใช้ Whisper แปลงกลับเป็นข้อความ โดยยังระบุประเภทคำสั่งเหมือนประโยคเดิม วิธีนี้ทำให้โมเดลได้เรียนรู้ทั้งข้อความที่เขียนถูกและข้อความที่อาจถอดผิดจริง ผลการเปรียบเทียบแสดงในบทที่ 4</w:t>
       </w:r>
     </w:p>
     <w:p>
@@ -1532,13 +1532,12 @@
     </w:p>
     <w:p>
       <w:pPr>
-        <w:spacing w:lineRule="auto"/>
-      </w:pPr>
-      <w:r>
-        <w:rPr>
-          <w:b/>
-        </w:rPr>
-        <w:t xml:space="preserve">เครื่องมือ:</w:t>
+        <w:pStyle w:val="Heading4"/>
+        <w:spacing w:lineRule="auto"/>
+      </w:pPr>
+      <w:r>
+        <w:rPr/>
+        <w:t xml:space="preserve">3.5.1 เครื่องมือที่ใช้</w:t>
       </w:r>
     </w:p>
     <w:p>
@@ -1576,7 +1575,7 @@
       </w:r>
       <w:r>
         <w:rPr/>
-        <w:t xml:space="preserve"> ฝึกและใช้งานโมเดล deep learning บน GPU</w:t>
+        <w:t xml:space="preserve"> ใช้ฝึกและเรียกใช้งานโมเดล Deep Learning บน GPU</w:t>
       </w:r>
     </w:p>
     <w:p>
@@ -1595,7 +1594,7 @@
       </w:r>
       <w:r>
         <w:rPr/>
-        <w:t xml:space="preserve"> ใช้ transformers, peft, accelerate และ evaluate สำหรับโหลด ปรับแต่ง และประเมินโมเดล Whisper</w:t>
+        <w:t xml:space="preserve"> ใช้เครื่องมือ transformers, peft, accelerate และ evaluate สำหรับดาวน์โหลด ปรับ และวัดผลโมเดล Whisper</w:t>
       </w:r>
     </w:p>
     <w:p>
@@ -1690,7 +1689,7 @@
       </w:r>
       <w:r>
         <w:rPr/>
-        <w:t xml:space="preserve"> คำนวณข้อผิดพลาดในการถอดเสียงด้วย CER และ WER</w:t>
+        <w:t xml:space="preserve"> คำนวณอัตราความผิดพลาดระดับตัวอักษร (CER) และระดับคำ (WER)</w:t>
       </w:r>
     </w:p>
     <w:p>
@@ -1769,809 +1768,183 @@
         <w:t xml:space="preserve"> GPU ที่ใช้ฝึกโมเดล</w:t>
       </w:r>
     </w:p>
-    <w:tbl>
-      <w:tblPr>
-        <w:tblBorders>
-          <w:top w:val="single" w:sz="2" w:space="0" w:color="000000"/>
-          <w:bottom w:val="single" w:sz="2" w:space="0" w:color="000000"/>
-          <w:left w:val="single" w:sz="2" w:space="0" w:color="000000"/>
-          <w:right w:val="single" w:sz="2" w:space="0" w:color="000000"/>
-        </w:tblBorders>
-        <w:tblCellSpacing w:w="0" w:type="dxa"/>
-        <w:tblCellMar>
-          <w:top w:type="dxa" w:w="80"/>
-          <w:bottom w:type="dxa" w:w="80"/>
-          <w:left w:type="dxa" w:w="160"/>
-          <w:right w:type="dxa" w:w="160"/>
-        </w:tblCellMar>
-        <w:jc w:val="center"/>
-      </w:tblPr>
-      <w:tblGrid>
-        <w:gridCol w:w="2160"/>
-        <w:gridCol w:w="2160"/>
-        <w:gridCol w:w="2160"/>
-        <w:gridCol w:w="2160"/>
-      </w:tblGrid>
-      <w:tr>
-        <w:trPr/>
-        <w:tc>
-          <w:tcPr>
-            <w:tcBorders>
-              <w:top w:val="single" w:sz="1" w:space="0" w:color="000000"/>
-              <w:bottom w:val="single" w:sz="1" w:space="0" w:color="000000"/>
-              <w:left w:val="single" w:sz="1" w:space="0" w:color="000000"/>
-              <w:right w:val="single" w:sz="1" w:space="0" w:color="000000"/>
-            </w:tcBorders>
-          </w:tcPr>
-          <w:p>
-            <w:pPr>
-              <w:spacing w:lineRule="auto"/>
-            </w:pPr>
-            <w:r>
-              <w:rPr/>
-              <w:t xml:space="preserve">Dataset</w:t>
-            </w:r>
-          </w:p>
-        </w:tc>
-        <w:tc>
-          <w:tcPr>
-            <w:tcBorders>
-              <w:top w:val="single" w:sz="1" w:space="0" w:color="000000"/>
-              <w:bottom w:val="single" w:sz="1" w:space="0" w:color="000000"/>
-              <w:left w:val="single" w:sz="1" w:space="0" w:color="000000"/>
-              <w:right w:val="single" w:sz="1" w:space="0" w:color="000000"/>
-            </w:tcBorders>
-          </w:tcPr>
-          <w:p>
-            <w:pPr>
-              <w:spacing w:lineRule="auto"/>
-            </w:pPr>
-            <w:r>
-              <w:rPr/>
-              <w:t xml:space="preserve">ที่มา</w:t>
-            </w:r>
-          </w:p>
-        </w:tc>
-        <w:tc>
-          <w:tcPr>
-            <w:tcBorders>
-              <w:top w:val="single" w:sz="1" w:space="0" w:color="000000"/>
-              <w:bottom w:val="single" w:sz="1" w:space="0" w:color="000000"/>
-              <w:left w:val="single" w:sz="1" w:space="0" w:color="000000"/>
-              <w:right w:val="single" w:sz="1" w:space="0" w:color="000000"/>
-            </w:tcBorders>
-          </w:tcPr>
-          <w:p>
-            <w:pPr>
-              <w:spacing w:lineRule="auto"/>
-            </w:pPr>
-            <w:r>
-              <w:rPr/>
-              <w:t xml:space="preserve">ขนาด</w:t>
-            </w:r>
-          </w:p>
-        </w:tc>
-        <w:tc>
-          <w:tcPr>
-            <w:tcBorders>
-              <w:top w:val="single" w:sz="1" w:space="0" w:color="000000"/>
-              <w:bottom w:val="single" w:sz="1" w:space="0" w:color="000000"/>
-              <w:left w:val="single" w:sz="1" w:space="0" w:color="000000"/>
-              <w:right w:val="single" w:sz="1" w:space="0" w:color="000000"/>
-            </w:tcBorders>
-          </w:tcPr>
-          <w:p>
-            <w:pPr>
-              <w:spacing w:lineRule="auto"/>
-            </w:pPr>
-            <w:r>
-              <w:rPr/>
-              <w:t xml:space="preserve">ใช้ทำอะไร</w:t>
-            </w:r>
-          </w:p>
-        </w:tc>
-      </w:tr>
-      <w:tblGrid>
-        <w:gridCol w:w="2160"/>
-        <w:gridCol w:w="2160"/>
-        <w:gridCol w:w="2160"/>
-        <w:gridCol w:w="2160"/>
-      </w:tblGrid>
-      <w:tr>
-        <w:trPr/>
-        <w:tc>
-          <w:tcPr>
-            <w:tcBorders>
-              <w:top w:val="single" w:sz="1" w:space="0" w:color="000000"/>
-              <w:bottom w:val="single" w:sz="1" w:space="0" w:color="000000"/>
-              <w:left w:val="single" w:sz="1" w:space="0" w:color="000000"/>
-              <w:right w:val="single" w:sz="1" w:space="0" w:color="000000"/>
-            </w:tcBorders>
-          </w:tcPr>
-          <w:p>
-            <w:pPr>
-              <w:spacing w:lineRule="auto"/>
-            </w:pPr>
-            <w:hyperlink r:id="rId6">
-              <w:r>
-                <w:rPr>
-                  <w:rStyle w:val="Hyperlink"/>
-                </w:rPr>
-                <w:t xml:space="preserve">MASSIVE</w:t>
-              </w:r>
-            </w:hyperlink>
-          </w:p>
-          <w:p>
-            <w:pPr>
-              <w:spacing w:lineRule="auto"/>
-            </w:pPr>
-            <w:r>
-              <w:rPr/>
-              <w:t xml:space="preserve"> th-TH + en-US</w:t>
-            </w:r>
-          </w:p>
-        </w:tc>
-        <w:tc>
-          <w:tcPr>
-            <w:tcBorders>
-              <w:top w:val="single" w:sz="1" w:space="0" w:color="000000"/>
-              <w:bottom w:val="single" w:sz="1" w:space="0" w:color="000000"/>
-              <w:left w:val="single" w:sz="1" w:space="0" w:color="000000"/>
-              <w:right w:val="single" w:sz="1" w:space="0" w:color="000000"/>
-            </w:tcBorders>
-          </w:tcPr>
-          <w:p>
-            <w:pPr>
-              <w:spacing w:lineRule="auto"/>
-            </w:pPr>
-            <w:r>
-              <w:rPr/>
-              <w:t xml:space="preserve">Amazon, CC-BY-4.0</w:t>
-            </w:r>
-          </w:p>
-        </w:tc>
-        <w:tc>
-          <w:tcPr>
-            <w:tcBorders>
-              <w:top w:val="single" w:sz="1" w:space="0" w:color="000000"/>
-              <w:bottom w:val="single" w:sz="1" w:space="0" w:color="000000"/>
-              <w:left w:val="single" w:sz="1" w:space="0" w:color="000000"/>
-              <w:right w:val="single" w:sz="1" w:space="0" w:color="000000"/>
-            </w:tcBorders>
-          </w:tcPr>
-          <w:p>
-            <w:pPr>
-              <w:spacing w:lineRule="auto"/>
-            </w:pPr>
-            <w:r>
-              <w:rPr/>
-              <w:t xml:space="preserve">~11.5k train / 2k dev / 3k test ต่อภาษา</w:t>
-            </w:r>
-          </w:p>
-        </w:tc>
-        <w:tc>
-          <w:tcPr>
-            <w:tcBorders>
-              <w:top w:val="single" w:sz="1" w:space="0" w:color="000000"/>
-              <w:bottom w:val="single" w:sz="1" w:space="0" w:color="000000"/>
-              <w:left w:val="single" w:sz="1" w:space="0" w:color="000000"/>
-              <w:right w:val="single" w:sz="1" w:space="0" w:color="000000"/>
-            </w:tcBorders>
-          </w:tcPr>
-          <w:p>
-            <w:pPr>
-              <w:spacing w:lineRule="auto"/>
-            </w:pPr>
-            <w:r>
-              <w:rPr/>
-              <w:t xml:space="preserve">เทรน/ทดสอบ intent (แมป 60 → 6 intent)</w:t>
-            </w:r>
-          </w:p>
-        </w:tc>
-      </w:tr>
-      <w:tr>
-        <w:trPr/>
-        <w:tc>
-          <w:tcPr>
-            <w:tcBorders>
-              <w:top w:val="single" w:sz="1" w:space="0" w:color="000000"/>
-              <w:bottom w:val="single" w:sz="1" w:space="0" w:color="000000"/>
-              <w:left w:val="single" w:sz="1" w:space="0" w:color="000000"/>
-              <w:right w:val="single" w:sz="1" w:space="0" w:color="000000"/>
-            </w:tcBorders>
-          </w:tcPr>
-          <w:p>
-            <w:pPr>
-              <w:spacing w:lineRule="auto"/>
-            </w:pPr>
-            <w:hyperlink r:id="rId7">
-              <w:r>
-                <w:rPr>
-                  <w:rStyle w:val="Hyperlink"/>
-                </w:rPr>
-                <w:t xml:space="preserve">FLEURS</w:t>
-              </w:r>
-            </w:hyperlink>
-          </w:p>
-          <w:p>
-            <w:pPr>
-              <w:spacing w:lineRule="auto"/>
-            </w:pPr>
-            <w:r>
-              <w:rPr/>
-              <w:t xml:space="preserve"> th_th</w:t>
-            </w:r>
-          </w:p>
-        </w:tc>
-        <w:tc>
-          <w:tcPr>
-            <w:tcBorders>
-              <w:top w:val="single" w:sz="1" w:space="0" w:color="000000"/>
-              <w:bottom w:val="single" w:sz="1" w:space="0" w:color="000000"/>
-              <w:left w:val="single" w:sz="1" w:space="0" w:color="000000"/>
-              <w:right w:val="single" w:sz="1" w:space="0" w:color="000000"/>
-            </w:tcBorders>
-          </w:tcPr>
-          <w:p>
-            <w:pPr>
-              <w:spacing w:lineRule="auto"/>
-            </w:pPr>
-            <w:r>
-              <w:rPr/>
-              <w:t xml:space="preserve">Google, CC-BY-4.0</w:t>
-            </w:r>
-          </w:p>
-        </w:tc>
-        <w:tc>
-          <w:tcPr>
-            <w:tcBorders>
-              <w:top w:val="single" w:sz="1" w:space="0" w:color="000000"/>
-              <w:bottom w:val="single" w:sz="1" w:space="0" w:color="000000"/>
-              <w:left w:val="single" w:sz="1" w:space="0" w:color="000000"/>
-              <w:right w:val="single" w:sz="1" w:space="0" w:color="000000"/>
-            </w:tcBorders>
-          </w:tcPr>
-          <w:p>
-            <w:pPr>
-              <w:spacing w:lineRule="auto"/>
-            </w:pPr>
-            <w:r>
-              <w:rPr/>
-              <w:t xml:space="preserve">2,602 train (8.5 ชม.) / 439 dev / 1,021 test</w:t>
-            </w:r>
-          </w:p>
-        </w:tc>
-        <w:tc>
-          <w:tcPr>
-            <w:tcBorders>
-              <w:top w:val="single" w:sz="1" w:space="0" w:color="000000"/>
-              <w:bottom w:val="single" w:sz="1" w:space="0" w:color="000000"/>
-              <w:left w:val="single" w:sz="1" w:space="0" w:color="000000"/>
-              <w:right w:val="single" w:sz="1" w:space="0" w:color="000000"/>
-            </w:tcBorders>
-          </w:tcPr>
-          <w:p>
-            <w:pPr>
-              <w:spacing w:lineRule="auto"/>
-            </w:pPr>
-            <w:r>
-              <w:rPr/>
-              <w:t xml:space="preserve">Fine-tune และทดสอบ ASR</w:t>
-            </w:r>
-          </w:p>
-        </w:tc>
-      </w:tr>
-      <w:tr>
-        <w:trPr/>
-        <w:tc>
-          <w:tcPr>
-            <w:tcBorders>
-              <w:top w:val="single" w:sz="1" w:space="0" w:color="000000"/>
-              <w:bottom w:val="single" w:sz="1" w:space="0" w:color="000000"/>
-              <w:left w:val="single" w:sz="1" w:space="0" w:color="000000"/>
-              <w:right w:val="single" w:sz="1" w:space="0" w:color="000000"/>
-            </w:tcBorders>
-          </w:tcPr>
-          <w:p>
-            <w:pPr>
-              <w:spacing w:lineRule="auto"/>
-            </w:pPr>
-            <w:r>
-              <w:rPr>
-                <w:highlight w:val="lightGray"/>
-              </w:rPr>
-              <w:t xml:space="preserve">data/custom_intents.csv</w:t>
-            </w:r>
-          </w:p>
-        </w:tc>
-        <w:tc>
-          <w:tcPr>
-            <w:tcBorders>
-              <w:top w:val="single" w:sz="1" w:space="0" w:color="000000"/>
-              <w:bottom w:val="single" w:sz="1" w:space="0" w:color="000000"/>
-              <w:left w:val="single" w:sz="1" w:space="0" w:color="000000"/>
-              <w:right w:val="single" w:sz="1" w:space="0" w:color="000000"/>
-            </w:tcBorders>
-          </w:tcPr>
-          <w:p>
-            <w:pPr>
-              <w:spacing w:lineRule="auto"/>
-            </w:pPr>
-            <w:r>
-              <w:rPr/>
-              <w:t xml:space="preserve">เขียนเอง</w:t>
-            </w:r>
-          </w:p>
-        </w:tc>
-        <w:tc>
-          <w:tcPr>
-            <w:tcBorders>
-              <w:top w:val="single" w:sz="1" w:space="0" w:color="000000"/>
-              <w:bottom w:val="single" w:sz="1" w:space="0" w:color="000000"/>
-              <w:left w:val="single" w:sz="1" w:space="0" w:color="000000"/>
-              <w:right w:val="single" w:sz="1" w:space="0" w:color="000000"/>
-            </w:tcBorders>
-          </w:tcPr>
-          <w:p>
-            <w:pPr>
-              <w:spacing w:lineRule="auto"/>
-            </w:pPr>
-            <w:r>
-              <w:rPr/>
-              <w:t xml:space="preserve">30 ประโยค</w:t>
-            </w:r>
-          </w:p>
-        </w:tc>
-        <w:tc>
-          <w:tcPr>
-            <w:tcBorders>
-              <w:top w:val="single" w:sz="1" w:space="0" w:color="000000"/>
-              <w:bottom w:val="single" w:sz="1" w:space="0" w:color="000000"/>
-              <w:left w:val="single" w:sz="1" w:space="0" w:color="000000"/>
-              <w:right w:val="single" w:sz="1" w:space="0" w:color="000000"/>
-            </w:tcBorders>
-          </w:tcPr>
-          <w:p>
-            <w:pPr>
-              <w:spacing w:lineRule="auto"/>
-            </w:pPr>
-            <w:r>
-              <w:rPr/>
-              <w:t xml:space="preserve">เทรน intent</w:t>
-            </w:r>
-          </w:p>
-        </w:tc>
-      </w:tr>
-      <w:tr>
-        <w:trPr/>
-        <w:tc>
-          <w:tcPr>
-            <w:tcBorders>
-              <w:top w:val="single" w:sz="1" w:space="0" w:color="000000"/>
-              <w:bottom w:val="single" w:sz="1" w:space="0" w:color="000000"/>
-              <w:left w:val="single" w:sz="1" w:space="0" w:color="000000"/>
-              <w:right w:val="single" w:sz="1" w:space="0" w:color="000000"/>
-            </w:tcBorders>
-          </w:tcPr>
-          <w:p>
-            <w:pPr>
-              <w:spacing w:lineRule="auto"/>
-            </w:pPr>
-            <w:r>
-              <w:rPr>
-                <w:highlight w:val="lightGray"/>
-              </w:rPr>
-              <w:t xml:space="preserve">data/generated_intents.csv</w:t>
-            </w:r>
-          </w:p>
-        </w:tc>
-        <w:tc>
-          <w:tcPr>
-            <w:tcBorders>
-              <w:top w:val="single" w:sz="1" w:space="0" w:color="000000"/>
-              <w:bottom w:val="single" w:sz="1" w:space="0" w:color="000000"/>
-              <w:left w:val="single" w:sz="1" w:space="0" w:color="000000"/>
-              <w:right w:val="single" w:sz="1" w:space="0" w:color="000000"/>
-            </w:tcBorders>
-          </w:tcPr>
-          <w:p>
-            <w:pPr>
-              <w:spacing w:lineRule="auto"/>
-            </w:pPr>
-            <w:r>
-              <w:rPr/>
-              <w:t xml:space="preserve">เขียนโดย Claude</w:t>
-            </w:r>
-          </w:p>
-        </w:tc>
-        <w:tc>
-          <w:tcPr>
-            <w:tcBorders>
-              <w:top w:val="single" w:sz="1" w:space="0" w:color="000000"/>
-              <w:bottom w:val="single" w:sz="1" w:space="0" w:color="000000"/>
-              <w:left w:val="single" w:sz="1" w:space="0" w:color="000000"/>
-              <w:right w:val="single" w:sz="1" w:space="0" w:color="000000"/>
-            </w:tcBorders>
-          </w:tcPr>
-          <w:p>
-            <w:pPr>
-              <w:spacing w:lineRule="auto"/>
-            </w:pPr>
-            <w:r>
-              <w:rPr/>
-              <w:t xml:space="preserve">150 ประโยค (25/intent)</w:t>
-            </w:r>
-          </w:p>
-        </w:tc>
-        <w:tc>
-          <w:tcPr>
-            <w:tcBorders>
-              <w:top w:val="single" w:sz="1" w:space="0" w:color="000000"/>
-              <w:bottom w:val="single" w:sz="1" w:space="0" w:color="000000"/>
-              <w:left w:val="single" w:sz="1" w:space="0" w:color="000000"/>
-              <w:right w:val="single" w:sz="1" w:space="0" w:color="000000"/>
-            </w:tcBorders>
-          </w:tcPr>
-          <w:p>
-            <w:pPr>
-              <w:spacing w:lineRule="auto"/>
-            </w:pPr>
-            <w:r>
-              <w:rPr/>
-              <w:t xml:space="preserve">เทรน intent</w:t>
-            </w:r>
-          </w:p>
-        </w:tc>
-      </w:tr>
-      <w:tr>
-        <w:trPr/>
-        <w:tc>
-          <w:tcPr>
-            <w:tcBorders>
-              <w:top w:val="single" w:sz="1" w:space="0" w:color="000000"/>
-              <w:bottom w:val="single" w:sz="1" w:space="0" w:color="000000"/>
-              <w:left w:val="single" w:sz="1" w:space="0" w:color="000000"/>
-              <w:right w:val="single" w:sz="1" w:space="0" w:color="000000"/>
-            </w:tcBorders>
-          </w:tcPr>
-          <w:p>
-            <w:pPr>
-              <w:spacing w:lineRule="auto"/>
-            </w:pPr>
-            <w:r>
-              <w:rPr>
-                <w:highlight w:val="lightGray"/>
-              </w:rPr>
-              <w:t xml:space="preserve">data/augmented_intents.csv</w:t>
-            </w:r>
-          </w:p>
-        </w:tc>
-        <w:tc>
-          <w:tcPr>
-            <w:tcBorders>
-              <w:top w:val="single" w:sz="1" w:space="0" w:color="000000"/>
-              <w:bottom w:val="single" w:sz="1" w:space="0" w:color="000000"/>
-              <w:left w:val="single" w:sz="1" w:space="0" w:color="000000"/>
-              <w:right w:val="single" w:sz="1" w:space="0" w:color="000000"/>
-            </w:tcBorders>
-          </w:tcPr>
-          <w:p>
-            <w:pPr>
-              <w:spacing w:lineRule="auto"/>
-            </w:pPr>
-            <w:r>
-              <w:rPr/>
-              <w:t xml:space="preserve">gTTS → Whisper</w:t>
-            </w:r>
-          </w:p>
-        </w:tc>
-        <w:tc>
-          <w:tcPr>
-            <w:tcBorders>
-              <w:top w:val="single" w:sz="1" w:space="0" w:color="000000"/>
-              <w:bottom w:val="single" w:sz="1" w:space="0" w:color="000000"/>
-              <w:left w:val="single" w:sz="1" w:space="0" w:color="000000"/>
-              <w:right w:val="single" w:sz="1" w:space="0" w:color="000000"/>
-            </w:tcBorders>
-          </w:tcPr>
-          <w:p>
-            <w:pPr>
-              <w:spacing w:lineRule="auto"/>
-            </w:pPr>
-            <w:r>
-              <w:rPr/>
-              <w:t xml:space="preserve">720 แถว</w:t>
-            </w:r>
-          </w:p>
-        </w:tc>
-        <w:tc>
-          <w:tcPr>
-            <w:tcBorders>
-              <w:top w:val="single" w:sz="1" w:space="0" w:color="000000"/>
-              <w:bottom w:val="single" w:sz="1" w:space="0" w:color="000000"/>
-              <w:left w:val="single" w:sz="1" w:space="0" w:color="000000"/>
-              <w:right w:val="single" w:sz="1" w:space="0" w:color="000000"/>
-            </w:tcBorders>
-          </w:tcPr>
-          <w:p>
-            <w:pPr>
-              <w:spacing w:lineRule="auto"/>
-            </w:pPr>
-            <w:r>
-              <w:rPr/>
-              <w:t xml:space="preserve">เทรน intent ให้ทน ASR error</w:t>
-            </w:r>
-          </w:p>
-        </w:tc>
-      </w:tr>
-      <w:tr>
-        <w:trPr/>
-        <w:tc>
-          <w:tcPr>
-            <w:tcBorders>
-              <w:top w:val="single" w:sz="1" w:space="0" w:color="000000"/>
-              <w:bottom w:val="single" w:sz="1" w:space="0" w:color="000000"/>
-              <w:left w:val="single" w:sz="1" w:space="0" w:color="000000"/>
-              <w:right w:val="single" w:sz="1" w:space="0" w:color="000000"/>
-            </w:tcBorders>
-          </w:tcPr>
-          <w:p>
-            <w:pPr>
-              <w:spacing w:lineRule="auto"/>
-            </w:pPr>
-            <w:r>
-              <w:rPr>
-                <w:highlight w:val="lightGray"/>
-              </w:rPr>
-              <w:t xml:space="preserve">data/audio_train/</w:t>
-            </w:r>
-          </w:p>
-        </w:tc>
-        <w:tc>
-          <w:tcPr>
-            <w:tcBorders>
-              <w:top w:val="single" w:sz="1" w:space="0" w:color="000000"/>
-              <w:bottom w:val="single" w:sz="1" w:space="0" w:color="000000"/>
-              <w:left w:val="single" w:sz="1" w:space="0" w:color="000000"/>
-              <w:right w:val="single" w:sz="1" w:space="0" w:color="000000"/>
-            </w:tcBorders>
-          </w:tcPr>
-          <w:p>
-            <w:pPr>
-              <w:spacing w:lineRule="auto"/>
-            </w:pPr>
-            <w:r>
-              <w:rPr/>
-              <w:t xml:space="preserve">อัดเสียงผู้ใช้</w:t>
-            </w:r>
-          </w:p>
-        </w:tc>
-        <w:tc>
-          <w:tcPr>
-            <w:tcBorders>
-              <w:top w:val="single" w:sz="1" w:space="0" w:color="000000"/>
-              <w:bottom w:val="single" w:sz="1" w:space="0" w:color="000000"/>
-              <w:left w:val="single" w:sz="1" w:space="0" w:color="000000"/>
-              <w:right w:val="single" w:sz="1" w:space="0" w:color="000000"/>
-            </w:tcBorders>
-          </w:tcPr>
-          <w:p>
-            <w:pPr>
-              <w:spacing w:lineRule="auto"/>
-            </w:pPr>
-            <w:r>
-              <w:rPr/>
-              <w:t xml:space="preserve">112 ประโยค</w:t>
-            </w:r>
-          </w:p>
-        </w:tc>
-        <w:tc>
-          <w:tcPr>
-            <w:tcBorders>
-              <w:top w:val="single" w:sz="1" w:space="0" w:color="000000"/>
-              <w:bottom w:val="single" w:sz="1" w:space="0" w:color="000000"/>
-              <w:left w:val="single" w:sz="1" w:space="0" w:color="000000"/>
-              <w:right w:val="single" w:sz="1" w:space="0" w:color="000000"/>
-            </w:tcBorders>
-          </w:tcPr>
-          <w:p>
-            <w:pPr>
-              <w:spacing w:lineRule="auto"/>
-            </w:pPr>
-            <w:r>
-              <w:rPr/>
-              <w:t xml:space="preserve">เทรน ASR (speaker adaptation) + intent</w:t>
-            </w:r>
-          </w:p>
-        </w:tc>
-      </w:tr>
-      <w:tr>
-        <w:trPr/>
-        <w:tc>
-          <w:tcPr>
-            <w:tcBorders>
-              <w:top w:val="single" w:sz="1" w:space="0" w:color="000000"/>
-              <w:bottom w:val="single" w:sz="1" w:space="0" w:color="000000"/>
-              <w:left w:val="single" w:sz="1" w:space="0" w:color="000000"/>
-              <w:right w:val="single" w:sz="1" w:space="0" w:color="000000"/>
-            </w:tcBorders>
-          </w:tcPr>
-          <w:p>
-            <w:pPr>
-              <w:spacing w:lineRule="auto"/>
-            </w:pPr>
-            <w:r>
-              <w:rPr>
-                <w:highlight w:val="lightGray"/>
-              </w:rPr>
-              <w:t xml:space="preserve">data/audio/</w:t>
-            </w:r>
-          </w:p>
-          <w:p>
-            <w:pPr>
-              <w:spacing w:lineRule="auto"/>
-            </w:pPr>
-            <w:r>
-              <w:rPr/>
-              <w:t xml:space="preserve"> (test)</w:t>
-            </w:r>
-          </w:p>
-        </w:tc>
-        <w:tc>
-          <w:tcPr>
-            <w:tcBorders>
-              <w:top w:val="single" w:sz="1" w:space="0" w:color="000000"/>
-              <w:bottom w:val="single" w:sz="1" w:space="0" w:color="000000"/>
-              <w:left w:val="single" w:sz="1" w:space="0" w:color="000000"/>
-              <w:right w:val="single" w:sz="1" w:space="0" w:color="000000"/>
-            </w:tcBorders>
-          </w:tcPr>
-          <w:p>
-            <w:pPr>
-              <w:spacing w:lineRule="auto"/>
-            </w:pPr>
-            <w:r>
-              <w:rPr/>
-              <w:t xml:space="preserve">อัดเสียงผู้ใช้</w:t>
-            </w:r>
-          </w:p>
-        </w:tc>
-        <w:tc>
-          <w:tcPr>
-            <w:tcBorders>
-              <w:top w:val="single" w:sz="1" w:space="0" w:color="000000"/>
-              <w:bottom w:val="single" w:sz="1" w:space="0" w:color="000000"/>
-              <w:left w:val="single" w:sz="1" w:space="0" w:color="000000"/>
-              <w:right w:val="single" w:sz="1" w:space="0" w:color="000000"/>
-            </w:tcBorders>
-          </w:tcPr>
-          <w:p>
-            <w:pPr>
-              <w:spacing w:lineRule="auto"/>
-            </w:pPr>
-            <w:r>
-              <w:rPr/>
-              <w:t xml:space="preserve">60 ประโยค (10/intent)</w:t>
-            </w:r>
-          </w:p>
-        </w:tc>
-        <w:tc>
-          <w:tcPr>
-            <w:tcBorders>
-              <w:top w:val="single" w:sz="1" w:space="0" w:color="000000"/>
-              <w:bottom w:val="single" w:sz="1" w:space="0" w:color="000000"/>
-              <w:left w:val="single" w:sz="1" w:space="0" w:color="000000"/>
-              <w:right w:val="single" w:sz="1" w:space="0" w:color="000000"/>
-            </w:tcBorders>
-          </w:tcPr>
-          <w:p>
-            <w:pPr>
-              <w:spacing w:lineRule="auto"/>
-            </w:pPr>
-            <w:r>
-              <w:rPr/>
-              <w:t xml:space="preserve">ทดสอบ end-to-end เท่านั้น</w:t>
-            </w:r>
-          </w:p>
-        </w:tc>
-      </w:tr>
-      <w:tr>
-        <w:trPr/>
-        <w:tc>
-          <w:tcPr>
-            <w:tcBorders>
-              <w:top w:val="single" w:sz="1" w:space="0" w:color="000000"/>
-              <w:bottom w:val="single" w:sz="1" w:space="0" w:color="000000"/>
-              <w:left w:val="single" w:sz="1" w:space="0" w:color="000000"/>
-              <w:right w:val="single" w:sz="1" w:space="0" w:color="000000"/>
-            </w:tcBorders>
-          </w:tcPr>
-          <w:p>
-            <w:pPr>
-              <w:spacing w:lineRule="auto"/>
-            </w:pPr>
-            <w:r>
-              <w:rPr>
-                <w:highlight w:val="lightGray"/>
-              </w:rPr>
-              <w:t xml:space="preserve">data/slots_gold.csv</w:t>
-            </w:r>
-          </w:p>
-        </w:tc>
-        <w:tc>
-          <w:tcPr>
-            <w:tcBorders>
-              <w:top w:val="single" w:sz="1" w:space="0" w:color="000000"/>
-              <w:bottom w:val="single" w:sz="1" w:space="0" w:color="000000"/>
-              <w:left w:val="single" w:sz="1" w:space="0" w:color="000000"/>
-              <w:right w:val="single" w:sz="1" w:space="0" w:color="000000"/>
-            </w:tcBorders>
-          </w:tcPr>
-          <w:p>
-            <w:pPr>
-              <w:spacing w:lineRule="auto"/>
-            </w:pPr>
-            <w:r>
-              <w:rPr/>
-              <w:t xml:space="preserve">เขียนเฉลยเอง</w:t>
-            </w:r>
-          </w:p>
-        </w:tc>
-        <w:tc>
-          <w:tcPr>
-            <w:tcBorders>
-              <w:top w:val="single" w:sz="1" w:space="0" w:color="000000"/>
-              <w:bottom w:val="single" w:sz="1" w:space="0" w:color="000000"/>
-              <w:left w:val="single" w:sz="1" w:space="0" w:color="000000"/>
-              <w:right w:val="single" w:sz="1" w:space="0" w:color="000000"/>
-            </w:tcBorders>
-          </w:tcPr>
-          <w:p>
-            <w:pPr>
-              <w:spacing w:lineRule="auto"/>
-            </w:pPr>
-            <w:r>
-              <w:rPr/>
-              <w:t xml:space="preserve">30 ประโยค</w:t>
-            </w:r>
-          </w:p>
-        </w:tc>
-        <w:tc>
-          <w:tcPr>
-            <w:tcBorders>
-              <w:top w:val="single" w:sz="1" w:space="0" w:color="000000"/>
-              <w:bottom w:val="single" w:sz="1" w:space="0" w:color="000000"/>
-              <w:left w:val="single" w:sz="1" w:space="0" w:color="000000"/>
-              <w:right w:val="single" w:sz="1" w:space="0" w:color="000000"/>
-            </w:tcBorders>
-          </w:tcPr>
-          <w:p>
-            <w:pPr>
-              <w:spacing w:lineRule="auto"/>
-            </w:pPr>
-            <w:r>
-              <w:rPr/>
-              <w:t xml:space="preserve">ทดสอบ slot</w:t>
-            </w:r>
-          </w:p>
-        </w:tc>
-      </w:tr>
-    </w:tbl>
-    <w:p>
-      <w:pPr>
-        <w:spacing w:lineRule="auto"/>
-      </w:pPr>
-      <w:r>
-        <w:rPr/>
-      </w:r>
-    </w:p>
-    <w:p>
-      <w:pPr>
-        <w:spacing w:lineRule="auto"/>
-      </w:pPr>
-      <w:r>
-        <w:rPr/>
-        <w:t xml:space="preserve">ชุดทดสอบแยกจากชุดเทรน: ประโยคใน test มี similarity กับ train สูงสุด 0.73</w:t>
+    <w:p>
+      <w:pPr>
+        <w:pStyle w:val="Heading4"/>
+        <w:spacing w:lineRule="auto"/>
+      </w:pPr>
+      <w:r>
+        <w:rPr/>
+        <w:t xml:space="preserve">3.5.2 ชุดข้อมูลที่ใช้</w:t>
+      </w:r>
+    </w:p>
+    <w:p>
+      <w:pPr>
+        <w:numPr>
+          <w:ilvl w:val="0"/>
+          <w:numId w:val="10"/>
+        </w:numPr>
+        <w:spacing w:lineRule="auto"/>
+      </w:pPr>
+      <w:r>
+        <w:rPr>
+          <w:b/>
+        </w:rPr>
+        <w:t xml:space="preserve">Dataset ของ MASSIVE:</w:t>
+      </w:r>
+      <w:r>
+        <w:rPr/>
+        <w:t xml:space="preserve"> ข้อความคำสั่งภาษาไทยและภาษาอังกฤษ ใช้ฝึกและทดสอบโมเดลจำแนกประเภทคำสั่ง โดยมีข้อมูลฝึกประมาณ 11,500 ประโยคต่อภาษา</w:t>
+      </w:r>
+    </w:p>
+    <w:p>
+      <w:pPr>
+        <w:numPr>
+          <w:ilvl w:val="0"/>
+          <w:numId w:val="10"/>
+        </w:numPr>
+        <w:spacing w:lineRule="auto"/>
+      </w:pPr>
+      <w:r>
+        <w:rPr>
+          <w:b/>
+        </w:rPr>
+        <w:t xml:space="preserve">Dataset ของ FLEURS:</w:t>
+      </w:r>
+      <w:r>
+        <w:rPr/>
+        <w:t xml:space="preserve"> เสียงพูดภาษาไทยพร้อมข้อความถอดเสียง ใช้ปรับและทดสอบ Whisper โดยมีข้อมูลฝึก 2,602 เสียง รวมประมาณ 8.5 ชั่วโมง</w:t>
+      </w:r>
+    </w:p>
+    <w:p>
+      <w:pPr>
+        <w:numPr>
+          <w:ilvl w:val="0"/>
+          <w:numId w:val="10"/>
+        </w:numPr>
+        <w:spacing w:lineRule="auto"/>
+      </w:pPr>
+      <w:r>
+        <w:rPr>
+          <w:b/>
+        </w:rPr>
+        <w:t xml:space="preserve">ชุดข้อความคำสั่งที่ผู้พัฒนาเขียน:</w:t>
+      </w:r>
+      <w:r>
+        <w:rPr/>
+        <w:t xml:space="preserve"> ข้อความคำสั่งเฉพาะงาน 30 ประโยคใน data/custom_intents.csv ใช้ฝึกโมเดลจำแนกประเภทคำสั่ง</w:t>
+      </w:r>
+    </w:p>
+    <w:p>
+      <w:pPr>
+        <w:numPr>
+          <w:ilvl w:val="0"/>
+          <w:numId w:val="10"/>
+        </w:numPr>
+        <w:spacing w:lineRule="auto"/>
+      </w:pPr>
+      <w:r>
+        <w:rPr>
+          <w:b/>
+        </w:rPr>
+        <w:t xml:space="preserve">ชุดข้อความคำสั่งที่ Claude สร้าง:</w:t>
+      </w:r>
+      <w:r>
+        <w:rPr/>
+        <w:t xml:space="preserve"> ข้อความคำสั่งหลายรูปแบบ 150 ประโยคใน data/generated_intents.csv ใช้เพิ่มความหลากหลายให้ข้อมูลฝึก</w:t>
+      </w:r>
+    </w:p>
+    <w:p>
+      <w:pPr>
+        <w:numPr>
+          <w:ilvl w:val="0"/>
+          <w:numId w:val="10"/>
+        </w:numPr>
+        <w:spacing w:lineRule="auto"/>
+      </w:pPr>
+      <w:r>
+        <w:rPr>
+          <w:b/>
+        </w:rPr>
+        <w:t xml:space="preserve">ชุดข้อความที่จำลองข้อผิดพลาดของ Whisper:</w:t>
+      </w:r>
+      <w:r>
+        <w:rPr/>
+        <w:t xml:space="preserve"> ข้อความ 720 ประโยคใน data/augmented_intents.csv สร้างผ่าน gTTS และ Whisper เพื่อช่วยให้โมเดลรับมือกับข้อความที่ถอดผิด</w:t>
+      </w:r>
+    </w:p>
+    <w:p>
+      <w:pPr>
+        <w:numPr>
+          <w:ilvl w:val="0"/>
+          <w:numId w:val="10"/>
+        </w:numPr>
+        <w:spacing w:lineRule="auto"/>
+      </w:pPr>
+      <w:r>
+        <w:rPr>
+          <w:b/>
+        </w:rPr>
+        <w:t xml:space="preserve">ชุดไฟล์เสียงคำสั่งที่ผู้พัฒนาอัดสำหรับฝึกโมเดล:</w:t>
+      </w:r>
+      <w:r>
+        <w:rPr/>
+        <w:t xml:space="preserve"> เสียงคำสั่ง 112 เสียงพร้อมข้อความใน data/audio_train/ ใช้ปรับ Whisper และฝึกโมเดลจำแนกประเภทคำสั่ง</w:t>
+      </w:r>
+    </w:p>
+    <w:p>
+      <w:pPr>
+        <w:numPr>
+          <w:ilvl w:val="0"/>
+          <w:numId w:val="10"/>
+        </w:numPr>
+        <w:spacing w:lineRule="auto"/>
+      </w:pPr>
+      <w:r>
+        <w:rPr>
+          <w:b/>
+        </w:rPr>
+        <w:t xml:space="preserve">ชุดไฟล์เสียงคำสั่งสำหรับทดสอบระบบ:</w:t>
+      </w:r>
+      <w:r>
+        <w:rPr/>
+        <w:t xml:space="preserve"> เสียงคำสั่ง 60 เสียงใน data/audio/ อัดแยกจากชุดฝึก และใช้ทดสอบการทำงานของระบบทั้งหมด</w:t>
+      </w:r>
+    </w:p>
+    <w:p>
+      <w:pPr>
+        <w:numPr>
+          <w:ilvl w:val="0"/>
+          <w:numId w:val="10"/>
+        </w:numPr>
+        <w:spacing w:lineRule="auto"/>
+      </w:pPr>
+      <w:r>
+        <w:rPr>
+          <w:b/>
+        </w:rPr>
+        <w:t xml:space="preserve">ชุดคำตอบสำหรับทดสอบการดึงข้อมูล:</w:t>
+      </w:r>
+      <w:r>
+        <w:rPr/>
+        <w:t xml:space="preserve"> คำตอบที่ถูกต้องของชื่องาน วัน และเวลา 30 ประโยคใน data/slots_gold.csv ใช้ตรวจสอบการดึงรายละเอียดจากคำสั่ง</w:t>
+      </w:r>
+    </w:p>
+    <w:p>
+      <w:pPr>
+        <w:spacing w:lineRule="auto"/>
+      </w:pPr>
+      <w:r>
+        <w:rPr/>
+      </w:r>
+    </w:p>
+    <w:p>
+      <w:pPr>
+        <w:spacing w:lineRule="auto"/>
+      </w:pPr>
+      <w:r>
+        <w:rPr/>
+        <w:t xml:space="preserve">ชุดเสียงทดสอบถูกแยกออกจากชุดข้อมูลฝึก โดยประโยคที่คล้ายกับข้อมูลฝึกมากที่สุดมีค่าความคล้าย 0.73 จึงไม่มีประโยคที่เหมือนกับข้อมูลฝึกทั้งหมด</w:t>
       </w:r>
     </w:p>
     <w:p>

--- a/reports/report.docx
+++ b/reports/report.docx
@@ -1950,519 +1950,201 @@
     <w:p>
       <w:pPr>
         <w:pStyle w:val="Heading2"/>
-        <w:spacing w:lineRule="auto"/>
-      </w:pPr>
-      <w:r>
-        <w:rPr/>
+      </w:pPr>
+      <w:r>
         <w:t xml:space="preserve">4. ผลการทดลองและการวิเคราะห์ผล</w:t>
       </w:r>
     </w:p>
     <w:p>
       <w:pPr>
-        <w:spacing w:lineRule="auto"/>
-      </w:pPr>
-      <w:r>
-        <w:rPr/>
-        <w:t xml:space="preserve">ระบบทำงานได้ครบตั้งแต่เสียงจนถึง Google: บนเสียงคำสั่งจริง 60 ประโยค ทำถูกทั้ง intent และ slot </w:t>
-      </w:r>
-      <w:r>
-        <w:rPr>
-          <w:b/>
-        </w:rPr>
-        <w:t xml:space="preserve">50/60 (83%)</w:t>
-      </w:r>
-      <w:r>
-        <w:rPr/>
-        <w:t xml:space="preserve"> ด้วยโมเดลถอดเสียง A5 และ Naive Bayes ที่ฝึกด้วยชุดข้อมูล I4 จากเดิมที่ intent ผ่านเสียงถูกแค่ 21–38% ในรอบแรก</w:t>
-      </w:r>
-    </w:p>
-    <w:p>
-      <w:pPr>
         <w:pStyle w:val="Heading3"/>
-        <w:spacing w:lineRule="auto"/>
-      </w:pPr>
-      <w:r>
-        <w:rPr/>
-        <w:t xml:space="preserve">4.1 ผลลัพธ์ของระบบ</w:t>
-      </w:r>
-    </w:p>
-    <w:p>
-      <w:pPr>
-        <w:numPr>
-          <w:ilvl w:val="0"/>
-          <w:numId w:val="11"/>
-        </w:numPr>
-        <w:spacing w:lineRule="auto"/>
-      </w:pPr>
-      <w:r>
-        <w:rPr/>
-        <w:t xml:space="preserve">สั่งงานได้ 4 แบบ: พิมพ์ข้อความ (</w:t>
-      </w:r>
-      <w:r>
-        <w:rPr/>
-        <w:t xml:space="preserve">--text</w:t>
-      </w:r>
-      <w:r>
-        <w:rPr/>
-        <w:t xml:space="preserve">), ไฟล์เสียง (</w:t>
-      </w:r>
-      <w:r>
-        <w:rPr/>
-        <w:t xml:space="preserve">--audio</w:t>
-      </w:r>
-      <w:r>
-        <w:rPr/>
-        <w:t xml:space="preserve">), interactive และปลุกด้วย wake word "เคทู" (</w:t>
-      </w:r>
-      <w:r>
-        <w:rPr/>
-        <w:t xml:space="preserve">--wake</w:t>
-      </w:r>
-      <w:r>
-        <w:rPr/>
-        <w:t xml:space="preserve">)</w:t>
-      </w:r>
-    </w:p>
-    <w:p>
-      <w:pPr>
-        <w:numPr>
-          <w:ilvl w:val="0"/>
-          <w:numId w:val="11"/>
-        </w:numPr>
-        <w:spacing w:lineRule="auto"/>
-      </w:pPr>
-      <w:r>
-        <w:rPr/>
-        <w:t xml:space="preserve">ทำครบ 6 intent พร้อมขั้นยืนยันก่อนเขียน check_calendar จำกัดช่วงตามคำถาม (พรุ่งนี้ / วันศุกร์ / สัปดาห์นี้ / อาทิตย์หน้า)</w:t>
-      </w:r>
-    </w:p>
-    <w:p>
-      <w:pPr>
-        <w:numPr>
-          <w:ilvl w:val="0"/>
-          <w:numId w:val="11"/>
-        </w:numPr>
-        <w:spacing w:lineRule="auto"/>
-      </w:pPr>
-      <w:r>
-        <w:rPr/>
-        <w:t xml:space="preserve">โมเดลที่ใช้จริง: โมเดลถอดเสียง A5 (</w:t>
-      </w:r>
-      <w:r>
-        <w:rPr/>
-        <w:t xml:space="preserve">models/whisper-small-th-v3</w:t>
-      </w:r>
-      <w:r>
-        <w:rPr/>
-        <w:t xml:space="preserve">) ร่วมกับ Naive Bayes ที่ฝึกด้วยชุดข้อมูล I4</w:t>
+      </w:pPr>
+      <w:r>
+        <w:t xml:space="preserve">4.1 ผลลัพธ์ที่ได้จากการพัฒนา</w:t>
+      </w:r>
+    </w:p>
+    <w:p>
+      <w:pPr>
+        <w:pStyle w:val="BodyText"/>
+      </w:pPr>
+      <w:r>
+        <w:t xml:space="preserve">• ระบบรับคำสั่งได้ทั้งการพิมพ์ข้อความ ไฟล์เสียง การพูดโต้ตอบ และการเรียกด้วยคำปลุก “เคทู”</w:t>
+      </w:r>
+    </w:p>
+    <w:p>
+      <w:pPr>
+        <w:pStyle w:val="BodyText"/>
+      </w:pPr>
+      <w:r>
+        <w:t xml:space="preserve">• ระบบแยกคำสั่งได้ 6 แบบ คือ ดูงาน เพิ่มงาน ปิดงาน ดูนัดหมาย เพิ่มนัดหมาย และคำสั่งอื่น ๆ</w:t>
+      </w:r>
+    </w:p>
+    <w:p>
+      <w:pPr>
+        <w:pStyle w:val="BodyText"/>
+      </w:pPr>
+      <w:r>
+        <w:t xml:space="preserve">• ระบบมีขั้นตอนให้ผู้ใช้ตรวจสอบและยืนยันข้อมูลก่อนเพิ่มงาน ปิดงาน หรือเพิ่มนัดหมาย และสามารถยกเลิกคำสั่งได้</w:t>
+      </w:r>
+    </w:p>
+    <w:p>
+      <w:pPr>
+        <w:pStyle w:val="BodyText"/>
+      </w:pPr>
+      <w:r>
+        <w:t xml:space="preserve">• ชุดโมเดลที่เลือกใช้คือ </w:t>
+      </w:r>
+      <w:r>
+        <w:rPr>
+          <w:b/>
+        </w:rPr>
+        <w:t xml:space="preserve">Whisper-small รุ่น A5 ร่วมกับ Naive Bayes ที่ฝึกด้วยชุดข้อมูล I4</w:t>
+      </w:r>
+      <w:r>
+        <w:t xml:space="preserve"> บนเสียงคำสั่งจริง 60 ประโยค จำแนกประเภทคำสั่งถูก 57 ประโยค (95.00%) และถูกทั้งประเภทคำสั่งกับรายละเอียดที่จำเป็น 50 ประโยค (83.33%)</w:t>
+      </w:r>
+    </w:p>
+    <w:p>
+      <w:pPr>
+        <w:pStyle w:val="BodyText"/>
+      </w:pPr>
+      <w:r>
+        <w:t xml:space="preserve">ข้อมูลของแต่ละโมเดล พร้อมไฟล์ต้นทางและตาราง CSV อยู่ใน </w:t>
+      </w:r>
+      <w:r>
+        <w:t xml:space="preserve">ข้อมูลสรุปผล</w:t>
+      </w:r>
+      <w:r>
+        <w:t xml:space="preserve"> (summary/README.md)</w:t>
       </w:r>
     </w:p>
     <w:p>
       <w:pPr>
         <w:pStyle w:val="Heading3"/>
-        <w:spacing w:lineRule="auto"/>
-      </w:pPr>
-      <w:r>
-        <w:rPr/>
-        <w:t xml:space="preserve">4.2 วิธีประเมินและตัวชี้วัด</w:t>
-      </w:r>
-    </w:p>
-    <w:tbl>
-      <w:tblPr>
-        <w:tblBorders>
-          <w:top w:val="single" w:sz="2" w:space="0" w:color="000000"/>
-          <w:bottom w:val="single" w:sz="2" w:space="0" w:color="000000"/>
-          <w:left w:val="single" w:sz="2" w:space="0" w:color="000000"/>
-          <w:right w:val="single" w:sz="2" w:space="0" w:color="000000"/>
-        </w:tblBorders>
-        <w:tblCellSpacing w:w="0" w:type="dxa"/>
-        <w:tblCellMar>
-          <w:top w:type="dxa" w:w="80"/>
-          <w:bottom w:type="dxa" w:w="80"/>
-          <w:left w:type="dxa" w:w="160"/>
-          <w:right w:type="dxa" w:w="160"/>
-        </w:tblCellMar>
-        <w:jc w:val="center"/>
-      </w:tblPr>
-      <w:tblGrid>
-        <w:gridCol w:w="2880"/>
-        <w:gridCol w:w="2880"/>
-        <w:gridCol w:w="2880"/>
-      </w:tblGrid>
-      <w:tr>
-        <w:trPr/>
-        <w:tc>
-          <w:tcPr>
-            <w:tcBorders>
-              <w:top w:val="single" w:sz="1" w:space="0" w:color="000000"/>
-              <w:bottom w:val="single" w:sz="1" w:space="0" w:color="000000"/>
-              <w:left w:val="single" w:sz="1" w:space="0" w:color="000000"/>
-              <w:right w:val="single" w:sz="1" w:space="0" w:color="000000"/>
-            </w:tcBorders>
-          </w:tcPr>
-          <w:p>
-            <w:pPr>
-              <w:spacing w:lineRule="auto"/>
-            </w:pPr>
-            <w:r>
-              <w:rPr/>
-              <w:t xml:space="preserve">ส่วน</w:t>
-            </w:r>
-          </w:p>
-        </w:tc>
-        <w:tc>
-          <w:tcPr>
-            <w:tcBorders>
-              <w:top w:val="single" w:sz="1" w:space="0" w:color="000000"/>
-              <w:bottom w:val="single" w:sz="1" w:space="0" w:color="000000"/>
-              <w:left w:val="single" w:sz="1" w:space="0" w:color="000000"/>
-              <w:right w:val="single" w:sz="1" w:space="0" w:color="000000"/>
-            </w:tcBorders>
-          </w:tcPr>
-          <w:p>
-            <w:pPr>
-              <w:spacing w:lineRule="auto"/>
-            </w:pPr>
-            <w:r>
-              <w:rPr/>
-              <w:t xml:space="preserve">ตัวชี้วัด</w:t>
-            </w:r>
-          </w:p>
-        </w:tc>
-        <w:tc>
-          <w:tcPr>
-            <w:tcBorders>
-              <w:top w:val="single" w:sz="1" w:space="0" w:color="000000"/>
-              <w:bottom w:val="single" w:sz="1" w:space="0" w:color="000000"/>
-              <w:left w:val="single" w:sz="1" w:space="0" w:color="000000"/>
-              <w:right w:val="single" w:sz="1" w:space="0" w:color="000000"/>
-            </w:tcBorders>
-          </w:tcPr>
-          <w:p>
-            <w:pPr>
-              <w:spacing w:lineRule="auto"/>
-            </w:pPr>
-            <w:r>
-              <w:rPr/>
-              <w:t xml:space="preserve">ชุดทดสอบ</w:t>
-            </w:r>
-          </w:p>
-        </w:tc>
-      </w:tr>
-      <w:tblGrid>
-        <w:gridCol w:w="2880"/>
-        <w:gridCol w:w="2880"/>
-        <w:gridCol w:w="2880"/>
-      </w:tblGrid>
-      <w:tr>
-        <w:trPr/>
-        <w:tc>
-          <w:tcPr>
-            <w:tcBorders>
-              <w:top w:val="single" w:sz="1" w:space="0" w:color="000000"/>
-              <w:bottom w:val="single" w:sz="1" w:space="0" w:color="000000"/>
-              <w:left w:val="single" w:sz="1" w:space="0" w:color="000000"/>
-              <w:right w:val="single" w:sz="1" w:space="0" w:color="000000"/>
-            </w:tcBorders>
-          </w:tcPr>
-          <w:p>
-            <w:pPr>
-              <w:spacing w:lineRule="auto"/>
-            </w:pPr>
-            <w:r>
-              <w:rPr/>
-              <w:t xml:space="preserve">ASR</w:t>
-            </w:r>
-          </w:p>
-        </w:tc>
-        <w:tc>
-          <w:tcPr>
-            <w:tcBorders>
-              <w:top w:val="single" w:sz="1" w:space="0" w:color="000000"/>
-              <w:bottom w:val="single" w:sz="1" w:space="0" w:color="000000"/>
-              <w:left w:val="single" w:sz="1" w:space="0" w:color="000000"/>
-              <w:right w:val="single" w:sz="1" w:space="0" w:color="000000"/>
-            </w:tcBorders>
-          </w:tcPr>
-          <w:p>
-            <w:pPr>
-              <w:spacing w:lineRule="auto"/>
-            </w:pPr>
-            <w:r>
-              <w:rPr/>
-              <w:t xml:space="preserve">CER (หลัก เพราะไทยไม่มีช่องว่าง), WER หลังตัดคำ, exact match</w:t>
-            </w:r>
-          </w:p>
-        </w:tc>
-        <w:tc>
-          <w:tcPr>
-            <w:tcBorders>
-              <w:top w:val="single" w:sz="1" w:space="0" w:color="000000"/>
-              <w:bottom w:val="single" w:sz="1" w:space="0" w:color="000000"/>
-              <w:left w:val="single" w:sz="1" w:space="0" w:color="000000"/>
-              <w:right w:val="single" w:sz="1" w:space="0" w:color="000000"/>
-            </w:tcBorders>
-          </w:tcPr>
-          <w:p>
-            <w:pPr>
-              <w:spacing w:lineRule="auto"/>
-            </w:pPr>
-            <w:r>
-              <w:rPr/>
-              <w:t xml:space="preserve">FLEURS test 1,021 / เสียงจริง 24 และ 60 ประโยค</w:t>
-            </w:r>
-          </w:p>
-        </w:tc>
-      </w:tr>
-      <w:tr>
-        <w:trPr/>
-        <w:tc>
-          <w:tcPr>
-            <w:tcBorders>
-              <w:top w:val="single" w:sz="1" w:space="0" w:color="000000"/>
-              <w:bottom w:val="single" w:sz="1" w:space="0" w:color="000000"/>
-              <w:left w:val="single" w:sz="1" w:space="0" w:color="000000"/>
-              <w:right w:val="single" w:sz="1" w:space="0" w:color="000000"/>
-            </w:tcBorders>
-          </w:tcPr>
-          <w:p>
-            <w:pPr>
-              <w:spacing w:lineRule="auto"/>
-            </w:pPr>
-            <w:r>
-              <w:rPr/>
-              <w:t xml:space="preserve">Intent</w:t>
-            </w:r>
-          </w:p>
-        </w:tc>
-        <w:tc>
-          <w:tcPr>
-            <w:tcBorders>
-              <w:top w:val="single" w:sz="1" w:space="0" w:color="000000"/>
-              <w:bottom w:val="single" w:sz="1" w:space="0" w:color="000000"/>
-              <w:left w:val="single" w:sz="1" w:space="0" w:color="000000"/>
-              <w:right w:val="single" w:sz="1" w:space="0" w:color="000000"/>
-            </w:tcBorders>
-          </w:tcPr>
-          <w:p>
-            <w:pPr>
-              <w:spacing w:lineRule="auto"/>
-            </w:pPr>
-            <w:r>
-              <w:rPr/>
-              <w:t xml:space="preserve">Accuracy, macro-F1, confusion matrix</w:t>
-            </w:r>
-          </w:p>
-        </w:tc>
-        <w:tc>
-          <w:tcPr>
-            <w:tcBorders>
-              <w:top w:val="single" w:sz="1" w:space="0" w:color="000000"/>
-              <w:bottom w:val="single" w:sz="1" w:space="0" w:color="000000"/>
-              <w:left w:val="single" w:sz="1" w:space="0" w:color="000000"/>
-              <w:right w:val="single" w:sz="1" w:space="0" w:color="000000"/>
-            </w:tcBorders>
-          </w:tcPr>
-          <w:p>
-            <w:pPr>
-              <w:spacing w:lineRule="auto"/>
-            </w:pPr>
-            <w:r>
-              <w:rPr/>
-              <w:t xml:space="preserve">MASSIVE test th+en / เสียงจริง (ข้อความถูก vs ผ่าน ASR)</w:t>
-            </w:r>
-          </w:p>
-        </w:tc>
-      </w:tr>
-      <w:tr>
-        <w:trPr/>
-        <w:tc>
-          <w:tcPr>
-            <w:tcBorders>
-              <w:top w:val="single" w:sz="1" w:space="0" w:color="000000"/>
-              <w:bottom w:val="single" w:sz="1" w:space="0" w:color="000000"/>
-              <w:left w:val="single" w:sz="1" w:space="0" w:color="000000"/>
-              <w:right w:val="single" w:sz="1" w:space="0" w:color="000000"/>
-            </w:tcBorders>
-          </w:tcPr>
-          <w:p>
-            <w:pPr>
-              <w:spacing w:lineRule="auto"/>
-            </w:pPr>
-            <w:r>
-              <w:rPr/>
-              <w:t xml:space="preserve">Slot</w:t>
-            </w:r>
-          </w:p>
-        </w:tc>
-        <w:tc>
-          <w:tcPr>
-            <w:tcBorders>
-              <w:top w:val="single" w:sz="1" w:space="0" w:color="000000"/>
-              <w:bottom w:val="single" w:sz="1" w:space="0" w:color="000000"/>
-              <w:left w:val="single" w:sz="1" w:space="0" w:color="000000"/>
-              <w:right w:val="single" w:sz="1" w:space="0" w:color="000000"/>
-            </w:tcBorders>
-          </w:tcPr>
-          <w:p>
-            <w:pPr>
-              <w:spacing w:lineRule="auto"/>
-            </w:pPr>
-            <w:r>
-              <w:rPr/>
-              <w:t xml:space="preserve">ถูกทั้งชื่องาน + วัน + เวลา</w:t>
-            </w:r>
-          </w:p>
-        </w:tc>
-        <w:tc>
-          <w:tcPr>
-            <w:tcBorders>
-              <w:top w:val="single" w:sz="1" w:space="0" w:color="000000"/>
-              <w:bottom w:val="single" w:sz="1" w:space="0" w:color="000000"/>
-              <w:left w:val="single" w:sz="1" w:space="0" w:color="000000"/>
-              <w:right w:val="single" w:sz="1" w:space="0" w:color="000000"/>
-            </w:tcBorders>
-          </w:tcPr>
-          <w:p>
-            <w:pPr>
-              <w:spacing w:lineRule="auto"/>
-            </w:pPr>
-            <w:r>
-              <w:rPr/>
-              <w:t xml:space="preserve">30 ประโยค write (เฉลย</w:t>
-            </w:r>
-          </w:p>
-          <w:p>
-            <w:pPr>
-              <w:spacing w:lineRule="auto"/>
-            </w:pPr>
-            <w:r>
-              <w:rPr>
-                <w:highlight w:val="lightGray"/>
-              </w:rPr>
-              <w:t xml:space="preserve">data/slots_gold.csv</w:t>
-            </w:r>
-          </w:p>
-          <w:p>
-            <w:pPr>
-              <w:spacing w:lineRule="auto"/>
-            </w:pPr>
-            <w:r>
-              <w:rPr/>
-              <w:t xml:space="preserve">)</w:t>
-            </w:r>
-          </w:p>
-        </w:tc>
-      </w:tr>
-      <w:tr>
-        <w:trPr/>
-        <w:tc>
-          <w:tcPr>
-            <w:tcBorders>
-              <w:top w:val="single" w:sz="1" w:space="0" w:color="000000"/>
-              <w:bottom w:val="single" w:sz="1" w:space="0" w:color="000000"/>
-              <w:left w:val="single" w:sz="1" w:space="0" w:color="000000"/>
-              <w:right w:val="single" w:sz="1" w:space="0" w:color="000000"/>
-            </w:tcBorders>
-          </w:tcPr>
-          <w:p>
-            <w:pPr>
-              <w:spacing w:lineRule="auto"/>
-            </w:pPr>
-            <w:r>
-              <w:rPr/>
-              <w:t xml:space="preserve">ทั้งระบบ</w:t>
-            </w:r>
-          </w:p>
-        </w:tc>
-        <w:tc>
-          <w:tcPr>
-            <w:tcBorders>
-              <w:top w:val="single" w:sz="1" w:space="0" w:color="000000"/>
-              <w:bottom w:val="single" w:sz="1" w:space="0" w:color="000000"/>
-              <w:left w:val="single" w:sz="1" w:space="0" w:color="000000"/>
-              <w:right w:val="single" w:sz="1" w:space="0" w:color="000000"/>
-            </w:tcBorders>
-          </w:tcPr>
-          <w:p>
-            <w:pPr>
-              <w:spacing w:lineRule="auto"/>
-            </w:pPr>
-            <w:r>
-              <w:rPr/>
-              <w:t xml:space="preserve">intent + slot ถูกทั้งหมด</w:t>
-            </w:r>
-          </w:p>
-        </w:tc>
-        <w:tc>
-          <w:tcPr>
-            <w:tcBorders>
-              <w:top w:val="single" w:sz="1" w:space="0" w:color="000000"/>
-              <w:bottom w:val="single" w:sz="1" w:space="0" w:color="000000"/>
-              <w:left w:val="single" w:sz="1" w:space="0" w:color="000000"/>
-              <w:right w:val="single" w:sz="1" w:space="0" w:color="000000"/>
-            </w:tcBorders>
-          </w:tcPr>
-          <w:p>
-            <w:pPr>
-              <w:spacing w:lineRule="auto"/>
-            </w:pPr>
-            <w:r>
-              <w:rPr/>
-              <w:t xml:space="preserve">เสียงจริง 60 ประโยค</w:t>
-            </w:r>
-          </w:p>
-        </w:tc>
-      </w:tr>
-    </w:tbl>
-    <w:p>
-      <w:pPr>
-        <w:spacing w:lineRule="auto"/>
-      </w:pPr>
-      <w:r>
-        <w:rPr/>
-      </w:r>
-    </w:p>
-    <w:p>
-      <w:pPr>
-        <w:pStyle w:val="Heading3"/>
-        <w:spacing w:lineRule="auto"/>
-      </w:pPr>
-      <w:r>
-        <w:rPr/>
-        <w:t xml:space="preserve">4.3 ผลการถอดเสียงของโมเดล A0–A6</w:t>
-      </w:r>
-    </w:p>
-    <w:p>
-      <w:pPr>
-        <w:spacing w:lineRule="auto"/>
-      </w:pPr>
-      <w:r>
-        <w:rPr/>
-        <w:t xml:space="preserve">ผลบนชุดเสียงคำสั่ง 24 ประโยคแสดงให้เห็นว่าการเปลี่ยนจาก A2 ไปเป็น A3 ซึ่งเพิ่มเสียงสังเคราะห์เฉพาะโดเมน ลด CER จาก 0.370 เหลือ 0.111 และการเพิ่มเสียงผู้ใช้จริงใน A4 ลดต่อเหลือ 0.047 อย่างไรก็ตาม เมื่อขยายชุดทดสอบเป็น 60 ประโยค A4 ให้ CER ต่ำสุดที่ 0.097 ขณะที่ A5 ให้ผลทั้งระบบดีกว่าเล็กน้อย ตารางต่อไปแยกผลจาก FLEURS และเสียงจริงทั้งสองชุด เพื่อไม่ให้เปรียบเทียบค่าที่วัดคนละชุดโดยตรง</w:t>
-      </w:r>
-    </w:p>
-    <w:p>
-      <w:pPr>
-        <w:spacing w:lineRule="auto"/>
-      </w:pPr>
-      <w:r>
-        <w:rPr/>
+      </w:pPr>
+      <w:r>
+        <w:t xml:space="preserve">4.2 การทดสอบและตัวชี้วัดที่ใช้ประเมินผล</w:t>
+      </w:r>
+    </w:p>
+    <w:p>
+      <w:pPr>
+        <w:pStyle w:val="BodyText"/>
+      </w:pPr>
+      <w:r>
+        <w:t xml:space="preserve">การทดสอบใช้เสียงภาษาไทยจาก dataset (FLEURS) จำนวน 1,021 เสียง ข้อความภาษาไทยและอังกฤษจาก dataset (MASSIVE) และเสียงคำสั่งที่ผู้พัฒนาอัดจำนวน 24 และ 60 ประโยค โดยใช้เกณฑ์ดังนี้</w:t>
+      </w:r>
+    </w:p>
+    <w:p>
+      <w:pPr>
+        <w:pStyle w:val="BodyText"/>
+      </w:pPr>
+      <w:r>
+        <w:t xml:space="preserve">• </w:t>
+      </w:r>
+      <w:r>
+        <w:rPr>
+          <w:b/>
+        </w:rPr>
+        <w:t xml:space="preserve">ความผิดพลาดในการถอดเสียง (CER):</w:t>
+      </w:r>
+      <w:r>
+        <w:t xml:space="preserve"> วัดจำนวนตัวอักษรที่ถอดผิด ขาด หรือเกิน เทียบกับข้อความที่ถูกต้อง ค่ายิ่งต่ำยิ่งดี</w:t>
+      </w:r>
+    </w:p>
+    <w:p>
+      <w:pPr>
+        <w:pStyle w:val="BodyText"/>
+      </w:pPr>
+      <w:r>
+        <w:t xml:space="preserve">• </w:t>
+      </w:r>
+      <w:r>
+        <w:rPr>
+          <w:b/>
+        </w:rPr>
+        <w:t xml:space="preserve">ถอดถูกทั้งประโยค:</w:t>
+      </w:r>
+      <w:r>
+        <w:t xml:space="preserve"> นับประโยคที่ Whisper แปลงเป็นข้อความได้ตรงกับคำตอบ หลังจัดรูปแบบข้อความแล้ว</w:t>
+      </w:r>
+    </w:p>
+    <w:p>
+      <w:pPr>
+        <w:pStyle w:val="BodyText"/>
+      </w:pPr>
+      <w:r>
+        <w:t xml:space="preserve">• </w:t>
+      </w:r>
+      <w:r>
+        <w:rPr>
+          <w:b/>
+        </w:rPr>
+        <w:t xml:space="preserve">ความถูกต้องในการจำแนกคำสั่ง (Accuracy):</w:t>
+      </w:r>
+      <w:r>
+        <w:t xml:space="preserve"> วัดว่าระบบแยกสิ่งที่ผู้ใช้ต้องการได้ถูกต้องกี่ประโยค เช่น แยกได้ว่าเป็นคำสั่งเพิ่มงานหรือเพิ่มนัดหมาย</w:t>
+      </w:r>
+    </w:p>
+    <w:p>
+      <w:pPr>
+        <w:pStyle w:val="BodyText"/>
+      </w:pPr>
+      <w:r>
+        <w:t xml:space="preserve">• </w:t>
+      </w:r>
+      <w:r>
+        <w:rPr>
+          <w:b/>
+        </w:rPr>
+        <w:t xml:space="preserve">คะแนนจำแนกเฉลี่ยของแต่ละประเภท (Macro-F1):</w:t>
+      </w:r>
+      <w:r>
+        <w:t xml:space="preserve"> เฉลี่ยคะแนน F1 ของคำสั่งทั้ง 6 แบบ โดยให้ความสำคัญกับแต่ละแบบเท่ากัน ค่ายิ่งสูงยิ่งดี</w:t>
+      </w:r>
+    </w:p>
+    <w:p>
+      <w:pPr>
+        <w:pStyle w:val="BodyText"/>
+      </w:pPr>
+      <w:r>
+        <w:t xml:space="preserve">• </w:t>
+      </w:r>
+      <w:r>
+        <w:rPr>
+          <w:b/>
+        </w:rPr>
+        <w:t xml:space="preserve">ความถูกต้องทั้งระบบ:</w:t>
+      </w:r>
+      <w:r>
+        <w:t xml:space="preserve"> คำสั่งดูข้อมูลและคำสั่งอื่นต้องจำแนกประเภทถูก ส่วนคำสั่งเพิ่มงาน ปิดงาน และเพิ่มนัดหมายต้องถูกทั้งประเภทคำสั่ง ชื่อ วัน และเวลาที่เกี่ยวข้อง ชื่อถือว่าถูกเมื่อมีค่าความคล้ายกับคำตอบตั้งแต่ 0.8 ขึ้นไป</w:t>
+      </w:r>
+    </w:p>
+    <w:p>
+      <w:pPr>
+        <w:pStyle w:val="Heading4"/>
+      </w:pPr>
+      <w:r>
+        <w:t xml:space="preserve">4.2.1 ผลการแปลงเสียงเป็นข้อความ</w:t>
+      </w:r>
+    </w:p>
+    <w:p xmlns:w="http://schemas.openxmlformats.org/wordprocessingml/2006/main">
+      <w:r>
         <w:drawing>
-          <wp:inline distB="0" distL="0" distR="0" distT="0">
-            <wp:extent cx="5486400" cy="2432957"/>
-            <wp:effectExtent b="0" l="0" r="0" t="0"/>
-            <wp:docPr id="2" name="image-9y4RGz6Io2ZiSCp2quNxw.png"/>
-            <a:graphic>
+          <wp:inline xmlns:wp="http://schemas.openxmlformats.org/drawingml/2006/wordprocessingDrawing" distT="0" distB="0" distL="0" distR="0">
+            <wp:extent cx="5486400" cy="2167128"/>
+            <wp:docPr id="21" name="results_asr_voice_24.png" descr="ความผิดพลาดในการถอดเสียงบนคำสั่งจริง 24 ประโยค"/>
+            <wp:cNvGraphicFramePr>
+              <a:graphicFrameLocks xmlns:a="http://schemas.openxmlformats.org/drawingml/2006/main" noChangeAspect="1"/>
+            </wp:cNvGraphicFramePr>
+            <a:graphic xmlns:a="http://schemas.openxmlformats.org/drawingml/2006/main">
               <a:graphicData uri="http://schemas.openxmlformats.org/drawingml/2006/picture">
-                <pic:pic>
+                <pic:pic xmlns:pic="http://schemas.openxmlformats.org/drawingml/2006/picture">
                   <pic:nvPicPr>
-                    <pic:cNvPr id="2" name="image-9y4RGz6Io2ZiSCp2quNxw.png" descr=""/>
+                    <pic:cNvPr id="0" name="results_asr_voice_24.png"/>
                     <pic:cNvPicPr/>
                   </pic:nvPicPr>
                   <pic:blipFill>
-                    <a:blip r:embed="rId8" cstate="print"/>
-                    <a:srcRect b="0" l="0" r="0" t="0"/>
+                    <a:blip xmlns:r="http://schemas.openxmlformats.org/officeDocument/2006/relationships" r:embed="rIdResults1"/>
                     <a:stretch>
                       <a:fillRect/>
                     </a:stretch>
@@ -2470,9 +2152,11 @@
                   <pic:spPr>
                     <a:xfrm>
                       <a:off x="0" y="0"/>
-                      <a:ext cx="5486400" cy="2432957"/>
+                      <a:ext cx="5486400" cy="2167128"/>
                     </a:xfrm>
-                    <a:prstGeom prst="rect"/>
+                    <a:prstGeom prst="rect">
+                      <a:avLst/>
+                    </a:prstGeom>
                   </pic:spPr>
                 </pic:pic>
               </a:graphicData>
@@ -2483,1420 +2167,728 @@
     </w:p>
     <w:p>
       <w:pPr>
-        <w:spacing w:lineRule="auto"/>
-      </w:pPr>
-      <w:r>
-        <w:rPr/>
-        <w:t xml:space="preserve">ที่มา: </w:t>
-      </w:r>
-      <w:r>
-        <w:rPr/>
-        <w:t xml:space="preserve">reports/e2e/summary_v1.json</w:t>
-      </w:r>
-      <w:r>
-        <w:rPr/>
-        <w:t xml:space="preserve">, </w:t>
-      </w:r>
-      <w:r>
-        <w:rPr/>
-        <w:t xml:space="preserve">summary_v2.json</w:t>
-      </w:r>
-      <w:r>
-        <w:rPr/>
-        <w:t xml:space="preserve">, </w:t>
-      </w:r>
-      <w:r>
-        <w:rPr/>
-        <w:t xml:space="preserve">summary_v3_24.json</w:t>
-      </w:r>
-      <w:r>
-        <w:rPr/>
-        <w:t xml:space="preserve"> · เสียงจริง 24 ประโยค</w:t>
+        <w:pStyle w:val="ImageCaption"/>
+      </w:pPr>
+      <w:r>
+        <w:t xml:space="preserve">ความผิดพลาดในการถอดเสียงบนคำสั่งจริง 24 ประโยค</w:t>
+      </w:r>
+    </w:p>
+    <w:p>
+      <w:pPr>
+        <w:pStyle w:val="BodyText"/>
+      </w:pPr>
+      <w:r>
+        <w:t xml:space="preserve">บนเสียงคำสั่ง 24 ประโยค A4 มีความผิดพลาดต่ำที่สุด </w:t>
+      </w:r>
+      <w:r>
+        <w:rPr>
+          <w:b/>
+        </w:rPr>
+        <w:t xml:space="preserve">4.75%</w:t>
+      </w:r>
+      <w:r>
+        <w:t xml:space="preserve"> และถอดถูกทั้งประโยค 14/24 ประโยค (58.33%) เทียบกับ Whisper-small รุ่นสำเร็จรูป A2 ซึ่งมีความผิดพลาด 37.03%</w:t>
+      </w:r>
+    </w:p>
+    <w:p xmlns:w="http://schemas.openxmlformats.org/wordprocessingml/2006/main">
+      <w:r>
+        <w:drawing>
+          <wp:inline xmlns:wp="http://schemas.openxmlformats.org/drawingml/2006/wordprocessingDrawing" distT="0" distB="0" distL="0" distR="0">
+            <wp:extent cx="5486400" cy="2167128"/>
+            <wp:docPr id="22" name="results_asr_voice_60.png" descr="ความผิดพลาดในการถอดเสียงบนคำสั่งจริง 60 ประโยค"/>
+            <wp:cNvGraphicFramePr>
+              <a:graphicFrameLocks xmlns:a="http://schemas.openxmlformats.org/drawingml/2006/main" noChangeAspect="1"/>
+            </wp:cNvGraphicFramePr>
+            <a:graphic xmlns:a="http://schemas.openxmlformats.org/drawingml/2006/main">
+              <a:graphicData uri="http://schemas.openxmlformats.org/drawingml/2006/picture">
+                <pic:pic xmlns:pic="http://schemas.openxmlformats.org/drawingml/2006/picture">
+                  <pic:nvPicPr>
+                    <pic:cNvPr id="0" name="results_asr_voice_60.png"/>
+                    <pic:cNvPicPr/>
+                  </pic:nvPicPr>
+                  <pic:blipFill>
+                    <a:blip xmlns:r="http://schemas.openxmlformats.org/officeDocument/2006/relationships" r:embed="rIdResults2"/>
+                    <a:stretch>
+                      <a:fillRect/>
+                    </a:stretch>
+                  </pic:blipFill>
+                  <pic:spPr>
+                    <a:xfrm>
+                      <a:off x="0" y="0"/>
+                      <a:ext cx="5486400" cy="2167128"/>
+                    </a:xfrm>
+                    <a:prstGeom prst="rect">
+                      <a:avLst/>
+                    </a:prstGeom>
+                  </pic:spPr>
+                </pic:pic>
+              </a:graphicData>
+            </a:graphic>
+          </wp:inline>
+        </w:drawing>
+      </w:r>
+    </w:p>
+    <w:p>
+      <w:pPr>
+        <w:pStyle w:val="ImageCaption"/>
+      </w:pPr>
+      <w:r>
+        <w:t xml:space="preserve">ความผิดพลาดในการถอดเสียงบนคำสั่งจริง 60 ประโยค</w:t>
+      </w:r>
+    </w:p>
+    <w:p>
+      <w:pPr>
+        <w:pStyle w:val="BodyText"/>
+      </w:pPr>
+      <w:r>
+        <w:t xml:space="preserve">เมื่อทดสอบ 60 ประโยค A4 ยังมีความผิดพลาดต่ำที่สุด </w:t>
+      </w:r>
+      <w:r>
+        <w:rPr>
+          <w:b/>
+        </w:rPr>
+        <w:t xml:space="preserve">9.73%</w:t>
+      </w:r>
+      <w:r>
+        <w:t xml:space="preserve"> ส่วน A5 และ A6 มีความผิดพลาด 11.69% และ 12.06% แต่ถอดถูกทั้งประโยค 23/60 ประโยค (38.33%) เท่ากัน ขณะที่ A4 ถอดถูก 22/60 ประโยค (36.67%)</w:t>
+      </w:r>
+    </w:p>
+    <w:p xmlns:w="http://schemas.openxmlformats.org/wordprocessingml/2006/main">
+      <w:r>
+        <w:drawing>
+          <wp:inline xmlns:wp="http://schemas.openxmlformats.org/drawingml/2006/wordprocessingDrawing" distT="0" distB="0" distL="0" distR="0">
+            <wp:extent cx="5486400" cy="2167128"/>
+            <wp:docPr id="23" name="results_asr_FLEURS.png" descr="ความผิดพลาดในการถอดเสียงบน FLEURS 1,021 เสียง"/>
+            <wp:cNvGraphicFramePr>
+              <a:graphicFrameLocks xmlns:a="http://schemas.openxmlformats.org/drawingml/2006/main" noChangeAspect="1"/>
+            </wp:cNvGraphicFramePr>
+            <a:graphic xmlns:a="http://schemas.openxmlformats.org/drawingml/2006/main">
+              <a:graphicData uri="http://schemas.openxmlformats.org/drawingml/2006/picture">
+                <pic:pic xmlns:pic="http://schemas.openxmlformats.org/drawingml/2006/picture">
+                  <pic:nvPicPr>
+                    <pic:cNvPr id="0" name="results_asr_FLEURS.png"/>
+                    <pic:cNvPicPr/>
+                  </pic:nvPicPr>
+                  <pic:blipFill>
+                    <a:blip xmlns:r="http://schemas.openxmlformats.org/officeDocument/2006/relationships" r:embed="rIdResults3"/>
+                    <a:stretch>
+                      <a:fillRect/>
+                    </a:stretch>
+                  </pic:blipFill>
+                  <pic:spPr>
+                    <a:xfrm>
+                      <a:off x="0" y="0"/>
+                      <a:ext cx="5486400" cy="2167128"/>
+                    </a:xfrm>
+                    <a:prstGeom prst="rect">
+                      <a:avLst/>
+                    </a:prstGeom>
+                  </pic:spPr>
+                </pic:pic>
+              </a:graphicData>
+            </a:graphic>
+          </wp:inline>
+        </w:drawing>
+      </w:r>
+    </w:p>
+    <w:p>
+      <w:pPr>
+        <w:pStyle w:val="ImageCaption"/>
+      </w:pPr>
+      <w:r>
+        <w:t xml:space="preserve">ความผิดพลาดในการถอดเสียงบน FLEURS 1,021 เสียง</w:t>
+      </w:r>
+    </w:p>
+    <w:p>
+      <w:pPr>
+        <w:pStyle w:val="BodyText"/>
+      </w:pPr>
+      <w:r>
+        <w:t xml:space="preserve">บน FLEURS A3 มีความผิดพลาดต่ำที่สุด </w:t>
+      </w:r>
+      <w:r>
+        <w:rPr>
+          <w:b/>
+        </w:rPr>
+        <w:t xml:space="preserve">12.62%</w:t>
+      </w:r>
+      <w:r>
+        <w:t xml:space="preserve"> ส่วน A4 ได้ 13.44% โมเดลที่ดีที่สุดบนเสียงทั่วไปจึงต่างจากโมเดลที่ดีที่สุดบนเสียงคำสั่งจริง โดย A5 และ A6 ไม่มีผลทดสอบ FLEURS ที่บันทึกไว้</w:t>
+      </w:r>
+    </w:p>
+    <w:p>
+      <w:pPr>
+        <w:pStyle w:val="BodyText"/>
+      </w:pPr>
+      <w:r>
+        <w:t xml:space="preserve">ชุด 60 ประโยคประกอบด้วย 24 ประโยคเดิมและ 36 ประโยคที่เพิ่มภายหลัง การเปรียบเทียบแต่ละครั้งจึงใช้ผลจากชุดทดสอบเดียวกัน รายละเอียดทุกโมเดลอยู่ในไฟล์สรุปแยก</w:t>
+      </w:r>
+    </w:p>
+    <w:p>
+      <w:pPr>
+        <w:pStyle w:val="Heading4"/>
+      </w:pPr>
+      <w:r>
+        <w:t xml:space="preserve">4.2.2 ผลการจำแนกประเภทคำสั่ง</w:t>
+      </w:r>
+    </w:p>
+    <w:p>
+      <w:pPr>
+        <w:pStyle w:val="BodyText"/>
+      </w:pPr>
+      <w:r>
+        <w:t xml:space="preserve">เปรียบเทียบโมเดลที่ฝึกด้วยชุดข้อมูล I4 บนข้อความจาก MASSIVE และเสียงคำสั่งจริง 60 ประโยค</w:t>
+      </w:r>
+    </w:p>
+    <w:p xmlns:w="http://schemas.openxmlformats.org/wordprocessingml/2006/main">
+      <w:r>
+        <w:drawing>
+          <wp:inline xmlns:wp="http://schemas.openxmlformats.org/drawingml/2006/wordprocessingDrawing" distT="0" distB="0" distL="0" distR="0">
+            <wp:extent cx="5486400" cy="2167128"/>
+            <wp:docPr id="24" name="results_intent_massive.png" descr="ผลการจำแนกประเภทคำสั่งบน MASSIVE"/>
+            <wp:cNvGraphicFramePr>
+              <a:graphicFrameLocks xmlns:a="http://schemas.openxmlformats.org/drawingml/2006/main" noChangeAspect="1"/>
+            </wp:cNvGraphicFramePr>
+            <a:graphic xmlns:a="http://schemas.openxmlformats.org/drawingml/2006/main">
+              <a:graphicData uri="http://schemas.openxmlformats.org/drawingml/2006/picture">
+                <pic:pic xmlns:pic="http://schemas.openxmlformats.org/drawingml/2006/picture">
+                  <pic:nvPicPr>
+                    <pic:cNvPr id="0" name="results_intent_massive.png"/>
+                    <pic:cNvPicPr/>
+                  </pic:nvPicPr>
+                  <pic:blipFill>
+                    <a:blip xmlns:r="http://schemas.openxmlformats.org/officeDocument/2006/relationships" r:embed="rIdResults4"/>
+                    <a:stretch>
+                      <a:fillRect/>
+                    </a:stretch>
+                  </pic:blipFill>
+                  <pic:spPr>
+                    <a:xfrm>
+                      <a:off x="0" y="0"/>
+                      <a:ext cx="5486400" cy="2167128"/>
+                    </a:xfrm>
+                    <a:prstGeom prst="rect">
+                      <a:avLst/>
+                    </a:prstGeom>
+                  </pic:spPr>
+                </pic:pic>
+              </a:graphicData>
+            </a:graphic>
+          </wp:inline>
+        </w:drawing>
+      </w:r>
+    </w:p>
+    <w:p>
+      <w:pPr>
+        <w:pStyle w:val="ImageCaption"/>
+      </w:pPr>
+      <w:r>
+        <w:t xml:space="preserve">ผลการจำแนกประเภทคำสั่งบน MASSIVE</w:t>
+      </w:r>
+    </w:p>
+    <w:p>
+      <w:pPr>
+        <w:pStyle w:val="BodyText"/>
+      </w:pPr>
+      <w:r>
+        <w:t xml:space="preserve">บน MASSIVE </w:t>
+      </w:r>
+      <w:r>
+        <w:rPr>
+          <w:b/>
+        </w:rPr>
+        <w:t xml:space="preserve">Logistic Regression ทั้งสองแบบจำแนกถูกสูงสุด 85.76%</w:t>
+      </w:r>
+      <w:r>
+        <w:t xml:space="preserve"> แบบใช้คำมี Macro-F1 เท่ากับ 84.19% สูงกว่าแบบใช้คำร่วมกับตัวอักษรที่ได้ 83.68%</w:t>
+      </w:r>
+    </w:p>
+    <w:p xmlns:w="http://schemas.openxmlformats.org/wordprocessingml/2006/main">
+      <w:r>
+        <w:drawing>
+          <wp:inline xmlns:wp="http://schemas.openxmlformats.org/drawingml/2006/wordprocessingDrawing" distT="0" distB="0" distL="0" distR="0">
+            <wp:extent cx="5486400" cy="2167128"/>
+            <wp:docPr id="25" name="results_intent_voice.png" descr="ผลจำแนกจากข้อความที่ถูกต้องและข้อความที่ Whisper A5 แปลงจากเสียง"/>
+            <wp:cNvGraphicFramePr>
+              <a:graphicFrameLocks xmlns:a="http://schemas.openxmlformats.org/drawingml/2006/main" noChangeAspect="1"/>
+            </wp:cNvGraphicFramePr>
+            <a:graphic xmlns:a="http://schemas.openxmlformats.org/drawingml/2006/main">
+              <a:graphicData uri="http://schemas.openxmlformats.org/drawingml/2006/picture">
+                <pic:pic xmlns:pic="http://schemas.openxmlformats.org/drawingml/2006/picture">
+                  <pic:nvPicPr>
+                    <pic:cNvPr id="0" name="results_intent_voice.png"/>
+                    <pic:cNvPicPr/>
+                  </pic:nvPicPr>
+                  <pic:blipFill>
+                    <a:blip xmlns:r="http://schemas.openxmlformats.org/officeDocument/2006/relationships" r:embed="rIdResults5"/>
+                    <a:stretch>
+                      <a:fillRect/>
+                    </a:stretch>
+                  </pic:blipFill>
+                  <pic:spPr>
+                    <a:xfrm>
+                      <a:off x="0" y="0"/>
+                      <a:ext cx="5486400" cy="2167128"/>
+                    </a:xfrm>
+                    <a:prstGeom prst="rect">
+                      <a:avLst/>
+                    </a:prstGeom>
+                  </pic:spPr>
+                </pic:pic>
+              </a:graphicData>
+            </a:graphic>
+          </wp:inline>
+        </w:drawing>
+      </w:r>
+    </w:p>
+    <w:p>
+      <w:pPr>
+        <w:pStyle w:val="ImageCaption"/>
+      </w:pPr>
+      <w:r>
+        <w:t xml:space="preserve">ผลจำแนกจากข้อความที่ถูกต้องและข้อความที่ Whisper A5 แปลงจากเสียง</w:t>
       </w:r>
     </w:p>
     <w:tbl>
       <w:tblPr>
+        <w:tblW w:w="8640" w:type="dxa"/>
         <w:tblBorders>
-          <w:top w:val="single" w:sz="2" w:space="0" w:color="000000"/>
-          <w:bottom w:val="single" w:sz="2" w:space="0" w:color="000000"/>
-          <w:left w:val="single" w:sz="2" w:space="0" w:color="000000"/>
-          <w:right w:val="single" w:sz="2" w:space="0" w:color="000000"/>
+          <w:top w:val="single" w:sz="4" w:color="D5DCE5"/>
+          <w:left w:val="single" w:sz="4" w:color="D5DCE5"/>
+          <w:bottom w:val="single" w:sz="4" w:color="D5DCE5"/>
+          <w:right w:val="single" w:sz="4" w:color="D5DCE5"/>
+          <w:insideH w:val="single" w:sz="4" w:color="D5DCE5"/>
+          <w:insideV w:val="single" w:sz="4" w:color="D5DCE5"/>
         </w:tblBorders>
-        <w:tblCellSpacing w:w="0" w:type="dxa"/>
-        <w:tblCellMar>
-          <w:top w:type="dxa" w:w="80"/>
-          <w:bottom w:type="dxa" w:w="80"/>
-          <w:left w:type="dxa" w:w="160"/>
-          <w:right w:type="dxa" w:w="160"/>
-        </w:tblCellMar>
-        <w:jc w:val="center"/>
       </w:tblPr>
       <w:tblGrid>
-        <w:gridCol w:w="1728"/>
-        <w:gridCol w:w="1728"/>
-        <w:gridCol w:w="1728"/>
-        <w:gridCol w:w="1728"/>
-        <w:gridCol w:w="1728"/>
+        <w:gridCol w:w="2419"/>
+        <w:gridCol w:w="2074"/>
+        <w:gridCol w:w="2074"/>
+        <w:gridCol w:w="2074"/>
       </w:tblGrid>
       <w:tr>
-        <w:trPr/>
+        <w:trPr>
+          <w:cantSplit/>
+          <w:tblHeader/>
+        </w:trPr>
         <w:tc>
           <w:tcPr>
-            <w:tcBorders>
-              <w:top w:val="single" w:sz="1" w:space="0" w:color="000000"/>
-              <w:bottom w:val="single" w:sz="1" w:space="0" w:color="000000"/>
-              <w:left w:val="single" w:sz="1" w:space="0" w:color="000000"/>
-              <w:right w:val="single" w:sz="1" w:space="0" w:color="000000"/>
-            </w:tcBorders>
+            <w:tcW w:w="2419" w:type="dxa"/>
+            <w:shd w:fill="EAF0FA"/>
           </w:tcPr>
           <w:p>
             <w:pPr>
-              <w:spacing w:lineRule="auto"/>
+              <w:pStyle w:val="BodyText"/>
             </w:pPr>
             <w:r>
-              <w:rPr/>
-              <w:t xml:space="preserve">รหัสและโมเดลถอดเสียง</w:t>
+              <w:rPr>
+                <w:sz w:val="18"/>
+                <w:b/>
+              </w:rPr>
+              <w:t xml:space="preserve">โมเดล</w:t>
             </w:r>
           </w:p>
         </w:tc>
         <w:tc>
           <w:tcPr>
-            <w:tcBorders>
-              <w:top w:val="single" w:sz="1" w:space="0" w:color="000000"/>
-              <w:bottom w:val="single" w:sz="1" w:space="0" w:color="000000"/>
-              <w:left w:val="single" w:sz="1" w:space="0" w:color="000000"/>
-              <w:right w:val="single" w:sz="1" w:space="0" w:color="000000"/>
-            </w:tcBorders>
+            <w:tcW w:w="2074" w:type="dxa"/>
+            <w:shd w:fill="EAF0FA"/>
           </w:tcPr>
           <w:p>
             <w:pPr>
-              <w:spacing w:lineRule="auto"/>
+              <w:pStyle w:val="BodyText"/>
             </w:pPr>
             <w:r>
-              <w:rPr/>
-              <w:t xml:space="preserve">FLEURS test CER</w:t>
+              <w:rPr>
+                <w:sz w:val="18"/>
+                <w:b/>
+              </w:rPr>
+              <w:t xml:space="preserve">จำแนกถูกบน MASSIVE</w:t>
             </w:r>
           </w:p>
         </w:tc>
         <w:tc>
           <w:tcPr>
-            <w:tcBorders>
-              <w:top w:val="single" w:sz="1" w:space="0" w:color="000000"/>
-              <w:bottom w:val="single" w:sz="1" w:space="0" w:color="000000"/>
-              <w:left w:val="single" w:sz="1" w:space="0" w:color="000000"/>
-              <w:right w:val="single" w:sz="1" w:space="0" w:color="000000"/>
-            </w:tcBorders>
+            <w:tcW w:w="2074" w:type="dxa"/>
+            <w:shd w:fill="EAF0FA"/>
           </w:tcPr>
           <w:p>
             <w:pPr>
-              <w:spacing w:lineRule="auto"/>
+              <w:pStyle w:val="BodyText"/>
             </w:pPr>
             <w:r>
-              <w:rPr/>
-              <w:t xml:space="preserve">เสียงจริง 24: CER</w:t>
+              <w:rPr>
+                <w:sz w:val="18"/>
+                <w:b/>
+              </w:rPr>
+              <w:t xml:space="preserve">จำแนกจากข้อความที่ถูกต้อง / 60</w:t>
             </w:r>
           </w:p>
         </w:tc>
         <w:tc>
           <w:tcPr>
-            <w:tcBorders>
-              <w:top w:val="single" w:sz="1" w:space="0" w:color="000000"/>
-              <w:bottom w:val="single" w:sz="1" w:space="0" w:color="000000"/>
-              <w:left w:val="single" w:sz="1" w:space="0" w:color="000000"/>
-              <w:right w:val="single" w:sz="1" w:space="0" w:color="000000"/>
-            </w:tcBorders>
+            <w:tcW w:w="2074" w:type="dxa"/>
+            <w:shd w:fill="EAF0FA"/>
           </w:tcPr>
           <w:p>
             <w:pPr>
-              <w:spacing w:lineRule="auto"/>
+              <w:pStyle w:val="BodyText"/>
             </w:pPr>
             <w:r>
-              <w:rPr/>
-              <w:t xml:space="preserve">เสียงจริง 60: CER / WER / ถูกทั้งประโยค</w:t>
-            </w:r>
-          </w:p>
-        </w:tc>
-        <w:tc>
-          <w:tcPr>
-            <w:tcBorders>
-              <w:top w:val="single" w:sz="1" w:space="0" w:color="000000"/>
-              <w:bottom w:val="single" w:sz="1" w:space="0" w:color="000000"/>
-              <w:left w:val="single" w:sz="1" w:space="0" w:color="000000"/>
-              <w:right w:val="single" w:sz="1" w:space="0" w:color="000000"/>
-            </w:tcBorders>
-          </w:tcPr>
-          <w:p>
-            <w:pPr>
-              <w:spacing w:lineRule="auto"/>
-            </w:pPr>
-            <w:r>
-              <w:rPr/>
-              <w:t xml:space="preserve">สรุปผลของโมเดล</w:t>
-            </w:r>
-          </w:p>
-        </w:tc>
-      </w:tr>
-      <w:tblGrid>
-        <w:gridCol w:w="1728"/>
-        <w:gridCol w:w="1728"/>
-        <w:gridCol w:w="1728"/>
-        <w:gridCol w:w="1728"/>
-        <w:gridCol w:w="1728"/>
-      </w:tblGrid>
-      <w:tr>
-        <w:trPr/>
-        <w:tc>
-          <w:tcPr>
-            <w:tcBorders>
-              <w:top w:val="single" w:sz="1" w:space="0" w:color="000000"/>
-              <w:bottom w:val="single" w:sz="1" w:space="0" w:color="000000"/>
-              <w:left w:val="single" w:sz="1" w:space="0" w:color="000000"/>
-              <w:right w:val="single" w:sz="1" w:space="0" w:color="000000"/>
-            </w:tcBorders>
-          </w:tcPr>
-          <w:p>
-            <w:pPr>
-              <w:spacing w:lineRule="auto"/>
-            </w:pPr>
-            <w:r>
-              <w:rPr/>
-              <w:t xml:space="preserve">A0 — Whisper-tiny สำเร็จรูป</w:t>
-            </w:r>
-          </w:p>
-        </w:tc>
-        <w:tc>
-          <w:tcPr>
-            <w:tcBorders>
-              <w:top w:val="single" w:sz="1" w:space="0" w:color="000000"/>
-              <w:bottom w:val="single" w:sz="1" w:space="0" w:color="000000"/>
-              <w:left w:val="single" w:sz="1" w:space="0" w:color="000000"/>
-              <w:right w:val="single" w:sz="1" w:space="0" w:color="000000"/>
-            </w:tcBorders>
-          </w:tcPr>
-          <w:p>
-            <w:pPr>
-              <w:spacing w:lineRule="auto"/>
-            </w:pPr>
-            <w:r>
-              <w:rPr/>
-              <w:t xml:space="preserve">0.638</w:t>
-            </w:r>
-          </w:p>
-        </w:tc>
-        <w:tc>
-          <w:tcPr>
-            <w:tcBorders>
-              <w:top w:val="single" w:sz="1" w:space="0" w:color="000000"/>
-              <w:bottom w:val="single" w:sz="1" w:space="0" w:color="000000"/>
-              <w:left w:val="single" w:sz="1" w:space="0" w:color="000000"/>
-              <w:right w:val="single" w:sz="1" w:space="0" w:color="000000"/>
-            </w:tcBorders>
-          </w:tcPr>
-          <w:p>
-            <w:pPr>
-              <w:spacing w:lineRule="auto"/>
-            </w:pPr>
-            <w:r>
-              <w:rPr/>
-              <w:t xml:space="preserve">0.763</w:t>
-            </w:r>
-          </w:p>
-        </w:tc>
-        <w:tc>
-          <w:tcPr>
-            <w:tcBorders>
-              <w:top w:val="single" w:sz="1" w:space="0" w:color="000000"/>
-              <w:bottom w:val="single" w:sz="1" w:space="0" w:color="000000"/>
-              <w:left w:val="single" w:sz="1" w:space="0" w:color="000000"/>
-              <w:right w:val="single" w:sz="1" w:space="0" w:color="000000"/>
-            </w:tcBorders>
-          </w:tcPr>
-          <w:p>
-            <w:pPr>
-              <w:spacing w:lineRule="auto"/>
-            </w:pPr>
-            <w:r>
-              <w:rPr/>
-              <w:t xml:space="preserve">—</w:t>
-            </w:r>
-          </w:p>
-        </w:tc>
-        <w:tc>
-          <w:tcPr>
-            <w:tcBorders>
-              <w:top w:val="single" w:sz="1" w:space="0" w:color="000000"/>
-              <w:bottom w:val="single" w:sz="1" w:space="0" w:color="000000"/>
-              <w:left w:val="single" w:sz="1" w:space="0" w:color="000000"/>
-              <w:right w:val="single" w:sz="1" w:space="0" w:color="000000"/>
-            </w:tcBorders>
-          </w:tcPr>
-          <w:p>
-            <w:pPr>
-              <w:spacing w:lineRule="auto"/>
-            </w:pPr>
-            <w:r>
-              <w:rPr/>
-              <w:t xml:space="preserve">จุดเริ่มต้น; ถอดเสียงไทยและคำสั่งจริงผิดมาก</w:t>
+              <w:rPr>
+                <w:sz w:val="18"/>
+                <w:b/>
+              </w:rPr>
+              <w:t xml:space="preserve">จำแนกจากเสียงผ่าน Whisper A5 / 60</w:t>
             </w:r>
           </w:p>
         </w:tc>
       </w:tr>
       <w:tr>
-        <w:trPr/>
+        <w:trPr>
+          <w:cantSplit/>
+        </w:trPr>
         <w:tc>
           <w:tcPr>
-            <w:tcBorders>
-              <w:top w:val="single" w:sz="1" w:space="0" w:color="000000"/>
-              <w:bottom w:val="single" w:sz="1" w:space="0" w:color="000000"/>
-              <w:left w:val="single" w:sz="1" w:space="0" w:color="000000"/>
-              <w:right w:val="single" w:sz="1" w:space="0" w:color="000000"/>
-            </w:tcBorders>
+            <w:tcW w:w="2419" w:type="dxa"/>
           </w:tcPr>
           <w:p>
             <w:pPr>
-              <w:spacing w:lineRule="auto"/>
-            </w:pPr>
-            <w:r>
-              <w:rPr/>
-              <w:t xml:space="preserve">A1 — Whisper-tiny ปรับแต่งด้วยภาษาไทย</w:t>
-            </w:r>
-          </w:p>
-        </w:tc>
-        <w:tc>
-          <w:tcPr>
-            <w:tcBorders>
-              <w:top w:val="single" w:sz="1" w:space="0" w:color="000000"/>
-              <w:bottom w:val="single" w:sz="1" w:space="0" w:color="000000"/>
-              <w:left w:val="single" w:sz="1" w:space="0" w:color="000000"/>
-              <w:right w:val="single" w:sz="1" w:space="0" w:color="000000"/>
-            </w:tcBorders>
-          </w:tcPr>
-          <w:p>
-            <w:pPr>
-              <w:spacing w:lineRule="auto"/>
-            </w:pPr>
-            <w:r>
-              <w:rPr/>
-              <w:t xml:space="preserve">0.231</w:t>
-            </w:r>
-          </w:p>
-        </w:tc>
-        <w:tc>
-          <w:tcPr>
-            <w:tcBorders>
-              <w:top w:val="single" w:sz="1" w:space="0" w:color="000000"/>
-              <w:bottom w:val="single" w:sz="1" w:space="0" w:color="000000"/>
-              <w:left w:val="single" w:sz="1" w:space="0" w:color="000000"/>
-              <w:right w:val="single" w:sz="1" w:space="0" w:color="000000"/>
-            </w:tcBorders>
-          </w:tcPr>
-          <w:p>
-            <w:pPr>
-              <w:spacing w:lineRule="auto"/>
-            </w:pPr>
-            <w:r>
-              <w:rPr/>
-              <w:t xml:space="preserve">0.479</w:t>
-            </w:r>
-          </w:p>
-        </w:tc>
-        <w:tc>
-          <w:tcPr>
-            <w:tcBorders>
-              <w:top w:val="single" w:sz="1" w:space="0" w:color="000000"/>
-              <w:bottom w:val="single" w:sz="1" w:space="0" w:color="000000"/>
-              <w:left w:val="single" w:sz="1" w:space="0" w:color="000000"/>
-              <w:right w:val="single" w:sz="1" w:space="0" w:color="000000"/>
-            </w:tcBorders>
-          </w:tcPr>
-          <w:p>
-            <w:pPr>
-              <w:spacing w:lineRule="auto"/>
-            </w:pPr>
-            <w:r>
-              <w:rPr/>
-              <w:t xml:space="preserve">—</w:t>
-            </w:r>
-          </w:p>
-        </w:tc>
-        <w:tc>
-          <w:tcPr>
-            <w:tcBorders>
-              <w:top w:val="single" w:sz="1" w:space="0" w:color="000000"/>
-              <w:bottom w:val="single" w:sz="1" w:space="0" w:color="000000"/>
-              <w:left w:val="single" w:sz="1" w:space="0" w:color="000000"/>
-              <w:right w:val="single" w:sz="1" w:space="0" w:color="000000"/>
-            </w:tcBorders>
-          </w:tcPr>
-          <w:p>
-            <w:pPr>
-              <w:spacing w:lineRule="auto"/>
-            </w:pPr>
-            <w:r>
-              <w:rPr/>
-              <w:t xml:space="preserve">ดีขึ้นมากบน FLEURS แต่ยังผิดบนคำสั่งจริง</w:t>
-            </w:r>
-          </w:p>
-        </w:tc>
-      </w:tr>
-      <w:tr>
-        <w:trPr/>
-        <w:tc>
-          <w:tcPr>
-            <w:tcBorders>
-              <w:top w:val="single" w:sz="1" w:space="0" w:color="000000"/>
-              <w:bottom w:val="single" w:sz="1" w:space="0" w:color="000000"/>
-              <w:left w:val="single" w:sz="1" w:space="0" w:color="000000"/>
-              <w:right w:val="single" w:sz="1" w:space="0" w:color="000000"/>
-            </w:tcBorders>
-          </w:tcPr>
-          <w:p>
-            <w:pPr>
-              <w:spacing w:lineRule="auto"/>
-            </w:pPr>
-            <w:r>
-              <w:rPr/>
-              <w:t xml:space="preserve">A2 — Whisper-small สำเร็จรูป</w:t>
-            </w:r>
-          </w:p>
-        </w:tc>
-        <w:tc>
-          <w:tcPr>
-            <w:tcBorders>
-              <w:top w:val="single" w:sz="1" w:space="0" w:color="000000"/>
-              <w:bottom w:val="single" w:sz="1" w:space="0" w:color="000000"/>
-              <w:left w:val="single" w:sz="1" w:space="0" w:color="000000"/>
-              <w:right w:val="single" w:sz="1" w:space="0" w:color="000000"/>
-            </w:tcBorders>
-          </w:tcPr>
-          <w:p>
-            <w:pPr>
-              <w:spacing w:lineRule="auto"/>
-            </w:pPr>
-            <w:r>
-              <w:rPr/>
-              <w:t xml:space="preserve">0.238</w:t>
-            </w:r>
-          </w:p>
-        </w:tc>
-        <w:tc>
-          <w:tcPr>
-            <w:tcBorders>
-              <w:top w:val="single" w:sz="1" w:space="0" w:color="000000"/>
-              <w:bottom w:val="single" w:sz="1" w:space="0" w:color="000000"/>
-              <w:left w:val="single" w:sz="1" w:space="0" w:color="000000"/>
-              <w:right w:val="single" w:sz="1" w:space="0" w:color="000000"/>
-            </w:tcBorders>
-          </w:tcPr>
-          <w:p>
-            <w:pPr>
-              <w:spacing w:lineRule="auto"/>
-            </w:pPr>
-            <w:r>
-              <w:rPr/>
-              <w:t xml:space="preserve">0.370</w:t>
-            </w:r>
-          </w:p>
-        </w:tc>
-        <w:tc>
-          <w:tcPr>
-            <w:tcBorders>
-              <w:top w:val="single" w:sz="1" w:space="0" w:color="000000"/>
-              <w:bottom w:val="single" w:sz="1" w:space="0" w:color="000000"/>
-              <w:left w:val="single" w:sz="1" w:space="0" w:color="000000"/>
-              <w:right w:val="single" w:sz="1" w:space="0" w:color="000000"/>
-            </w:tcBorders>
-          </w:tcPr>
-          <w:p>
-            <w:pPr>
-              <w:spacing w:lineRule="auto"/>
-            </w:pPr>
-            <w:r>
-              <w:rPr/>
-              <w:t xml:space="preserve">0.812 / 1.267 / 3%</w:t>
-            </w:r>
-          </w:p>
-        </w:tc>
-        <w:tc>
-          <w:tcPr>
-            <w:tcBorders>
-              <w:top w:val="single" w:sz="1" w:space="0" w:color="000000"/>
-              <w:bottom w:val="single" w:sz="1" w:space="0" w:color="000000"/>
-              <w:left w:val="single" w:sz="1" w:space="0" w:color="000000"/>
-              <w:right w:val="single" w:sz="1" w:space="0" w:color="000000"/>
-            </w:tcBorders>
-          </w:tcPr>
-          <w:p>
-            <w:pPr>
-              <w:spacing w:lineRule="auto"/>
-            </w:pPr>
-            <w:r>
-              <w:rPr/>
-              <w:t xml:space="preserve">รุ่นสำเร็จรูปขนาดใหญ่ขึ้นช่วยบนชุด 24 ประโยค</w:t>
-            </w:r>
-          </w:p>
-        </w:tc>
-      </w:tr>
-      <w:tr>
-        <w:trPr/>
-        <w:tc>
-          <w:tcPr>
-            <w:tcBorders>
-              <w:top w:val="single" w:sz="1" w:space="0" w:color="000000"/>
-              <w:bottom w:val="single" w:sz="1" w:space="0" w:color="000000"/>
-              <w:left w:val="single" w:sz="1" w:space="0" w:color="000000"/>
-              <w:right w:val="single" w:sz="1" w:space="0" w:color="000000"/>
-            </w:tcBorders>
-          </w:tcPr>
-          <w:p>
-            <w:pPr>
-              <w:spacing w:lineRule="auto"/>
-            </w:pPr>
-            <w:r>
-              <w:rPr/>
-              <w:t xml:space="preserve">A3 — Whisper-small + LoRA + เสียงสังเคราะห์</w:t>
-            </w:r>
-          </w:p>
-        </w:tc>
-        <w:tc>
-          <w:tcPr>
-            <w:tcBorders>
-              <w:top w:val="single" w:sz="1" w:space="0" w:color="000000"/>
-              <w:bottom w:val="single" w:sz="1" w:space="0" w:color="000000"/>
-              <w:left w:val="single" w:sz="1" w:space="0" w:color="000000"/>
-              <w:right w:val="single" w:sz="1" w:space="0" w:color="000000"/>
-            </w:tcBorders>
-          </w:tcPr>
-          <w:p>
-            <w:pPr>
-              <w:spacing w:lineRule="auto"/>
+              <w:pStyle w:val="BodyText"/>
             </w:pPr>
             <w:r>
               <w:rPr>
-                <w:b/>
+                <w:sz w:val="18"/>
               </w:rPr>
-              <w:t xml:space="preserve">0.126</w:t>
-            </w:r>
-          </w:p>
-        </w:tc>
-        <w:tc>
-          <w:tcPr>
-            <w:tcBorders>
-              <w:top w:val="single" w:sz="1" w:space="0" w:color="000000"/>
-              <w:bottom w:val="single" w:sz="1" w:space="0" w:color="000000"/>
-              <w:left w:val="single" w:sz="1" w:space="0" w:color="000000"/>
-              <w:right w:val="single" w:sz="1" w:space="0" w:color="000000"/>
-            </w:tcBorders>
-          </w:tcPr>
-          <w:p>
-            <w:pPr>
-              <w:spacing w:lineRule="auto"/>
-            </w:pPr>
-            <w:r>
-              <w:rPr/>
-              <w:t xml:space="preserve">0.111</w:t>
-            </w:r>
-          </w:p>
-        </w:tc>
-        <w:tc>
-          <w:tcPr>
-            <w:tcBorders>
-              <w:top w:val="single" w:sz="1" w:space="0" w:color="000000"/>
-              <w:bottom w:val="single" w:sz="1" w:space="0" w:color="000000"/>
-              <w:left w:val="single" w:sz="1" w:space="0" w:color="000000"/>
-              <w:right w:val="single" w:sz="1" w:space="0" w:color="000000"/>
-            </w:tcBorders>
-          </w:tcPr>
-          <w:p>
-            <w:pPr>
-              <w:spacing w:lineRule="auto"/>
-            </w:pPr>
-            <w:r>
-              <w:rPr/>
-              <w:t xml:space="preserve">0.170 / 0.380 / 30%</w:t>
-            </w:r>
-          </w:p>
-        </w:tc>
-        <w:tc>
-          <w:tcPr>
-            <w:tcBorders>
-              <w:top w:val="single" w:sz="1" w:space="0" w:color="000000"/>
-              <w:bottom w:val="single" w:sz="1" w:space="0" w:color="000000"/>
-              <w:left w:val="single" w:sz="1" w:space="0" w:color="000000"/>
-              <w:right w:val="single" w:sz="1" w:space="0" w:color="000000"/>
-            </w:tcBorders>
-          </w:tcPr>
-          <w:p>
-            <w:pPr>
-              <w:spacing w:lineRule="auto"/>
-            </w:pPr>
-            <w:r>
-              <w:rPr/>
-              <w:t xml:space="preserve">ข้อมูลคำสั่งเฉพาะโดเมนลดข้อผิดพลาดอย่างชัดเจน</w:t>
-            </w:r>
-          </w:p>
-        </w:tc>
-      </w:tr>
-      <w:tr>
-        <w:trPr/>
-        <w:tc>
-          <w:tcPr>
-            <w:tcBorders>
-              <w:top w:val="single" w:sz="1" w:space="0" w:color="000000"/>
-              <w:bottom w:val="single" w:sz="1" w:space="0" w:color="000000"/>
-              <w:left w:val="single" w:sz="1" w:space="0" w:color="000000"/>
-              <w:right w:val="single" w:sz="1" w:space="0" w:color="000000"/>
-            </w:tcBorders>
-          </w:tcPr>
-          <w:p>
-            <w:pPr>
-              <w:spacing w:lineRule="auto"/>
-            </w:pPr>
-            <w:r>
-              <w:rPr/>
-              <w:t xml:space="preserve">A4 — Whisper-small + เสียงผู้ใช้ 72 ประโยค</w:t>
-            </w:r>
-          </w:p>
-        </w:tc>
-        <w:tc>
-          <w:tcPr>
-            <w:tcBorders>
-              <w:top w:val="single" w:sz="1" w:space="0" w:color="000000"/>
-              <w:bottom w:val="single" w:sz="1" w:space="0" w:color="000000"/>
-              <w:left w:val="single" w:sz="1" w:space="0" w:color="000000"/>
-              <w:right w:val="single" w:sz="1" w:space="0" w:color="000000"/>
-            </w:tcBorders>
-          </w:tcPr>
-          <w:p>
-            <w:pPr>
-              <w:spacing w:lineRule="auto"/>
-            </w:pPr>
-            <w:r>
-              <w:rPr/>
-              <w:t xml:space="preserve">0.134</w:t>
-            </w:r>
-          </w:p>
-        </w:tc>
-        <w:tc>
-          <w:tcPr>
-            <w:tcBorders>
-              <w:top w:val="single" w:sz="1" w:space="0" w:color="000000"/>
-              <w:bottom w:val="single" w:sz="1" w:space="0" w:color="000000"/>
-              <w:left w:val="single" w:sz="1" w:space="0" w:color="000000"/>
-              <w:right w:val="single" w:sz="1" w:space="0" w:color="000000"/>
-            </w:tcBorders>
-          </w:tcPr>
-          <w:p>
-            <w:pPr>
-              <w:spacing w:lineRule="auto"/>
-            </w:pPr>
-            <w:r>
-              <w:rPr>
-                <w:b/>
-              </w:rPr>
-              <w:t xml:space="preserve">0.047</w:t>
-            </w:r>
-          </w:p>
-        </w:tc>
-        <w:tc>
-          <w:tcPr>
-            <w:tcBorders>
-              <w:top w:val="single" w:sz="1" w:space="0" w:color="000000"/>
-              <w:bottom w:val="single" w:sz="1" w:space="0" w:color="000000"/>
-              <w:left w:val="single" w:sz="1" w:space="0" w:color="000000"/>
-              <w:right w:val="single" w:sz="1" w:space="0" w:color="000000"/>
-            </w:tcBorders>
-          </w:tcPr>
-          <w:p>
-            <w:pPr>
-              <w:spacing w:lineRule="auto"/>
-            </w:pPr>
-            <w:r>
-              <w:rPr>
-                <w:b/>
-              </w:rPr>
-              <w:t xml:space="preserve">0.097 / 0.238 / 37%</w:t>
-            </w:r>
-          </w:p>
-        </w:tc>
-        <w:tc>
-          <w:tcPr>
-            <w:tcBorders>
-              <w:top w:val="single" w:sz="1" w:space="0" w:color="000000"/>
-              <w:bottom w:val="single" w:sz="1" w:space="0" w:color="000000"/>
-              <w:left w:val="single" w:sz="1" w:space="0" w:color="000000"/>
-              <w:right w:val="single" w:sz="1" w:space="0" w:color="000000"/>
-            </w:tcBorders>
-          </w:tcPr>
-          <w:p>
-            <w:pPr>
-              <w:spacing w:lineRule="auto"/>
-            </w:pPr>
-            <w:r>
-              <w:rPr/>
-              <w:t xml:space="preserve">CER บนเสียงจริงต่ำสุด แต่ FLEURS แย่ลงเล็กน้อย</w:t>
-            </w:r>
-          </w:p>
-        </w:tc>
-      </w:tr>
-      <w:tr>
-        <w:trPr/>
-        <w:tc>
-          <w:tcPr>
-            <w:tcBorders>
-              <w:top w:val="single" w:sz="1" w:space="0" w:color="000000"/>
-              <w:bottom w:val="single" w:sz="1" w:space="0" w:color="000000"/>
-              <w:left w:val="single" w:sz="1" w:space="0" w:color="000000"/>
-              <w:right w:val="single" w:sz="1" w:space="0" w:color="000000"/>
-            </w:tcBorders>
-          </w:tcPr>
-          <w:p>
-            <w:pPr>
-              <w:spacing w:lineRule="auto"/>
-            </w:pPr>
-            <w:r>
-              <w:rPr/>
-              <w:t xml:space="preserve">A5 — Whisper-small + เสียงผู้ใช้ 112 ประโยค</w:t>
-            </w:r>
-          </w:p>
-        </w:tc>
-        <w:tc>
-          <w:tcPr>
-            <w:tcBorders>
-              <w:top w:val="single" w:sz="1" w:space="0" w:color="000000"/>
-              <w:bottom w:val="single" w:sz="1" w:space="0" w:color="000000"/>
-              <w:left w:val="single" w:sz="1" w:space="0" w:color="000000"/>
-              <w:right w:val="single" w:sz="1" w:space="0" w:color="000000"/>
-            </w:tcBorders>
-          </w:tcPr>
-          <w:p>
-            <w:pPr>
-              <w:spacing w:lineRule="auto"/>
-            </w:pPr>
-            <w:r>
-              <w:rPr/>
-              <w:t xml:space="preserve">—</w:t>
-            </w:r>
-          </w:p>
-        </w:tc>
-        <w:tc>
-          <w:tcPr>
-            <w:tcBorders>
-              <w:top w:val="single" w:sz="1" w:space="0" w:color="000000"/>
-              <w:bottom w:val="single" w:sz="1" w:space="0" w:color="000000"/>
-              <w:left w:val="single" w:sz="1" w:space="0" w:color="000000"/>
-              <w:right w:val="single" w:sz="1" w:space="0" w:color="000000"/>
-            </w:tcBorders>
-          </w:tcPr>
-          <w:p>
-            <w:pPr>
-              <w:spacing w:lineRule="auto"/>
-            </w:pPr>
-            <w:r>
-              <w:rPr/>
-              <w:t xml:space="preserve">—</w:t>
-            </w:r>
-          </w:p>
-        </w:tc>
-        <w:tc>
-          <w:tcPr>
-            <w:tcBorders>
-              <w:top w:val="single" w:sz="1" w:space="0" w:color="000000"/>
-              <w:bottom w:val="single" w:sz="1" w:space="0" w:color="000000"/>
-              <w:left w:val="single" w:sz="1" w:space="0" w:color="000000"/>
-              <w:right w:val="single" w:sz="1" w:space="0" w:color="000000"/>
-            </w:tcBorders>
-          </w:tcPr>
-          <w:p>
-            <w:pPr>
-              <w:spacing w:lineRule="auto"/>
-            </w:pPr>
-            <w:r>
-              <w:rPr/>
-              <w:t xml:space="preserve">0.117 / 0.238 /</w:t>
-            </w:r>
-          </w:p>
-          <w:p>
-            <w:pPr>
-              <w:spacing w:lineRule="auto"/>
-            </w:pPr>
-            <w:r>
-              <w:rPr>
-                <w:b/>
-              </w:rPr>
-              <w:t xml:space="preserve">38%</w:t>
-            </w:r>
-          </w:p>
-        </w:tc>
-        <w:tc>
-          <w:tcPr>
-            <w:tcBorders>
-              <w:top w:val="single" w:sz="1" w:space="0" w:color="000000"/>
-              <w:bottom w:val="single" w:sz="1" w:space="0" w:color="000000"/>
-              <w:left w:val="single" w:sz="1" w:space="0" w:color="000000"/>
-              <w:right w:val="single" w:sz="1" w:space="0" w:color="000000"/>
-            </w:tcBorders>
-          </w:tcPr>
-          <w:p>
-            <w:pPr>
-              <w:spacing w:lineRule="auto"/>
-            </w:pPr>
-            <w:r>
-              <w:rPr/>
-              <w:t xml:space="preserve">ถูกทั้งประโยคมากขึ้นและให้ผลทั้งระบบดีที่สุด</w:t>
-            </w:r>
-          </w:p>
-        </w:tc>
-      </w:tr>
-      <w:tr>
-        <w:trPr/>
-        <w:tc>
-          <w:tcPr>
-            <w:tcBorders>
-              <w:top w:val="single" w:sz="1" w:space="0" w:color="000000"/>
-              <w:bottom w:val="single" w:sz="1" w:space="0" w:color="000000"/>
-              <w:left w:val="single" w:sz="1" w:space="0" w:color="000000"/>
-              <w:right w:val="single" w:sz="1" w:space="0" w:color="000000"/>
-            </w:tcBorders>
-          </w:tcPr>
-          <w:p>
-            <w:pPr>
-              <w:spacing w:lineRule="auto"/>
-            </w:pPr>
-            <w:r>
-              <w:rPr/>
-              <w:t xml:space="preserve">A6 — Whisper-small + เสียงผู้ใช้ 112 ประโยค + เพิ่มขั้นฝึก</w:t>
-            </w:r>
-          </w:p>
-        </w:tc>
-        <w:tc>
-          <w:tcPr>
-            <w:tcBorders>
-              <w:top w:val="single" w:sz="1" w:space="0" w:color="000000"/>
-              <w:bottom w:val="single" w:sz="1" w:space="0" w:color="000000"/>
-              <w:left w:val="single" w:sz="1" w:space="0" w:color="000000"/>
-              <w:right w:val="single" w:sz="1" w:space="0" w:color="000000"/>
-            </w:tcBorders>
-          </w:tcPr>
-          <w:p>
-            <w:pPr>
-              <w:spacing w:lineRule="auto"/>
-            </w:pPr>
-            <w:r>
-              <w:rPr/>
-              <w:t xml:space="preserve">—</w:t>
-            </w:r>
-          </w:p>
-        </w:tc>
-        <w:tc>
-          <w:tcPr>
-            <w:tcBorders>
-              <w:top w:val="single" w:sz="1" w:space="0" w:color="000000"/>
-              <w:bottom w:val="single" w:sz="1" w:space="0" w:color="000000"/>
-              <w:left w:val="single" w:sz="1" w:space="0" w:color="000000"/>
-              <w:right w:val="single" w:sz="1" w:space="0" w:color="000000"/>
-            </w:tcBorders>
-          </w:tcPr>
-          <w:p>
-            <w:pPr>
-              <w:spacing w:lineRule="auto"/>
-            </w:pPr>
-            <w:r>
-              <w:rPr/>
-              <w:t xml:space="preserve">—</w:t>
-            </w:r>
-          </w:p>
-        </w:tc>
-        <w:tc>
-          <w:tcPr>
-            <w:tcBorders>
-              <w:top w:val="single" w:sz="1" w:space="0" w:color="000000"/>
-              <w:bottom w:val="single" w:sz="1" w:space="0" w:color="000000"/>
-              <w:left w:val="single" w:sz="1" w:space="0" w:color="000000"/>
-              <w:right w:val="single" w:sz="1" w:space="0" w:color="000000"/>
-            </w:tcBorders>
-          </w:tcPr>
-          <w:p>
-            <w:pPr>
-              <w:spacing w:lineRule="auto"/>
-            </w:pPr>
-            <w:r>
-              <w:rPr/>
-              <w:t xml:space="preserve">0.121 / 0.238 / 38%</w:t>
-            </w:r>
-          </w:p>
-        </w:tc>
-        <w:tc>
-          <w:tcPr>
-            <w:tcBorders>
-              <w:top w:val="single" w:sz="1" w:space="0" w:color="000000"/>
-              <w:bottom w:val="single" w:sz="1" w:space="0" w:color="000000"/>
-              <w:left w:val="single" w:sz="1" w:space="0" w:color="000000"/>
-              <w:right w:val="single" w:sz="1" w:space="0" w:color="000000"/>
-            </w:tcBorders>
-          </w:tcPr>
-          <w:p>
-            <w:pPr>
-              <w:spacing w:lineRule="auto"/>
-            </w:pPr>
-            <w:r>
-              <w:rPr/>
-              <w:t xml:space="preserve">dev CER ต่ำสุด แต่เสียงจริงและผลทั้งระบบลดลง</w:t>
-            </w:r>
-          </w:p>
-        </w:tc>
-      </w:tr>
-    </w:tbl>
-    <w:p>
-      <w:pPr>
-        <w:spacing w:lineRule="auto"/>
-      </w:pPr>
-      <w:r>
-        <w:rPr/>
-      </w:r>
-    </w:p>
-    <w:p>
-      <w:pPr>
-        <w:spacing w:lineRule="auto"/>
-      </w:pPr>
-      <w:r>
-        <w:rPr/>
-        <w:t xml:space="preserve">ชุด 60 ประโยคประกอบด้วย 24 ประโยคเดิมและ 36 ประโยคที่เขียนเพิ่มหลังฝึกโมเดลบางรุ่น A0/A1 ไม่ได้ประเมินบนชุด 60 ประโยค ส่วน A5/A6 ไม่ได้ประเมินบนชุด 24 ประโยคหรือ FLEURS test ดังนั้นช่องที่ไม่มีผลจึงแสดงเป็นขีดไว้ ผล A1 และ A2 บน FLEURS ใกล้เคียงกัน แต่ A2 ดีกว่าบนคำสั่งจริง แสดงว่าชุดทดสอบทั่วไปไม่เพียงพอสำหรับเลือกโมเดลในงานนี้ สำหรับ A6 แม้ dev CER ต่ำสุดที่ 0.116 แต่ชื่องานในเสียงจริงผิดเพิ่มขึ้น จึงไม่ได้เลือกใช้</w:t>
-      </w:r>
-    </w:p>
-    <w:p>
-      <w:pPr>
-        <w:pStyle w:val="Heading3"/>
-        <w:spacing w:lineRule="auto"/>
-      </w:pPr>
-      <w:r>
-        <w:rPr/>
-        <w:t xml:space="preserve">4.4 ผลการจำแนกเจตนาตามโมเดลและชุดข้อมูลฝึก</w:t>
-      </w:r>
-    </w:p>
-    <w:p>
-      <w:pPr>
-        <w:spacing w:lineRule="auto"/>
-      </w:pPr>
-      <w:r>
-        <w:rPr/>
-        <w:t xml:space="preserve">ผลการประเมินมีสองส่วน ได้แก่ ชุดทดสอบ MASSIVE ที่ใช้วัดความสามารถกับประโยคทั่วไป และชุดเสียงคำสั่งจริงที่ใช้วัดงานของระบบโดยตรง บน MASSIVE โมเดล TF-IDF แบบพื้นฐานยังให้ผลดี โดย Logistic Regression (คำ) มี accuracy สูงสุดทั้งเมื่อฝึกด้วยชุดข้อมูล I1 และ I4 การเพิ่มข้อมูลเฉพาะโดเมนไม่ได้ทำให้ผลบน MASSIVE ลดลงอย่างชัดเจน ตารางแรกเปรียบเทียบโมเดลก่อนและหลังเพิ่มข้อมูล ส่วนตารางถัดไปสรุปผลของชุดข้อมูลฝึก I1–I4 บนคำสั่งจริง</w:t>
-      </w:r>
-    </w:p>
-    <w:tbl>
-      <w:tblPr>
-        <w:tblBorders>
-          <w:top w:val="single" w:sz="2" w:space="0" w:color="000000"/>
-          <w:bottom w:val="single" w:sz="2" w:space="0" w:color="000000"/>
-          <w:left w:val="single" w:sz="2" w:space="0" w:color="000000"/>
-          <w:right w:val="single" w:sz="2" w:space="0" w:color="000000"/>
-        </w:tblBorders>
-        <w:tblCellSpacing w:w="0" w:type="dxa"/>
-        <w:tblCellMar>
-          <w:top w:type="dxa" w:w="80"/>
-          <w:bottom w:type="dxa" w:w="80"/>
-          <w:left w:type="dxa" w:w="160"/>
-          <w:right w:type="dxa" w:w="160"/>
-        </w:tblCellMar>
-        <w:jc w:val="center"/>
-      </w:tblPr>
-      <w:tblGrid>
-        <w:gridCol w:w="2160"/>
-        <w:gridCol w:w="2160"/>
-        <w:gridCol w:w="2160"/>
-        <w:gridCol w:w="2160"/>
-      </w:tblGrid>
-      <w:tr>
-        <w:trPr/>
-        <w:tc>
-          <w:tcPr>
-            <w:tcBorders>
-              <w:top w:val="single" w:sz="1" w:space="0" w:color="000000"/>
-              <w:bottom w:val="single" w:sz="1" w:space="0" w:color="000000"/>
-              <w:left w:val="single" w:sz="1" w:space="0" w:color="000000"/>
-              <w:right w:val="single" w:sz="1" w:space="0" w:color="000000"/>
-            </w:tcBorders>
-          </w:tcPr>
-          <w:p>
-            <w:pPr>
-              <w:spacing w:lineRule="auto"/>
-            </w:pPr>
-            <w:r>
-              <w:rPr/>
-              <w:t xml:space="preserve">โมเดลจำแนกเจตนา</w:t>
-            </w:r>
-          </w:p>
-        </w:tc>
-        <w:tc>
-          <w:tcPr>
-            <w:tcBorders>
-              <w:top w:val="single" w:sz="1" w:space="0" w:color="000000"/>
-              <w:bottom w:val="single" w:sz="1" w:space="0" w:color="000000"/>
-              <w:left w:val="single" w:sz="1" w:space="0" w:color="000000"/>
-              <w:right w:val="single" w:sz="1" w:space="0" w:color="000000"/>
-            </w:tcBorders>
-          </w:tcPr>
-          <w:p>
-            <w:pPr>
-              <w:spacing w:lineRule="auto"/>
-            </w:pPr>
-            <w:r>
-              <w:rPr/>
-              <w:t xml:space="preserve">ฝึกด้วย I1: Accuracy / F1</w:t>
-            </w:r>
-          </w:p>
-        </w:tc>
-        <w:tc>
-          <w:tcPr>
-            <w:tcBorders>
-              <w:top w:val="single" w:sz="1" w:space="0" w:color="000000"/>
-              <w:bottom w:val="single" w:sz="1" w:space="0" w:color="000000"/>
-              <w:left w:val="single" w:sz="1" w:space="0" w:color="000000"/>
-              <w:right w:val="single" w:sz="1" w:space="0" w:color="000000"/>
-            </w:tcBorders>
-          </w:tcPr>
-          <w:p>
-            <w:pPr>
-              <w:spacing w:lineRule="auto"/>
-            </w:pPr>
-            <w:r>
-              <w:rPr/>
-              <w:t xml:space="preserve">ฝึกด้วย I4: Accuracy / F1</w:t>
-            </w:r>
-          </w:p>
-        </w:tc>
-        <w:tc>
-          <w:tcPr>
-            <w:tcBorders>
-              <w:top w:val="single" w:sz="1" w:space="0" w:color="000000"/>
-              <w:bottom w:val="single" w:sz="1" w:space="0" w:color="000000"/>
-              <w:left w:val="single" w:sz="1" w:space="0" w:color="000000"/>
-              <w:right w:val="single" w:sz="1" w:space="0" w:color="000000"/>
-            </w:tcBorders>
-          </w:tcPr>
-          <w:p>
-            <w:pPr>
-              <w:spacing w:lineRule="auto"/>
-            </w:pPr>
-            <w:r>
-              <w:rPr/>
-              <w:t xml:space="preserve">ฝึกด้วย I4: Accuracy ไทย / อังกฤษ</w:t>
-            </w:r>
-          </w:p>
-        </w:tc>
-      </w:tr>
-      <w:tblGrid>
-        <w:gridCol w:w="2160"/>
-        <w:gridCol w:w="2160"/>
-        <w:gridCol w:w="2160"/>
-        <w:gridCol w:w="2160"/>
-      </w:tblGrid>
-      <w:tr>
-        <w:trPr/>
-        <w:tc>
-          <w:tcPr>
-            <w:tcBorders>
-              <w:top w:val="single" w:sz="1" w:space="0" w:color="000000"/>
-              <w:bottom w:val="single" w:sz="1" w:space="0" w:color="000000"/>
-              <w:left w:val="single" w:sz="1" w:space="0" w:color="000000"/>
-              <w:right w:val="single" w:sz="1" w:space="0" w:color="000000"/>
-            </w:tcBorders>
-          </w:tcPr>
-          <w:p>
-            <w:pPr>
-              <w:spacing w:lineRule="auto"/>
-            </w:pPr>
-            <w:r>
-              <w:rPr/>
               <w:t xml:space="preserve">Naive Bayes</w:t>
             </w:r>
           </w:p>
         </w:tc>
         <w:tc>
           <w:tcPr>
-            <w:tcBorders>
-              <w:top w:val="single" w:sz="1" w:space="0" w:color="000000"/>
-              <w:bottom w:val="single" w:sz="1" w:space="0" w:color="000000"/>
-              <w:left w:val="single" w:sz="1" w:space="0" w:color="000000"/>
-              <w:right w:val="single" w:sz="1" w:space="0" w:color="000000"/>
-            </w:tcBorders>
+            <w:tcW w:w="2074" w:type="dxa"/>
           </w:tcPr>
           <w:p>
             <w:pPr>
-              <w:spacing w:lineRule="auto"/>
+              <w:pStyle w:val="BodyText"/>
             </w:pPr>
             <w:r>
-              <w:rPr/>
-              <w:t xml:space="preserve">0.837 / 0.815</w:t>
+              <w:rPr>
+                <w:sz w:val="18"/>
+              </w:rPr>
+              <w:t xml:space="preserve">84.01%</w:t>
             </w:r>
           </w:p>
         </w:tc>
         <w:tc>
           <w:tcPr>
-            <w:tcBorders>
-              <w:top w:val="single" w:sz="1" w:space="0" w:color="000000"/>
-              <w:bottom w:val="single" w:sz="1" w:space="0" w:color="000000"/>
-              <w:left w:val="single" w:sz="1" w:space="0" w:color="000000"/>
-              <w:right w:val="single" w:sz="1" w:space="0" w:color="000000"/>
-            </w:tcBorders>
+            <w:tcW w:w="2074" w:type="dxa"/>
           </w:tcPr>
           <w:p>
             <w:pPr>
-              <w:spacing w:lineRule="auto"/>
+              <w:pStyle w:val="BodyText"/>
             </w:pPr>
             <w:r>
-              <w:rPr/>
-              <w:t xml:space="preserve">0.840 / 0.814</w:t>
+              <w:rPr>
+                <w:sz w:val="18"/>
+              </w:rPr>
+              <w:t xml:space="preserve">57/60 (95.00%)</w:t>
             </w:r>
           </w:p>
         </w:tc>
         <w:tc>
           <w:tcPr>
-            <w:tcBorders>
-              <w:top w:val="single" w:sz="1" w:space="0" w:color="000000"/>
-              <w:bottom w:val="single" w:sz="1" w:space="0" w:color="000000"/>
-              <w:left w:val="single" w:sz="1" w:space="0" w:color="000000"/>
-              <w:right w:val="single" w:sz="1" w:space="0" w:color="000000"/>
-            </w:tcBorders>
+            <w:tcW w:w="2074" w:type="dxa"/>
           </w:tcPr>
           <w:p>
             <w:pPr>
-              <w:spacing w:lineRule="auto"/>
+              <w:pStyle w:val="BodyText"/>
             </w:pPr>
             <w:r>
-              <w:rPr/>
-              <w:t xml:space="preserve">0.803 / 0.876</w:t>
+              <w:rPr>
+                <w:b/>
+                <w:sz w:val="18"/>
+              </w:rPr>
+              <w:t xml:space="preserve">57/60 (95.00%)</w:t>
             </w:r>
           </w:p>
         </w:tc>
       </w:tr>
       <w:tr>
-        <w:trPr/>
+        <w:trPr>
+          <w:cantSplit/>
+        </w:trPr>
         <w:tc>
           <w:tcPr>
-            <w:tcBorders>
-              <w:top w:val="single" w:sz="1" w:space="0" w:color="000000"/>
-              <w:bottom w:val="single" w:sz="1" w:space="0" w:color="000000"/>
-              <w:left w:val="single" w:sz="1" w:space="0" w:color="000000"/>
-              <w:right w:val="single" w:sz="1" w:space="0" w:color="000000"/>
-            </w:tcBorders>
+            <w:tcW w:w="2419" w:type="dxa"/>
           </w:tcPr>
           <w:p>
             <w:pPr>
-              <w:spacing w:lineRule="auto"/>
+              <w:pStyle w:val="BodyText"/>
             </w:pPr>
             <w:r>
-              <w:rPr/>
+              <w:rPr>
+                <w:sz w:val="18"/>
+              </w:rPr>
               <w:t xml:space="preserve">Logistic Regression (คำ)</w:t>
             </w:r>
           </w:p>
         </w:tc>
         <w:tc>
           <w:tcPr>
-            <w:tcBorders>
-              <w:top w:val="single" w:sz="1" w:space="0" w:color="000000"/>
-              <w:bottom w:val="single" w:sz="1" w:space="0" w:color="000000"/>
-              <w:left w:val="single" w:sz="1" w:space="0" w:color="000000"/>
-              <w:right w:val="single" w:sz="1" w:space="0" w:color="000000"/>
-            </w:tcBorders>
+            <w:tcW w:w="2074" w:type="dxa"/>
           </w:tcPr>
           <w:p>
             <w:pPr>
-              <w:spacing w:lineRule="auto"/>
+              <w:pStyle w:val="BodyText"/>
             </w:pPr>
             <w:r>
               <w:rPr>
                 <w:b/>
+                <w:sz w:val="18"/>
               </w:rPr>
-              <w:t xml:space="preserve">0.860 / 0.844</w:t>
+              <w:t xml:space="preserve">85.76%</w:t>
             </w:r>
           </w:p>
         </w:tc>
         <w:tc>
           <w:tcPr>
-            <w:tcBorders>
-              <w:top w:val="single" w:sz="1" w:space="0" w:color="000000"/>
-              <w:bottom w:val="single" w:sz="1" w:space="0" w:color="000000"/>
-              <w:left w:val="single" w:sz="1" w:space="0" w:color="000000"/>
-              <w:right w:val="single" w:sz="1" w:space="0" w:color="000000"/>
-            </w:tcBorders>
+            <w:tcW w:w="2074" w:type="dxa"/>
           </w:tcPr>
           <w:p>
             <w:pPr>
-              <w:spacing w:lineRule="auto"/>
+              <w:pStyle w:val="BodyText"/>
             </w:pPr>
             <w:r>
               <w:rPr>
-                <w:b/>
+                <w:sz w:val="18"/>
               </w:rPr>
-              <w:t xml:space="preserve">0.858 / 0.842</w:t>
+              <w:t xml:space="preserve">53/60 (88.33%)</w:t>
             </w:r>
           </w:p>
         </w:tc>
         <w:tc>
           <w:tcPr>
-            <w:tcBorders>
-              <w:top w:val="single" w:sz="1" w:space="0" w:color="000000"/>
-              <w:bottom w:val="single" w:sz="1" w:space="0" w:color="000000"/>
-              <w:left w:val="single" w:sz="1" w:space="0" w:color="000000"/>
-              <w:right w:val="single" w:sz="1" w:space="0" w:color="000000"/>
-            </w:tcBorders>
+            <w:tcW w:w="2074" w:type="dxa"/>
           </w:tcPr>
           <w:p>
             <w:pPr>
-              <w:spacing w:lineRule="auto"/>
+              <w:pStyle w:val="BodyText"/>
             </w:pPr>
             <w:r>
-              <w:rPr/>
-              <w:t xml:space="preserve">0.817 / 0.897</w:t>
+              <w:rPr>
+                <w:sz w:val="18"/>
+              </w:rPr>
+              <w:t xml:space="preserve">52/60 (86.67%)</w:t>
             </w:r>
           </w:p>
         </w:tc>
       </w:tr>
       <w:tr>
-        <w:trPr/>
+        <w:trPr>
+          <w:cantSplit/>
+        </w:trPr>
         <w:tc>
           <w:tcPr>
-            <w:tcBorders>
-              <w:top w:val="single" w:sz="1" w:space="0" w:color="000000"/>
-              <w:bottom w:val="single" w:sz="1" w:space="0" w:color="000000"/>
-              <w:left w:val="single" w:sz="1" w:space="0" w:color="000000"/>
-              <w:right w:val="single" w:sz="1" w:space="0" w:color="000000"/>
-            </w:tcBorders>
+            <w:tcW w:w="2419" w:type="dxa"/>
           </w:tcPr>
           <w:p>
             <w:pPr>
-              <w:spacing w:lineRule="auto"/>
+              <w:pStyle w:val="BodyText"/>
             </w:pPr>
             <w:r>
-              <w:rPr/>
+              <w:rPr>
+                <w:sz w:val="18"/>
+              </w:rPr>
               <w:t xml:space="preserve">Logistic Regression (คำ + ตัวอักษร)</w:t>
             </w:r>
           </w:p>
         </w:tc>
         <w:tc>
           <w:tcPr>
-            <w:tcBorders>
-              <w:top w:val="single" w:sz="1" w:space="0" w:color="000000"/>
-              <w:bottom w:val="single" w:sz="1" w:space="0" w:color="000000"/>
-              <w:left w:val="single" w:sz="1" w:space="0" w:color="000000"/>
-              <w:right w:val="single" w:sz="1" w:space="0" w:color="000000"/>
-            </w:tcBorders>
+            <w:tcW w:w="2074" w:type="dxa"/>
           </w:tcPr>
           <w:p>
             <w:pPr>
-              <w:spacing w:lineRule="auto"/>
+              <w:pStyle w:val="BodyText"/>
             </w:pPr>
             <w:r>
-              <w:rPr/>
-              <w:t xml:space="preserve">—</w:t>
+              <w:rPr>
+                <w:b/>
+                <w:sz w:val="18"/>
+              </w:rPr>
+              <w:t xml:space="preserve">85.76%</w:t>
             </w:r>
           </w:p>
         </w:tc>
         <w:tc>
           <w:tcPr>
-            <w:tcBorders>
-              <w:top w:val="single" w:sz="1" w:space="0" w:color="000000"/>
-              <w:bottom w:val="single" w:sz="1" w:space="0" w:color="000000"/>
-              <w:left w:val="single" w:sz="1" w:space="0" w:color="000000"/>
-              <w:right w:val="single" w:sz="1" w:space="0" w:color="000000"/>
-            </w:tcBorders>
+            <w:tcW w:w="2074" w:type="dxa"/>
           </w:tcPr>
           <w:p>
             <w:pPr>
-              <w:spacing w:lineRule="auto"/>
+              <w:pStyle w:val="BodyText"/>
             </w:pPr>
             <w:r>
-              <w:rPr/>
-              <w:t xml:space="preserve">0.858 / 0.837</w:t>
+              <w:rPr>
+                <w:sz w:val="18"/>
+              </w:rPr>
+              <w:t xml:space="preserve">53/60 (88.33%)</w:t>
             </w:r>
           </w:p>
         </w:tc>
         <w:tc>
           <w:tcPr>
-            <w:tcBorders>
-              <w:top w:val="single" w:sz="1" w:space="0" w:color="000000"/>
-              <w:bottom w:val="single" w:sz="1" w:space="0" w:color="000000"/>
-              <w:left w:val="single" w:sz="1" w:space="0" w:color="000000"/>
-              <w:right w:val="single" w:sz="1" w:space="0" w:color="000000"/>
-            </w:tcBorders>
+            <w:tcW w:w="2074" w:type="dxa"/>
           </w:tcPr>
           <w:p>
             <w:pPr>
-              <w:spacing w:lineRule="auto"/>
+              <w:pStyle w:val="BodyText"/>
             </w:pPr>
             <w:r>
-              <w:rPr/>
-              <w:t xml:space="preserve">0.823 / 0.892</w:t>
+              <w:rPr>
+                <w:sz w:val="18"/>
+              </w:rPr>
+              <w:t xml:space="preserve">52/60 (86.67%)</w:t>
             </w:r>
           </w:p>
         </w:tc>
       </w:tr>
       <w:tr>
-        <w:trPr/>
+        <w:trPr>
+          <w:cantSplit/>
+        </w:trPr>
         <w:tc>
           <w:tcPr>
-            <w:tcBorders>
-              <w:top w:val="single" w:sz="1" w:space="0" w:color="000000"/>
-              <w:bottom w:val="single" w:sz="1" w:space="0" w:color="000000"/>
-              <w:left w:val="single" w:sz="1" w:space="0" w:color="000000"/>
-              <w:right w:val="single" w:sz="1" w:space="0" w:color="000000"/>
-            </w:tcBorders>
+            <w:tcW w:w="2419" w:type="dxa"/>
           </w:tcPr>
           <w:p>
             <w:pPr>
-              <w:spacing w:lineRule="auto"/>
+              <w:pStyle w:val="BodyText"/>
             </w:pPr>
             <w:r>
-              <w:rPr/>
+              <w:rPr>
+                <w:sz w:val="18"/>
+              </w:rPr>
               <w:t xml:space="preserve">TextCNN</w:t>
             </w:r>
           </w:p>
         </w:tc>
         <w:tc>
           <w:tcPr>
-            <w:tcBorders>
-              <w:top w:val="single" w:sz="1" w:space="0" w:color="000000"/>
-              <w:bottom w:val="single" w:sz="1" w:space="0" w:color="000000"/>
-              <w:left w:val="single" w:sz="1" w:space="0" w:color="000000"/>
-              <w:right w:val="single" w:sz="1" w:space="0" w:color="000000"/>
-            </w:tcBorders>
+            <w:tcW w:w="2074" w:type="dxa"/>
           </w:tcPr>
           <w:p>
             <w:pPr>
-              <w:spacing w:lineRule="auto"/>
+              <w:pStyle w:val="BodyText"/>
             </w:pPr>
             <w:r>
-              <w:rPr/>
-              <w:t xml:space="preserve">0.811 / 0.808</w:t>
+              <w:rPr>
+                <w:sz w:val="18"/>
+              </w:rPr>
+              <w:t xml:space="preserve">84.14%</w:t>
             </w:r>
           </w:p>
         </w:tc>
         <w:tc>
           <w:tcPr>
-            <w:tcBorders>
-              <w:top w:val="single" w:sz="1" w:space="0" w:color="000000"/>
-              <w:bottom w:val="single" w:sz="1" w:space="0" w:color="000000"/>
-              <w:left w:val="single" w:sz="1" w:space="0" w:color="000000"/>
-              <w:right w:val="single" w:sz="1" w:space="0" w:color="000000"/>
-            </w:tcBorders>
+            <w:tcW w:w="2074" w:type="dxa"/>
           </w:tcPr>
           <w:p>
             <w:pPr>
-              <w:spacing w:lineRule="auto"/>
+              <w:pStyle w:val="BodyText"/>
             </w:pPr>
             <w:r>
-              <w:rPr/>
-              <w:t xml:space="preserve">0.841 / 0.819</w:t>
+              <w:rPr>
+                <w:sz w:val="18"/>
+              </w:rPr>
+              <w:t xml:space="preserve">49/60 (81.67%)</w:t>
             </w:r>
           </w:p>
         </w:tc>
         <w:tc>
           <w:tcPr>
-            <w:tcBorders>
-              <w:top w:val="single" w:sz="1" w:space="0" w:color="000000"/>
-              <w:bottom w:val="single" w:sz="1" w:space="0" w:color="000000"/>
-              <w:left w:val="single" w:sz="1" w:space="0" w:color="000000"/>
-              <w:right w:val="single" w:sz="1" w:space="0" w:color="000000"/>
-            </w:tcBorders>
+            <w:tcW w:w="2074" w:type="dxa"/>
           </w:tcPr>
           <w:p>
             <w:pPr>
-              <w:spacing w:lineRule="auto"/>
+              <w:pStyle w:val="BodyText"/>
             </w:pPr>
             <w:r>
-              <w:rPr/>
-              <w:t xml:space="preserve">0.798 / 0.884</w:t>
+              <w:rPr>
+                <w:sz w:val="18"/>
+              </w:rPr>
+              <w:t xml:space="preserve">48/60 (80.00%)</w:t>
             </w:r>
           </w:p>
         </w:tc>
       </w:tr>
       <w:tr>
-        <w:trPr/>
+        <w:trPr>
+          <w:cantSplit/>
+        </w:trPr>
         <w:tc>
           <w:tcPr>
-            <w:tcBorders>
-              <w:top w:val="single" w:sz="1" w:space="0" w:color="000000"/>
-              <w:bottom w:val="single" w:sz="1" w:space="0" w:color="000000"/>
-              <w:left w:val="single" w:sz="1" w:space="0" w:color="000000"/>
-              <w:right w:val="single" w:sz="1" w:space="0" w:color="000000"/>
-            </w:tcBorders>
+            <w:tcW w:w="2419" w:type="dxa"/>
           </w:tcPr>
           <w:p>
             <w:pPr>
-              <w:spacing w:lineRule="auto"/>
+              <w:pStyle w:val="BodyText"/>
             </w:pPr>
             <w:r>
-              <w:rPr/>
+              <w:rPr>
+                <w:sz w:val="18"/>
+              </w:rPr>
               <w:t xml:space="preserve">BiLSTM</w:t>
             </w:r>
           </w:p>
         </w:tc>
         <w:tc>
           <w:tcPr>
-            <w:tcBorders>
-              <w:top w:val="single" w:sz="1" w:space="0" w:color="000000"/>
-              <w:bottom w:val="single" w:sz="1" w:space="0" w:color="000000"/>
-              <w:left w:val="single" w:sz="1" w:space="0" w:color="000000"/>
-              <w:right w:val="single" w:sz="1" w:space="0" w:color="000000"/>
-            </w:tcBorders>
+            <w:tcW w:w="2074" w:type="dxa"/>
           </w:tcPr>
           <w:p>
             <w:pPr>
-              <w:spacing w:lineRule="auto"/>
+              <w:pStyle w:val="BodyText"/>
             </w:pPr>
             <w:r>
-              <w:rPr/>
-              <w:t xml:space="preserve">0.828 / 0.815</w:t>
+              <w:rPr>
+                <w:sz w:val="18"/>
+              </w:rPr>
+              <w:t xml:space="preserve">85.44%</w:t>
             </w:r>
           </w:p>
         </w:tc>
         <w:tc>
           <w:tcPr>
-            <w:tcBorders>
-              <w:top w:val="single" w:sz="1" w:space="0" w:color="000000"/>
-              <w:bottom w:val="single" w:sz="1" w:space="0" w:color="000000"/>
-              <w:left w:val="single" w:sz="1" w:space="0" w:color="000000"/>
-              <w:right w:val="single" w:sz="1" w:space="0" w:color="000000"/>
-            </w:tcBorders>
+            <w:tcW w:w="2074" w:type="dxa"/>
           </w:tcPr>
           <w:p>
             <w:pPr>
-              <w:spacing w:lineRule="auto"/>
+              <w:pStyle w:val="BodyText"/>
             </w:pPr>
             <w:r>
-              <w:rPr/>
-              <w:t xml:space="preserve">0.854 / 0.837</w:t>
+              <w:rPr>
+                <w:sz w:val="18"/>
+              </w:rPr>
+              <w:t xml:space="preserve">54/60 (90.00%)</w:t>
             </w:r>
           </w:p>
         </w:tc>
         <w:tc>
           <w:tcPr>
-            <w:tcBorders>
-              <w:top w:val="single" w:sz="1" w:space="0" w:color="000000"/>
-              <w:bottom w:val="single" w:sz="1" w:space="0" w:color="000000"/>
-              <w:left w:val="single" w:sz="1" w:space="0" w:color="000000"/>
-              <w:right w:val="single" w:sz="1" w:space="0" w:color="000000"/>
-            </w:tcBorders>
+            <w:tcW w:w="2074" w:type="dxa"/>
           </w:tcPr>
           <w:p>
             <w:pPr>
-              <w:spacing w:lineRule="auto"/>
+              <w:pStyle w:val="BodyText"/>
             </w:pPr>
             <w:r>
               <w:rPr>
-                <w:b/>
+                <w:sz w:val="18"/>
               </w:rPr>
-              <w:t xml:space="preserve">0.828</w:t>
-            </w:r>
-          </w:p>
-          <w:p>
-            <w:pPr>
-              <w:spacing w:lineRule="auto"/>
-            </w:pPr>
-            <w:r>
-              <w:rPr/>
-              <w:t xml:space="preserve"> / 0.880</w:t>
+              <w:t xml:space="preserve">50/60 (83.33%)</w:t>
             </w:r>
           </w:p>
         </w:tc>
@@ -3904,1447 +2896,518 @@
     </w:tbl>
     <w:p>
       <w:pPr>
-        <w:spacing w:lineRule="auto"/>
-      </w:pPr>
-      <w:r>
-        <w:rPr/>
-      </w:r>
-    </w:p>
-    <w:p>
-      <w:pPr>
-        <w:spacing w:lineRule="auto"/>
-      </w:pPr>
-      <w:r>
-        <w:rPr/>
-        <w:t xml:space="preserve">สำหรับเสียงคำสั่งจริง โมเดลที่ฝึกด้วยชุดข้อมูล I1 จำแนกจากข้อความอ้างอิงได้เพียง 0.50–0.63 และลดลงอีกเมื่อผ่าน ASR การเพิ่มประโยคเฉพาะโดเมนในชุดข้อมูล I2 ทำให้ผลจากข้อความอ้างอิงเพิ่มเป็น 0.88–0.92 เมื่อเพิ่มข้อความจากเสียงผู้ใช้ในชุดข้อมูล I3 และ I4 ผลผ่าน ASR โดยรวมสูงกว่าการใช้ชุดข้อมูลเริ่มต้น อย่างไรก็ตาม การเปรียบเทียบนี้ใช้โมเดลถอดเสียงและขนาดชุดทดสอบต่างกัน จึงอ่านเป็นแนวโน้มการพัฒนามากกว่าผลของการเปลี่ยนข้อมูลฝึกเพียงอย่างเดียว ช่วง accuracy ในตารางหมายถึงค่าต่ำสุดถึงสูงสุดของโมเดลที่ฝึกด้วยชุดข้อมูลเดียวกัน</w:t>
+        <w:pStyle w:val="BodyText"/>
+      </w:pPr>
+      <w:r>
+        <w:t xml:space="preserve">บนเสียงคำสั่งจริง </w:t>
+      </w:r>
+      <w:r>
+        <w:rPr>
+          <w:b/>
+        </w:rPr>
+        <w:t xml:space="preserve">Naive Bayes จำแนกถูกสูงสุด 95.00%</w:t>
+      </w:r>
+      <w:r>
+        <w:t xml:space="preserve"> จึงเลือกใช้โมเดลนี้ แม้ Logistic Regression จะให้ผลสูงกว่าบน MASSIVE จำนวนคำสั่งที่ Naive Bayes จำแนกถูกจากข้อความและเสียงเท่ากัน แต่ไม่ได้หมายความว่า Whisper ถอดเสียงถูกทุกประโยค</w:t>
+      </w:r>
+    </w:p>
+    <w:p>
+      <w:pPr>
+        <w:pStyle w:val="Heading4"/>
+      </w:pPr>
+      <w:r>
+        <w:t xml:space="preserve">4.2.3 ผลการดึงรายละเอียดและผลทั้งระบบ</w:t>
+      </w:r>
+    </w:p>
+    <w:p>
+      <w:pPr>
+        <w:pStyle w:val="BodyText"/>
+      </w:pPr>
+      <w:r>
+        <w:t xml:space="preserve">ใช้ Naive Bayes ร่วมกับ Whisper รุ่น A4, A5 และ A6 ทดสอบคำสั่งเพิ่มงาน ปิดงาน และเพิ่มนัดหมายอย่างละ 10 ประโยค รวม 30 ประโยค และคำสั่งดูข้อมูลหรือคำสั่งอื่นอีก 30 ประโยค</w:t>
+      </w:r>
+    </w:p>
+    <w:p xmlns:w="http://schemas.openxmlformats.org/wordprocessingml/2006/main">
+      <w:r>
+        <w:drawing>
+          <wp:inline xmlns:wp="http://schemas.openxmlformats.org/drawingml/2006/wordprocessingDrawing" distT="0" distB="0" distL="0" distR="0">
+            <wp:extent cx="5486400" cy="1693926"/>
+            <wp:docPr id="26" name="results_system.png" descr="ผลจำแนกคำสั่ง ผลคำสั่งพร้อมรายละเอียด และผลทั้งระบบ"/>
+            <wp:cNvGraphicFramePr>
+              <a:graphicFrameLocks xmlns:a="http://schemas.openxmlformats.org/drawingml/2006/main" noChangeAspect="1"/>
+            </wp:cNvGraphicFramePr>
+            <a:graphic xmlns:a="http://schemas.openxmlformats.org/drawingml/2006/main">
+              <a:graphicData uri="http://schemas.openxmlformats.org/drawingml/2006/picture">
+                <pic:pic xmlns:pic="http://schemas.openxmlformats.org/drawingml/2006/picture">
+                  <pic:nvPicPr>
+                    <pic:cNvPr id="0" name="results_system.png"/>
+                    <pic:cNvPicPr/>
+                  </pic:nvPicPr>
+                  <pic:blipFill>
+                    <a:blip xmlns:r="http://schemas.openxmlformats.org/officeDocument/2006/relationships" r:embed="rIdResults6"/>
+                    <a:stretch>
+                      <a:fillRect/>
+                    </a:stretch>
+                  </pic:blipFill>
+                  <pic:spPr>
+                    <a:xfrm>
+                      <a:off x="0" y="0"/>
+                      <a:ext cx="5486400" cy="1693926"/>
+                    </a:xfrm>
+                    <a:prstGeom prst="rect">
+                      <a:avLst/>
+                    </a:prstGeom>
+                  </pic:spPr>
+                </pic:pic>
+              </a:graphicData>
+            </a:graphic>
+          </wp:inline>
+        </w:drawing>
+      </w:r>
+    </w:p>
+    <w:p>
+      <w:pPr>
+        <w:pStyle w:val="ImageCaption"/>
+      </w:pPr>
+      <w:r>
+        <w:t xml:space="preserve">ผลจำแนกคำสั่ง ผลคำสั่งพร้อมรายละเอียด และผลทั้งระบบ</w:t>
       </w:r>
     </w:p>
     <w:tbl>
       <w:tblPr>
+        <w:tblW w:w="8640" w:type="dxa"/>
         <w:tblBorders>
-          <w:top w:val="single" w:sz="2" w:space="0" w:color="000000"/>
-          <w:bottom w:val="single" w:sz="2" w:space="0" w:color="000000"/>
-          <w:left w:val="single" w:sz="2" w:space="0" w:color="000000"/>
-          <w:right w:val="single" w:sz="2" w:space="0" w:color="000000"/>
+          <w:top w:val="single" w:sz="4" w:color="D5DCE5"/>
+          <w:left w:val="single" w:sz="4" w:color="D5DCE5"/>
+          <w:bottom w:val="single" w:sz="4" w:color="D5DCE5"/>
+          <w:right w:val="single" w:sz="4" w:color="D5DCE5"/>
+          <w:insideH w:val="single" w:sz="4" w:color="D5DCE5"/>
+          <w:insideV w:val="single" w:sz="4" w:color="D5DCE5"/>
         </w:tblBorders>
-        <w:tblCellSpacing w:w="0" w:type="dxa"/>
-        <w:tblCellMar>
-          <w:top w:type="dxa" w:w="80"/>
-          <w:bottom w:type="dxa" w:w="80"/>
-          <w:left w:type="dxa" w:w="160"/>
-          <w:right w:type="dxa" w:w="160"/>
-        </w:tblCellMar>
-        <w:jc w:val="center"/>
       </w:tblPr>
       <w:tblGrid>
-        <w:gridCol w:w="1440"/>
-        <w:gridCol w:w="1440"/>
-        <w:gridCol w:w="1440"/>
-        <w:gridCol w:w="1440"/>
-        <w:gridCol w:w="1440"/>
-        <w:gridCol w:w="1440"/>
+        <w:gridCol w:w="2419"/>
+        <w:gridCol w:w="1244"/>
+        <w:gridCol w:w="1244"/>
+        <w:gridCol w:w="1244"/>
+        <w:gridCol w:w="1244"/>
+        <w:gridCol w:w="1244"/>
       </w:tblGrid>
       <w:tr>
-        <w:trPr/>
+        <w:trPr>
+          <w:cantSplit/>
+          <w:tblHeader/>
+        </w:trPr>
         <w:tc>
           <w:tcPr>
-            <w:tcBorders>
-              <w:top w:val="single" w:sz="1" w:space="0" w:color="000000"/>
-              <w:bottom w:val="single" w:sz="1" w:space="0" w:color="000000"/>
-              <w:left w:val="single" w:sz="1" w:space="0" w:color="000000"/>
-              <w:right w:val="single" w:sz="1" w:space="0" w:color="000000"/>
-            </w:tcBorders>
+            <w:tcW w:w="2419" w:type="dxa"/>
+            <w:shd w:fill="EAF0FA"/>
           </w:tcPr>
           <w:p>
             <w:pPr>
-              <w:spacing w:lineRule="auto"/>
+              <w:pStyle w:val="BodyText"/>
             </w:pPr>
             <w:r>
-              <w:rPr/>
-              <w:t xml:space="preserve">ชุดข้อมูลฝึก</w:t>
+              <w:rPr>
+                <w:sz w:val="18"/>
+                <w:b/>
+              </w:rPr>
+              <w:t xml:space="preserve">Whisper + Naive Bayes</w:t>
             </w:r>
           </w:p>
         </w:tc>
         <w:tc>
           <w:tcPr>
-            <w:tcBorders>
-              <w:top w:val="single" w:sz="1" w:space="0" w:color="000000"/>
-              <w:bottom w:val="single" w:sz="1" w:space="0" w:color="000000"/>
-              <w:left w:val="single" w:sz="1" w:space="0" w:color="000000"/>
-              <w:right w:val="single" w:sz="1" w:space="0" w:color="000000"/>
-            </w:tcBorders>
+            <w:tcW w:w="1244" w:type="dxa"/>
+            <w:shd w:fill="EAF0FA"/>
           </w:tcPr>
           <w:p>
             <w:pPr>
-              <w:spacing w:lineRule="auto"/>
+              <w:pStyle w:val="BodyText"/>
             </w:pPr>
             <w:r>
-              <w:rPr/>
-              <w:t xml:space="preserve">เสียงทดสอบ</w:t>
+              <w:rPr>
+                <w:sz w:val="18"/>
+                <w:b/>
+              </w:rPr>
+              <w:t xml:space="preserve">เพิ่มงาน</w:t>
             </w:r>
           </w:p>
         </w:tc>
         <w:tc>
           <w:tcPr>
-            <w:tcBorders>
-              <w:top w:val="single" w:sz="1" w:space="0" w:color="000000"/>
-              <w:bottom w:val="single" w:sz="1" w:space="0" w:color="000000"/>
-              <w:left w:val="single" w:sz="1" w:space="0" w:color="000000"/>
-              <w:right w:val="single" w:sz="1" w:space="0" w:color="000000"/>
-            </w:tcBorders>
+            <w:tcW w:w="1244" w:type="dxa"/>
+            <w:shd w:fill="EAF0FA"/>
           </w:tcPr>
           <w:p>
             <w:pPr>
-              <w:spacing w:lineRule="auto"/>
+              <w:pStyle w:val="BodyText"/>
             </w:pPr>
             <w:r>
-              <w:rPr/>
-              <w:t xml:space="preserve">Accuracy จากข้อความอ้างอิง</w:t>
+              <w:rPr>
+                <w:sz w:val="18"/>
+                <w:b/>
+              </w:rPr>
+              <w:t xml:space="preserve">ปิดงาน</w:t>
             </w:r>
           </w:p>
         </w:tc>
         <w:tc>
           <w:tcPr>
-            <w:tcBorders>
-              <w:top w:val="single" w:sz="1" w:space="0" w:color="000000"/>
-              <w:bottom w:val="single" w:sz="1" w:space="0" w:color="000000"/>
-              <w:left w:val="single" w:sz="1" w:space="0" w:color="000000"/>
-              <w:right w:val="single" w:sz="1" w:space="0" w:color="000000"/>
-            </w:tcBorders>
+            <w:tcW w:w="1244" w:type="dxa"/>
+            <w:shd w:fill="EAF0FA"/>
           </w:tcPr>
           <w:p>
             <w:pPr>
-              <w:spacing w:lineRule="auto"/>
+              <w:pStyle w:val="BodyText"/>
             </w:pPr>
             <w:r>
-              <w:rPr/>
-              <w:t xml:space="preserve">Accuracy ผ่าน ASR</w:t>
+              <w:rPr>
+                <w:sz w:val="18"/>
+                <w:b/>
+              </w:rPr>
+              <w:t xml:space="preserve">เพิ่มนัดหมาย</w:t>
             </w:r>
           </w:p>
         </w:tc>
         <w:tc>
           <w:tcPr>
-            <w:tcBorders>
-              <w:top w:val="single" w:sz="1" w:space="0" w:color="000000"/>
-              <w:bottom w:val="single" w:sz="1" w:space="0" w:color="000000"/>
-              <w:left w:val="single" w:sz="1" w:space="0" w:color="000000"/>
-              <w:right w:val="single" w:sz="1" w:space="0" w:color="000000"/>
-            </w:tcBorders>
+            <w:tcW w:w="1244" w:type="dxa"/>
+            <w:shd w:fill="EAF0FA"/>
           </w:tcPr>
           <w:p>
             <w:pPr>
-              <w:spacing w:lineRule="auto"/>
+              <w:pStyle w:val="BodyText"/>
             </w:pPr>
             <w:r>
-              <w:rPr/>
-              <w:t xml:space="preserve">รหัสโมเดลถอดเสียง</w:t>
+              <w:rPr>
+                <w:sz w:val="18"/>
+                <w:b/>
+              </w:rPr>
+              <w:t xml:space="preserve">ประเภทคำสั่งและรายละเอียดถูก / 30</w:t>
             </w:r>
           </w:p>
         </w:tc>
         <w:tc>
           <w:tcPr>
-            <w:tcBorders>
-              <w:top w:val="single" w:sz="1" w:space="0" w:color="000000"/>
-              <w:bottom w:val="single" w:sz="1" w:space="0" w:color="000000"/>
-              <w:left w:val="single" w:sz="1" w:space="0" w:color="000000"/>
-              <w:right w:val="single" w:sz="1" w:space="0" w:color="000000"/>
-            </w:tcBorders>
+            <w:tcW w:w="1244" w:type="dxa"/>
+            <w:shd w:fill="EAF0FA"/>
           </w:tcPr>
           <w:p>
             <w:pPr>
-              <w:spacing w:lineRule="auto"/>
+              <w:pStyle w:val="BodyText"/>
             </w:pPr>
             <w:r>
-              <w:rPr/>
-              <w:t xml:space="preserve">สรุปผลตามชุดข้อมูลฝึก</w:t>
-            </w:r>
-          </w:p>
-        </w:tc>
-      </w:tr>
-      <w:tblGrid>
-        <w:gridCol w:w="1440"/>
-        <w:gridCol w:w="1440"/>
-        <w:gridCol w:w="1440"/>
-        <w:gridCol w:w="1440"/>
-        <w:gridCol w:w="1440"/>
-        <w:gridCol w:w="1440"/>
-      </w:tblGrid>
-      <w:tr>
-        <w:trPr/>
-        <w:tc>
-          <w:tcPr>
-            <w:tcBorders>
-              <w:top w:val="single" w:sz="1" w:space="0" w:color="000000"/>
-              <w:bottom w:val="single" w:sz="1" w:space="0" w:color="000000"/>
-              <w:left w:val="single" w:sz="1" w:space="0" w:color="000000"/>
-              <w:right w:val="single" w:sz="1" w:space="0" w:color="000000"/>
-            </w:tcBorders>
-          </w:tcPr>
-          <w:p>
-            <w:pPr>
-              <w:spacing w:lineRule="auto"/>
-            </w:pPr>
-            <w:r>
-              <w:rPr/>
-              <w:t xml:space="preserve">I1</w:t>
-            </w:r>
-          </w:p>
-        </w:tc>
-        <w:tc>
-          <w:tcPr>
-            <w:tcBorders>
-              <w:top w:val="single" w:sz="1" w:space="0" w:color="000000"/>
-              <w:bottom w:val="single" w:sz="1" w:space="0" w:color="000000"/>
-              <w:left w:val="single" w:sz="1" w:space="0" w:color="000000"/>
-              <w:right w:val="single" w:sz="1" w:space="0" w:color="000000"/>
-            </w:tcBorders>
-          </w:tcPr>
-          <w:p>
-            <w:pPr>
-              <w:spacing w:lineRule="auto"/>
-            </w:pPr>
-            <w:r>
-              <w:rPr/>
-              <w:t xml:space="preserve">24 ประโยค</w:t>
-            </w:r>
-          </w:p>
-        </w:tc>
-        <w:tc>
-          <w:tcPr>
-            <w:tcBorders>
-              <w:top w:val="single" w:sz="1" w:space="0" w:color="000000"/>
-              <w:bottom w:val="single" w:sz="1" w:space="0" w:color="000000"/>
-              <w:left w:val="single" w:sz="1" w:space="0" w:color="000000"/>
-              <w:right w:val="single" w:sz="1" w:space="0" w:color="000000"/>
-            </w:tcBorders>
-          </w:tcPr>
-          <w:p>
-            <w:pPr>
-              <w:spacing w:lineRule="auto"/>
-            </w:pPr>
-            <w:r>
-              <w:rPr/>
-              <w:t xml:space="preserve">0.50–0.63</w:t>
-            </w:r>
-          </w:p>
-        </w:tc>
-        <w:tc>
-          <w:tcPr>
-            <w:tcBorders>
-              <w:top w:val="single" w:sz="1" w:space="0" w:color="000000"/>
-              <w:bottom w:val="single" w:sz="1" w:space="0" w:color="000000"/>
-              <w:left w:val="single" w:sz="1" w:space="0" w:color="000000"/>
-              <w:right w:val="single" w:sz="1" w:space="0" w:color="000000"/>
-            </w:tcBorders>
-          </w:tcPr>
-          <w:p>
-            <w:pPr>
-              <w:spacing w:lineRule="auto"/>
-            </w:pPr>
-            <w:r>
-              <w:rPr/>
-              <w:t xml:space="preserve">0.21–0.38</w:t>
-            </w:r>
-          </w:p>
-        </w:tc>
-        <w:tc>
-          <w:tcPr>
-            <w:tcBorders>
-              <w:top w:val="single" w:sz="1" w:space="0" w:color="000000"/>
-              <w:bottom w:val="single" w:sz="1" w:space="0" w:color="000000"/>
-              <w:left w:val="single" w:sz="1" w:space="0" w:color="000000"/>
-              <w:right w:val="single" w:sz="1" w:space="0" w:color="000000"/>
-            </w:tcBorders>
-          </w:tcPr>
-          <w:p>
-            <w:pPr>
-              <w:spacing w:lineRule="auto"/>
-            </w:pPr>
-            <w:r>
-              <w:rPr/>
-              <w:t xml:space="preserve">A1</w:t>
-            </w:r>
-          </w:p>
-        </w:tc>
-        <w:tc>
-          <w:tcPr>
-            <w:tcBorders>
-              <w:top w:val="single" w:sz="1" w:space="0" w:color="000000"/>
-              <w:bottom w:val="single" w:sz="1" w:space="0" w:color="000000"/>
-              <w:left w:val="single" w:sz="1" w:space="0" w:color="000000"/>
-              <w:right w:val="single" w:sz="1" w:space="0" w:color="000000"/>
-            </w:tcBorders>
-          </w:tcPr>
-          <w:p>
-            <w:pPr>
-              <w:spacing w:lineRule="auto"/>
-            </w:pPr>
-            <w:r>
-              <w:rPr/>
-              <w:t xml:space="preserve">ข้อมูลทั่วไปยังไม่ครอบคลุมคำสั่งในงานนี้</w:t>
+              <w:rPr>
+                <w:sz w:val="18"/>
+                <w:b/>
+              </w:rPr>
+              <w:t xml:space="preserve">ถูกทั้งระบบ / 60</w:t>
             </w:r>
           </w:p>
         </w:tc>
       </w:tr>
       <w:tr>
-        <w:trPr/>
+        <w:trPr>
+          <w:cantSplit/>
+        </w:trPr>
         <w:tc>
           <w:tcPr>
-            <w:tcBorders>
-              <w:top w:val="single" w:sz="1" w:space="0" w:color="000000"/>
-              <w:bottom w:val="single" w:sz="1" w:space="0" w:color="000000"/>
-              <w:left w:val="single" w:sz="1" w:space="0" w:color="000000"/>
-              <w:right w:val="single" w:sz="1" w:space="0" w:color="000000"/>
-            </w:tcBorders>
+            <w:tcW w:w="2419" w:type="dxa"/>
           </w:tcPr>
           <w:p>
             <w:pPr>
-              <w:spacing w:lineRule="auto"/>
+              <w:pStyle w:val="BodyText"/>
             </w:pPr>
             <w:r>
-              <w:rPr/>
-              <w:t xml:space="preserve">I2</w:t>
-            </w:r>
-          </w:p>
-        </w:tc>
-        <w:tc>
-          <w:tcPr>
-            <w:tcBorders>
-              <w:top w:val="single" w:sz="1" w:space="0" w:color="000000"/>
-              <w:bottom w:val="single" w:sz="1" w:space="0" w:color="000000"/>
-              <w:left w:val="single" w:sz="1" w:space="0" w:color="000000"/>
-              <w:right w:val="single" w:sz="1" w:space="0" w:color="000000"/>
-            </w:tcBorders>
-          </w:tcPr>
-          <w:p>
-            <w:pPr>
-              <w:spacing w:lineRule="auto"/>
-            </w:pPr>
-            <w:r>
-              <w:rPr/>
-              <w:t xml:space="preserve">24 ประโยค</w:t>
-            </w:r>
-          </w:p>
-        </w:tc>
-        <w:tc>
-          <w:tcPr>
-            <w:tcBorders>
-              <w:top w:val="single" w:sz="1" w:space="0" w:color="000000"/>
-              <w:bottom w:val="single" w:sz="1" w:space="0" w:color="000000"/>
-              <w:left w:val="single" w:sz="1" w:space="0" w:color="000000"/>
-              <w:right w:val="single" w:sz="1" w:space="0" w:color="000000"/>
-            </w:tcBorders>
-          </w:tcPr>
-          <w:p>
-            <w:pPr>
-              <w:spacing w:lineRule="auto"/>
-            </w:pPr>
-            <w:r>
-              <w:rPr/>
-              <w:t xml:space="preserve">0.88–0.92</w:t>
-            </w:r>
-          </w:p>
-        </w:tc>
-        <w:tc>
-          <w:tcPr>
-            <w:tcBorders>
-              <w:top w:val="single" w:sz="1" w:space="0" w:color="000000"/>
-              <w:bottom w:val="single" w:sz="1" w:space="0" w:color="000000"/>
-              <w:left w:val="single" w:sz="1" w:space="0" w:color="000000"/>
-              <w:right w:val="single" w:sz="1" w:space="0" w:color="000000"/>
-            </w:tcBorders>
-          </w:tcPr>
-          <w:p>
-            <w:pPr>
-              <w:spacing w:lineRule="auto"/>
-            </w:pPr>
-            <w:r>
-              <w:rPr/>
-              <w:t xml:space="preserve">0.71–0.79</w:t>
-            </w:r>
-          </w:p>
-        </w:tc>
-        <w:tc>
-          <w:tcPr>
-            <w:tcBorders>
-              <w:top w:val="single" w:sz="1" w:space="0" w:color="000000"/>
-              <w:bottom w:val="single" w:sz="1" w:space="0" w:color="000000"/>
-              <w:left w:val="single" w:sz="1" w:space="0" w:color="000000"/>
-              <w:right w:val="single" w:sz="1" w:space="0" w:color="000000"/>
-            </w:tcBorders>
-          </w:tcPr>
-          <w:p>
-            <w:pPr>
-              <w:spacing w:lineRule="auto"/>
-            </w:pPr>
-            <w:r>
-              <w:rPr/>
-              <w:t xml:space="preserve">A3</w:t>
-            </w:r>
-          </w:p>
-        </w:tc>
-        <w:tc>
-          <w:tcPr>
-            <w:tcBorders>
-              <w:top w:val="single" w:sz="1" w:space="0" w:color="000000"/>
-              <w:bottom w:val="single" w:sz="1" w:space="0" w:color="000000"/>
-              <w:left w:val="single" w:sz="1" w:space="0" w:color="000000"/>
-              <w:right w:val="single" w:sz="1" w:space="0" w:color="000000"/>
-            </w:tcBorders>
-          </w:tcPr>
-          <w:p>
-            <w:pPr>
-              <w:spacing w:lineRule="auto"/>
-            </w:pPr>
-            <w:r>
-              <w:rPr/>
-              <w:t xml:space="preserve">ข้อมูลเฉพาะโดเมนช่วยเพิ่มความแม่นยำมากที่สุด</w:t>
-            </w:r>
-          </w:p>
-        </w:tc>
-      </w:tr>
-      <w:tr>
-        <w:trPr/>
-        <w:tc>
-          <w:tcPr>
-            <w:tcBorders>
-              <w:top w:val="single" w:sz="1" w:space="0" w:color="000000"/>
-              <w:bottom w:val="single" w:sz="1" w:space="0" w:color="000000"/>
-              <w:left w:val="single" w:sz="1" w:space="0" w:color="000000"/>
-              <w:right w:val="single" w:sz="1" w:space="0" w:color="000000"/>
-            </w:tcBorders>
-          </w:tcPr>
-          <w:p>
-            <w:pPr>
-              <w:spacing w:lineRule="auto"/>
-            </w:pPr>
-            <w:r>
-              <w:rPr/>
-              <w:t xml:space="preserve">I3</w:t>
-            </w:r>
-          </w:p>
-        </w:tc>
-        <w:tc>
-          <w:tcPr>
-            <w:tcBorders>
-              <w:top w:val="single" w:sz="1" w:space="0" w:color="000000"/>
-              <w:bottom w:val="single" w:sz="1" w:space="0" w:color="000000"/>
-              <w:left w:val="single" w:sz="1" w:space="0" w:color="000000"/>
-              <w:right w:val="single" w:sz="1" w:space="0" w:color="000000"/>
-            </w:tcBorders>
-          </w:tcPr>
-          <w:p>
-            <w:pPr>
-              <w:spacing w:lineRule="auto"/>
-            </w:pPr>
-            <w:r>
-              <w:rPr/>
-              <w:t xml:space="preserve">24 ประโยค</w:t>
-            </w:r>
-          </w:p>
-        </w:tc>
-        <w:tc>
-          <w:tcPr>
-            <w:tcBorders>
-              <w:top w:val="single" w:sz="1" w:space="0" w:color="000000"/>
-              <w:bottom w:val="single" w:sz="1" w:space="0" w:color="000000"/>
-              <w:left w:val="single" w:sz="1" w:space="0" w:color="000000"/>
-              <w:right w:val="single" w:sz="1" w:space="0" w:color="000000"/>
-            </w:tcBorders>
-          </w:tcPr>
-          <w:p>
-            <w:pPr>
-              <w:spacing w:lineRule="auto"/>
-            </w:pPr>
-            <w:r>
-              <w:rPr/>
-              <w:t xml:space="preserve">0.92–0.96</w:t>
-            </w:r>
-          </w:p>
-        </w:tc>
-        <w:tc>
-          <w:tcPr>
-            <w:tcBorders>
-              <w:top w:val="single" w:sz="1" w:space="0" w:color="000000"/>
-              <w:bottom w:val="single" w:sz="1" w:space="0" w:color="000000"/>
-              <w:left w:val="single" w:sz="1" w:space="0" w:color="000000"/>
-              <w:right w:val="single" w:sz="1" w:space="0" w:color="000000"/>
-            </w:tcBorders>
-          </w:tcPr>
-          <w:p>
-            <w:pPr>
-              <w:spacing w:lineRule="auto"/>
-            </w:pPr>
-            <w:r>
-              <w:rPr/>
-              <w:t xml:space="preserve">0.88–0.96</w:t>
-            </w:r>
-          </w:p>
-        </w:tc>
-        <w:tc>
-          <w:tcPr>
-            <w:tcBorders>
-              <w:top w:val="single" w:sz="1" w:space="0" w:color="000000"/>
-              <w:bottom w:val="single" w:sz="1" w:space="0" w:color="000000"/>
-              <w:left w:val="single" w:sz="1" w:space="0" w:color="000000"/>
-              <w:right w:val="single" w:sz="1" w:space="0" w:color="000000"/>
-            </w:tcBorders>
-          </w:tcPr>
-          <w:p>
-            <w:pPr>
-              <w:spacing w:lineRule="auto"/>
-            </w:pPr>
-            <w:r>
-              <w:rPr/>
+              <w:rPr>
+                <w:sz w:val="18"/>
+              </w:rPr>
               <w:t xml:space="preserve">A4</w:t>
             </w:r>
           </w:p>
         </w:tc>
         <w:tc>
           <w:tcPr>
-            <w:tcBorders>
-              <w:top w:val="single" w:sz="1" w:space="0" w:color="000000"/>
-              <w:bottom w:val="single" w:sz="1" w:space="0" w:color="000000"/>
-              <w:left w:val="single" w:sz="1" w:space="0" w:color="000000"/>
-              <w:right w:val="single" w:sz="1" w:space="0" w:color="000000"/>
-            </w:tcBorders>
+            <w:tcW w:w="1244" w:type="dxa"/>
           </w:tcPr>
           <w:p>
             <w:pPr>
-              <w:spacing w:lineRule="auto"/>
+              <w:pStyle w:val="BodyText"/>
             </w:pPr>
             <w:r>
-              <w:rPr/>
-              <w:t xml:space="preserve">เสียงผู้ใช้จริงช่วยให้ผลบนประโยคเดิมดีขึ้น</w:t>
+              <w:rPr>
+                <w:sz w:val="18"/>
+              </w:rPr>
+              <w:t xml:space="preserve">9/10</w:t>
+            </w:r>
+          </w:p>
+        </w:tc>
+        <w:tc>
+          <w:tcPr>
+            <w:tcW w:w="1244" w:type="dxa"/>
+          </w:tcPr>
+          <w:p>
+            <w:pPr>
+              <w:pStyle w:val="BodyText"/>
+            </w:pPr>
+            <w:r>
+              <w:rPr>
+                <w:sz w:val="18"/>
+              </w:rPr>
+              <w:t xml:space="preserve">7/10</w:t>
+            </w:r>
+          </w:p>
+        </w:tc>
+        <w:tc>
+          <w:tcPr>
+            <w:tcW w:w="1244" w:type="dxa"/>
+          </w:tcPr>
+          <w:p>
+            <w:pPr>
+              <w:pStyle w:val="BodyText"/>
+            </w:pPr>
+            <w:r>
+              <w:rPr>
+                <w:sz w:val="18"/>
+              </w:rPr>
+              <w:t xml:space="preserve">5/10</w:t>
+            </w:r>
+          </w:p>
+        </w:tc>
+        <w:tc>
+          <w:tcPr>
+            <w:tcW w:w="1244" w:type="dxa"/>
+          </w:tcPr>
+          <w:p>
+            <w:pPr>
+              <w:pStyle w:val="BodyText"/>
+            </w:pPr>
+            <w:r>
+              <w:rPr>
+                <w:sz w:val="18"/>
+              </w:rPr>
+              <w:t xml:space="preserve">21/30 (70.00%)</w:t>
+            </w:r>
+          </w:p>
+        </w:tc>
+        <w:tc>
+          <w:tcPr>
+            <w:tcW w:w="1244" w:type="dxa"/>
+          </w:tcPr>
+          <w:p>
+            <w:pPr>
+              <w:pStyle w:val="BodyText"/>
+            </w:pPr>
+            <w:r>
+              <w:rPr>
+                <w:sz w:val="18"/>
+              </w:rPr>
+              <w:t xml:space="preserve">48/60 (80.00%)</w:t>
             </w:r>
           </w:p>
         </w:tc>
       </w:tr>
       <w:tr>
-        <w:trPr/>
+        <w:trPr>
+          <w:cantSplit/>
+        </w:trPr>
         <w:tc>
           <w:tcPr>
-            <w:tcBorders>
-              <w:top w:val="single" w:sz="1" w:space="0" w:color="000000"/>
-              <w:bottom w:val="single" w:sz="1" w:space="0" w:color="000000"/>
-              <w:left w:val="single" w:sz="1" w:space="0" w:color="000000"/>
-              <w:right w:val="single" w:sz="1" w:space="0" w:color="000000"/>
-            </w:tcBorders>
+            <w:tcW w:w="2419" w:type="dxa"/>
           </w:tcPr>
           <w:p>
             <w:pPr>
-              <w:spacing w:lineRule="auto"/>
+              <w:pStyle w:val="BodyText"/>
             </w:pPr>
             <w:r>
-              <w:rPr/>
-              <w:t xml:space="preserve">I3</w:t>
-            </w:r>
-          </w:p>
-        </w:tc>
-        <w:tc>
-          <w:tcPr>
-            <w:tcBorders>
-              <w:top w:val="single" w:sz="1" w:space="0" w:color="000000"/>
-              <w:bottom w:val="single" w:sz="1" w:space="0" w:color="000000"/>
-              <w:left w:val="single" w:sz="1" w:space="0" w:color="000000"/>
-              <w:right w:val="single" w:sz="1" w:space="0" w:color="000000"/>
-            </w:tcBorders>
-          </w:tcPr>
-          <w:p>
-            <w:pPr>
-              <w:spacing w:lineRule="auto"/>
-            </w:pPr>
-            <w:r>
-              <w:rPr/>
-              <w:t xml:space="preserve">60 ประโยค</w:t>
-            </w:r>
-          </w:p>
-        </w:tc>
-        <w:tc>
-          <w:tcPr>
-            <w:tcBorders>
-              <w:top w:val="single" w:sz="1" w:space="0" w:color="000000"/>
-              <w:bottom w:val="single" w:sz="1" w:space="0" w:color="000000"/>
-              <w:left w:val="single" w:sz="1" w:space="0" w:color="000000"/>
-              <w:right w:val="single" w:sz="1" w:space="0" w:color="000000"/>
-            </w:tcBorders>
-          </w:tcPr>
-          <w:p>
-            <w:pPr>
-              <w:spacing w:lineRule="auto"/>
-            </w:pPr>
-            <w:r>
-              <w:rPr/>
-              <w:t xml:space="preserve">0.82–0.95</w:t>
-            </w:r>
-          </w:p>
-        </w:tc>
-        <w:tc>
-          <w:tcPr>
-            <w:tcBorders>
-              <w:top w:val="single" w:sz="1" w:space="0" w:color="000000"/>
-              <w:bottom w:val="single" w:sz="1" w:space="0" w:color="000000"/>
-              <w:left w:val="single" w:sz="1" w:space="0" w:color="000000"/>
-              <w:right w:val="single" w:sz="1" w:space="0" w:color="000000"/>
-            </w:tcBorders>
-          </w:tcPr>
-          <w:p>
-            <w:pPr>
-              <w:spacing w:lineRule="auto"/>
-            </w:pPr>
-            <w:r>
-              <w:rPr/>
-              <w:t xml:space="preserve">0.80–0.93</w:t>
-            </w:r>
-          </w:p>
-        </w:tc>
-        <w:tc>
-          <w:tcPr>
-            <w:tcBorders>
-              <w:top w:val="single" w:sz="1" w:space="0" w:color="000000"/>
-              <w:bottom w:val="single" w:sz="1" w:space="0" w:color="000000"/>
-              <w:left w:val="single" w:sz="1" w:space="0" w:color="000000"/>
-              <w:right w:val="single" w:sz="1" w:space="0" w:color="000000"/>
-            </w:tcBorders>
-          </w:tcPr>
-          <w:p>
-            <w:pPr>
-              <w:spacing w:lineRule="auto"/>
-            </w:pPr>
-            <w:r>
-              <w:rPr/>
-              <w:t xml:space="preserve">A4</w:t>
-            </w:r>
-          </w:p>
-        </w:tc>
-        <w:tc>
-          <w:tcPr>
-            <w:tcBorders>
-              <w:top w:val="single" w:sz="1" w:space="0" w:color="000000"/>
-              <w:bottom w:val="single" w:sz="1" w:space="0" w:color="000000"/>
-              <w:left w:val="single" w:sz="1" w:space="0" w:color="000000"/>
-              <w:right w:val="single" w:sz="1" w:space="0" w:color="000000"/>
-            </w:tcBorders>
-          </w:tcPr>
-          <w:p>
-            <w:pPr>
-              <w:spacing w:lineRule="auto"/>
-            </w:pPr>
-            <w:r>
-              <w:rPr/>
-              <w:t xml:space="preserve">ชุดใหม่เผยความต่างระหว่างโมเดลชัดขึ้น</w:t>
-            </w:r>
-          </w:p>
-        </w:tc>
-      </w:tr>
-      <w:tr>
-        <w:trPr/>
-        <w:tc>
-          <w:tcPr>
-            <w:tcBorders>
-              <w:top w:val="single" w:sz="1" w:space="0" w:color="000000"/>
-              <w:bottom w:val="single" w:sz="1" w:space="0" w:color="000000"/>
-              <w:left w:val="single" w:sz="1" w:space="0" w:color="000000"/>
-              <w:right w:val="single" w:sz="1" w:space="0" w:color="000000"/>
-            </w:tcBorders>
-          </w:tcPr>
-          <w:p>
-            <w:pPr>
-              <w:spacing w:lineRule="auto"/>
-            </w:pPr>
-            <w:r>
-              <w:rPr/>
-              <w:t xml:space="preserve">I4</w:t>
-            </w:r>
-          </w:p>
-        </w:tc>
-        <w:tc>
-          <w:tcPr>
-            <w:tcBorders>
-              <w:top w:val="single" w:sz="1" w:space="0" w:color="000000"/>
-              <w:bottom w:val="single" w:sz="1" w:space="0" w:color="000000"/>
-              <w:left w:val="single" w:sz="1" w:space="0" w:color="000000"/>
-              <w:right w:val="single" w:sz="1" w:space="0" w:color="000000"/>
-            </w:tcBorders>
-          </w:tcPr>
-          <w:p>
-            <w:pPr>
-              <w:spacing w:lineRule="auto"/>
-            </w:pPr>
-            <w:r>
-              <w:rPr/>
-              <w:t xml:space="preserve">60 ประโยค</w:t>
-            </w:r>
-          </w:p>
-        </w:tc>
-        <w:tc>
-          <w:tcPr>
-            <w:tcBorders>
-              <w:top w:val="single" w:sz="1" w:space="0" w:color="000000"/>
-              <w:bottom w:val="single" w:sz="1" w:space="0" w:color="000000"/>
-              <w:left w:val="single" w:sz="1" w:space="0" w:color="000000"/>
-              <w:right w:val="single" w:sz="1" w:space="0" w:color="000000"/>
-            </w:tcBorders>
-          </w:tcPr>
-          <w:p>
-            <w:pPr>
-              <w:spacing w:lineRule="auto"/>
-            </w:pPr>
-            <w:r>
-              <w:rPr/>
-              <w:t xml:space="preserve">0.82–0.95</w:t>
-            </w:r>
-          </w:p>
-        </w:tc>
-        <w:tc>
-          <w:tcPr>
-            <w:tcBorders>
-              <w:top w:val="single" w:sz="1" w:space="0" w:color="000000"/>
-              <w:bottom w:val="single" w:sz="1" w:space="0" w:color="000000"/>
-              <w:left w:val="single" w:sz="1" w:space="0" w:color="000000"/>
-              <w:right w:val="single" w:sz="1" w:space="0" w:color="000000"/>
-            </w:tcBorders>
-          </w:tcPr>
-          <w:p>
-            <w:pPr>
-              <w:spacing w:lineRule="auto"/>
-            </w:pPr>
-            <w:r>
-              <w:rPr/>
-              <w:t xml:space="preserve">0.80–0.95; Naive Bayes 0.95</w:t>
-            </w:r>
-          </w:p>
-        </w:tc>
-        <w:tc>
-          <w:tcPr>
-            <w:tcBorders>
-              <w:top w:val="single" w:sz="1" w:space="0" w:color="000000"/>
-              <w:bottom w:val="single" w:sz="1" w:space="0" w:color="000000"/>
-              <w:left w:val="single" w:sz="1" w:space="0" w:color="000000"/>
-              <w:right w:val="single" w:sz="1" w:space="0" w:color="000000"/>
-            </w:tcBorders>
-          </w:tcPr>
-          <w:p>
-            <w:pPr>
-              <w:spacing w:lineRule="auto"/>
-            </w:pPr>
-            <w:r>
-              <w:rPr/>
+              <w:rPr>
+                <w:sz w:val="18"/>
+              </w:rPr>
               <w:t xml:space="preserve">A5</w:t>
             </w:r>
           </w:p>
         </w:tc>
         <w:tc>
           <w:tcPr>
-            <w:tcBorders>
-              <w:top w:val="single" w:sz="1" w:space="0" w:color="000000"/>
-              <w:bottom w:val="single" w:sz="1" w:space="0" w:color="000000"/>
-              <w:left w:val="single" w:sz="1" w:space="0" w:color="000000"/>
-              <w:right w:val="single" w:sz="1" w:space="0" w:color="000000"/>
-            </w:tcBorders>
+            <w:tcW w:w="1244" w:type="dxa"/>
           </w:tcPr>
           <w:p>
             <w:pPr>
-              <w:spacing w:lineRule="auto"/>
+              <w:pStyle w:val="BodyText"/>
             </w:pPr>
             <w:r>
-              <w:rPr/>
-              <w:t xml:space="preserve">Naive Bayes ให้ผลผ่านเสียงสูงสุดในชุดที่ใช้เลือกโมเดล</w:t>
-            </w:r>
-          </w:p>
-        </w:tc>
-      </w:tr>
-    </w:tbl>
-    <w:p>
-      <w:pPr>
-        <w:spacing w:lineRule="auto"/>
-      </w:pPr>
-      <w:r>
-        <w:rPr/>
-      </w:r>
-    </w:p>
-    <w:p>
-      <w:pPr>
-        <w:spacing w:lineRule="auto"/>
-      </w:pPr>
-      <w:r>
-        <w:rPr/>
-        <w:t xml:space="preserve">เมื่อดูเฉพาะ 24 ประโยคเดิม TextCNN และ BiLSTM ที่ฝึกด้วยชุดข้อมูล I3 และรับข้อความจากโมเดลถอดเสียง A4 ได้ 0.958 แต่บน 36 ประโยคใหม่เหลือ 0.694 และ 0.833 ตามลำดับ ขณะที่ Naive Bayes ได้ 0.944 จึงมีข้อบ่งชี้ว่าโมเดล deep learning อาจจดจำสำนวนเดิมมากเกินไป ระบบจึงเลือก Naive Bayes ที่ฝึกด้วยชุดข้อมูล I4 ซึ่งทำได้ 0.95 ทั้งจากข้อความอ้างอิงและเสียงจริง 60 ประโยค บน MASSIVE หมวด </w:t>
-      </w:r>
-      <w:r>
-        <w:rPr/>
-        <w:t xml:space="preserve">check_calendar</w:t>
-      </w:r>
-      <w:r>
-        <w:rPr/>
-        <w:t xml:space="preserve"> ยังมี F1 ต่ำสุดราว 0.70–0.76 และ </w:t>
-      </w:r>
-      <w:r>
-        <w:rPr/>
-        <w:t xml:space="preserve">add_task</w:t>
-      </w:r>
-      <w:r>
-        <w:rPr/>
-        <w:t xml:space="preserve"> กับ </w:t>
-      </w:r>
-      <w:r>
-        <w:rPr/>
-        <w:t xml:space="preserve">add_event</w:t>
-      </w:r>
-      <w:r>
-        <w:rPr/>
-        <w:t xml:space="preserve"> สับสนกันได้ (ดู </w:t>
-      </w:r>
-      <w:hyperlink r:id="rId9">
-        <w:r>
-          <w:rPr>
-            <w:rStyle w:val="Hyperlink"/>
-          </w:rPr>
-          <w:t xml:space="preserve">confusion matrix ของ Naive Bayes</w:t>
-        </w:r>
-      </w:hyperlink>
-      <w:r>
-        <w:rPr/>
-        <w:t xml:space="preserve">)</w:t>
-      </w:r>
-    </w:p>
-    <w:p>
-      <w:pPr>
-        <w:pStyle w:val="Heading3"/>
-        <w:spacing w:lineRule="auto"/>
-      </w:pPr>
-      <w:r>
-        <w:rPr/>
-        <w:t xml:space="preserve">4.5 ผลการสกัดข้อมูลและผลทั้งระบบ</w:t>
-      </w:r>
-    </w:p>
-    <w:p>
-      <w:pPr>
-        <w:spacing w:lineRule="auto"/>
-      </w:pPr>
-      <w:r>
-        <w:rPr/>
-        <w:t xml:space="preserve">การวัดผลทั้งระบบต้องถูกทั้งเจตนาและข้อมูลที่ใช้ทำคำสั่ง ได้แก่ ชื่องาน วัน และเวลาที่เกี่ยวข้อง ตารางนี้ใช้ Naive Bayes เป็นโมเดลจำแนกเจตนา และเปรียบเทียบผลจากโมเดลถอดเสียงแต่ละแบบ ข้อความอ้างอิงให้ผลการสกัดข้อมูลถูกครบ 30 ประโยค แต่เมื่อผ่าน ASR ความผิดพลาดในข้อความต้นทางทำให้ผลลดลง โมเดลถอดเสียง A5 ทำให้ระบบถูก 22 จาก 30 คำสั่งที่เขียนข้อมูล และถูกทั้งระบบ 50 จาก 60 ประโยค ซึ่งสูงกว่า A4 และ A6 ตามตาราง</w:t>
-      </w:r>
-    </w:p>
-    <w:tbl>
-      <w:tblPr>
-        <w:tblBorders>
-          <w:top w:val="single" w:sz="2" w:space="0" w:color="000000"/>
-          <w:bottom w:val="single" w:sz="2" w:space="0" w:color="000000"/>
-          <w:left w:val="single" w:sz="2" w:space="0" w:color="000000"/>
-          <w:right w:val="single" w:sz="2" w:space="0" w:color="000000"/>
-        </w:tblBorders>
-        <w:tblCellSpacing w:w="0" w:type="dxa"/>
-        <w:tblCellMar>
-          <w:top w:type="dxa" w:w="80"/>
-          <w:bottom w:type="dxa" w:w="80"/>
-          <w:left w:type="dxa" w:w="160"/>
-          <w:right w:type="dxa" w:w="160"/>
-        </w:tblCellMar>
-        <w:jc w:val="center"/>
-      </w:tblPr>
-      <w:tblGrid>
-        <w:gridCol w:w="1440"/>
-        <w:gridCol w:w="1440"/>
-        <w:gridCol w:w="1440"/>
-        <w:gridCol w:w="1440"/>
-        <w:gridCol w:w="1440"/>
-        <w:gridCol w:w="1440"/>
-      </w:tblGrid>
-      <w:tr>
-        <w:trPr/>
-        <w:tc>
-          <w:tcPr>
-            <w:tcBorders>
-              <w:top w:val="single" w:sz="1" w:space="0" w:color="000000"/>
-              <w:bottom w:val="single" w:sz="1" w:space="0" w:color="000000"/>
-              <w:left w:val="single" w:sz="1" w:space="0" w:color="000000"/>
-              <w:right w:val="single" w:sz="1" w:space="0" w:color="000000"/>
-            </w:tcBorders>
-          </w:tcPr>
-          <w:p>
-            <w:pPr>
-              <w:spacing w:lineRule="auto"/>
-            </w:pPr>
-            <w:r>
-              <w:rPr/>
-              <w:t xml:space="preserve">โมเดลถอดเสียง / ข้อความต้นทาง</w:t>
+              <w:rPr>
+                <w:sz w:val="18"/>
+              </w:rPr>
+              <w:t xml:space="preserve">8/10</w:t>
             </w:r>
           </w:p>
         </w:tc>
         <w:tc>
           <w:tcPr>
-            <w:tcBorders>
-              <w:top w:val="single" w:sz="1" w:space="0" w:color="000000"/>
-              <w:bottom w:val="single" w:sz="1" w:space="0" w:color="000000"/>
-              <w:left w:val="single" w:sz="1" w:space="0" w:color="000000"/>
-              <w:right w:val="single" w:sz="1" w:space="0" w:color="000000"/>
-            </w:tcBorders>
+            <w:tcW w:w="1244" w:type="dxa"/>
           </w:tcPr>
           <w:p>
             <w:pPr>
-              <w:spacing w:lineRule="auto"/>
+              <w:pStyle w:val="BodyText"/>
             </w:pPr>
             <w:r>
-              <w:rPr/>
-              <w:t xml:space="preserve">add_task</w:t>
+              <w:rPr>
+                <w:sz w:val="18"/>
+              </w:rPr>
+              <w:t xml:space="preserve">8/10</w:t>
             </w:r>
           </w:p>
         </w:tc>
         <w:tc>
           <w:tcPr>
-            <w:tcBorders>
-              <w:top w:val="single" w:sz="1" w:space="0" w:color="000000"/>
-              <w:bottom w:val="single" w:sz="1" w:space="0" w:color="000000"/>
-              <w:left w:val="single" w:sz="1" w:space="0" w:color="000000"/>
-              <w:right w:val="single" w:sz="1" w:space="0" w:color="000000"/>
-            </w:tcBorders>
+            <w:tcW w:w="1244" w:type="dxa"/>
           </w:tcPr>
           <w:p>
             <w:pPr>
-              <w:spacing w:lineRule="auto"/>
+              <w:pStyle w:val="BodyText"/>
             </w:pPr>
             <w:r>
-              <w:rPr/>
-              <w:t xml:space="preserve">complete_task</w:t>
+              <w:rPr>
+                <w:sz w:val="18"/>
+              </w:rPr>
+              <w:t xml:space="preserve">6/10</w:t>
             </w:r>
           </w:p>
         </w:tc>
         <w:tc>
           <w:tcPr>
-            <w:tcBorders>
-              <w:top w:val="single" w:sz="1" w:space="0" w:color="000000"/>
-              <w:bottom w:val="single" w:sz="1" w:space="0" w:color="000000"/>
-              <w:left w:val="single" w:sz="1" w:space="0" w:color="000000"/>
-              <w:right w:val="single" w:sz="1" w:space="0" w:color="000000"/>
-            </w:tcBorders>
+            <w:tcW w:w="1244" w:type="dxa"/>
           </w:tcPr>
           <w:p>
             <w:pPr>
-              <w:spacing w:lineRule="auto"/>
+              <w:pStyle w:val="BodyText"/>
             </w:pPr>
             <w:r>
-              <w:rPr/>
-              <w:t xml:space="preserve">add_event</w:t>
+              <w:rPr>
+                <w:b/>
+                <w:sz w:val="18"/>
+              </w:rPr>
+              <w:t xml:space="preserve">22/30 (73.33%)</w:t>
             </w:r>
           </w:p>
         </w:tc>
         <w:tc>
           <w:tcPr>
-            <w:tcBorders>
-              <w:top w:val="single" w:sz="1" w:space="0" w:color="000000"/>
-              <w:bottom w:val="single" w:sz="1" w:space="0" w:color="000000"/>
-              <w:left w:val="single" w:sz="1" w:space="0" w:color="000000"/>
-              <w:right w:val="single" w:sz="1" w:space="0" w:color="000000"/>
-            </w:tcBorders>
+            <w:tcW w:w="1244" w:type="dxa"/>
           </w:tcPr>
           <w:p>
             <w:pPr>
-              <w:spacing w:lineRule="auto"/>
+              <w:pStyle w:val="BodyText"/>
             </w:pPr>
             <w:r>
-              <w:rPr/>
-              <w:t xml:space="preserve">Slot รวม</w:t>
+              <w:rPr>
+                <w:b/>
+                <w:sz w:val="18"/>
+              </w:rPr>
+              <w:t xml:space="preserve">50/60 (83.33%)</w:t>
+            </w:r>
+          </w:p>
+        </w:tc>
+      </w:tr>
+      <w:tr>
+        <w:trPr>
+          <w:cantSplit/>
+        </w:trPr>
+        <w:tc>
+          <w:tcPr>
+            <w:tcW w:w="2419" w:type="dxa"/>
+          </w:tcPr>
+          <w:p>
+            <w:pPr>
+              <w:pStyle w:val="BodyText"/>
+            </w:pPr>
+            <w:r>
+              <w:rPr>
+                <w:sz w:val="18"/>
+              </w:rPr>
+              <w:t xml:space="preserve">A6</w:t>
             </w:r>
           </w:p>
         </w:tc>
         <w:tc>
           <w:tcPr>
-            <w:tcBorders>
-              <w:top w:val="single" w:sz="1" w:space="0" w:color="000000"/>
-              <w:bottom w:val="single" w:sz="1" w:space="0" w:color="000000"/>
-              <w:left w:val="single" w:sz="1" w:space="0" w:color="000000"/>
-              <w:right w:val="single" w:sz="1" w:space="0" w:color="000000"/>
-            </w:tcBorders>
+            <w:tcW w:w="1244" w:type="dxa"/>
           </w:tcPr>
           <w:p>
             <w:pPr>
-              <w:spacing w:lineRule="auto"/>
+              <w:pStyle w:val="BodyText"/>
             </w:pPr>
             <w:r>
-              <w:rPr/>
-              <w:t xml:space="preserve">ทั้งระบบ 60 ประโยค</w:t>
-            </w:r>
-          </w:p>
-        </w:tc>
-      </w:tr>
-      <w:tblGrid>
-        <w:gridCol w:w="1440"/>
-        <w:gridCol w:w="1440"/>
-        <w:gridCol w:w="1440"/>
-        <w:gridCol w:w="1440"/>
-        <w:gridCol w:w="1440"/>
-        <w:gridCol w:w="1440"/>
-      </w:tblGrid>
-      <w:tr>
-        <w:trPr/>
-        <w:tc>
-          <w:tcPr>
-            <w:tcBorders>
-              <w:top w:val="single" w:sz="1" w:space="0" w:color="000000"/>
-              <w:bottom w:val="single" w:sz="1" w:space="0" w:color="000000"/>
-              <w:left w:val="single" w:sz="1" w:space="0" w:color="000000"/>
-              <w:right w:val="single" w:sz="1" w:space="0" w:color="000000"/>
-            </w:tcBorders>
-          </w:tcPr>
-          <w:p>
-            <w:pPr>
-              <w:spacing w:lineRule="auto"/>
-            </w:pPr>
-            <w:r>
-              <w:rPr/>
-              <w:t xml:space="preserve">ข้อความอ้างอิง</w:t>
+              <w:rPr>
+                <w:sz w:val="18"/>
+              </w:rPr>
+              <w:t xml:space="preserve">6/10</w:t>
             </w:r>
           </w:p>
         </w:tc>
         <w:tc>
           <w:tcPr>
-            <w:tcBorders>
-              <w:top w:val="single" w:sz="1" w:space="0" w:color="000000"/>
-              <w:bottom w:val="single" w:sz="1" w:space="0" w:color="000000"/>
-              <w:left w:val="single" w:sz="1" w:space="0" w:color="000000"/>
-              <w:right w:val="single" w:sz="1" w:space="0" w:color="000000"/>
-            </w:tcBorders>
+            <w:tcW w:w="1244" w:type="dxa"/>
           </w:tcPr>
           <w:p>
             <w:pPr>
-              <w:spacing w:lineRule="auto"/>
+              <w:pStyle w:val="BodyText"/>
             </w:pPr>
             <w:r>
-              <w:rPr/>
-              <w:t xml:space="preserve">10/10</w:t>
-            </w:r>
-          </w:p>
-        </w:tc>
-        <w:tc>
-          <w:tcPr>
-            <w:tcBorders>
-              <w:top w:val="single" w:sz="1" w:space="0" w:color="000000"/>
-              <w:bottom w:val="single" w:sz="1" w:space="0" w:color="000000"/>
-              <w:left w:val="single" w:sz="1" w:space="0" w:color="000000"/>
-              <w:right w:val="single" w:sz="1" w:space="0" w:color="000000"/>
-            </w:tcBorders>
-          </w:tcPr>
-          <w:p>
-            <w:pPr>
-              <w:spacing w:lineRule="auto"/>
-            </w:pPr>
-            <w:r>
-              <w:rPr/>
-              <w:t xml:space="preserve">10/10</w:t>
-            </w:r>
-          </w:p>
-        </w:tc>
-        <w:tc>
-          <w:tcPr>
-            <w:tcBorders>
-              <w:top w:val="single" w:sz="1" w:space="0" w:color="000000"/>
-              <w:bottom w:val="single" w:sz="1" w:space="0" w:color="000000"/>
-              <w:left w:val="single" w:sz="1" w:space="0" w:color="000000"/>
-              <w:right w:val="single" w:sz="1" w:space="0" w:color="000000"/>
-            </w:tcBorders>
-          </w:tcPr>
-          <w:p>
-            <w:pPr>
-              <w:spacing w:lineRule="auto"/>
-            </w:pPr>
-            <w:r>
-              <w:rPr/>
-              <w:t xml:space="preserve">10/10</w:t>
-            </w:r>
-          </w:p>
-        </w:tc>
-        <w:tc>
-          <w:tcPr>
-            <w:tcBorders>
-              <w:top w:val="single" w:sz="1" w:space="0" w:color="000000"/>
-              <w:bottom w:val="single" w:sz="1" w:space="0" w:color="000000"/>
-              <w:left w:val="single" w:sz="1" w:space="0" w:color="000000"/>
-              <w:right w:val="single" w:sz="1" w:space="0" w:color="000000"/>
-            </w:tcBorders>
-          </w:tcPr>
-          <w:p>
-            <w:pPr>
-              <w:spacing w:lineRule="auto"/>
-            </w:pPr>
-            <w:r>
-              <w:rPr/>
-              <w:t xml:space="preserve">30/30</w:t>
-            </w:r>
-          </w:p>
-        </w:tc>
-        <w:tc>
-          <w:tcPr>
-            <w:tcBorders>
-              <w:top w:val="single" w:sz="1" w:space="0" w:color="000000"/>
-              <w:bottom w:val="single" w:sz="1" w:space="0" w:color="000000"/>
-              <w:left w:val="single" w:sz="1" w:space="0" w:color="000000"/>
-              <w:right w:val="single" w:sz="1" w:space="0" w:color="000000"/>
-            </w:tcBorders>
-          </w:tcPr>
-          <w:p>
-            <w:pPr>
-              <w:spacing w:lineRule="auto"/>
-            </w:pPr>
-            <w:r>
-              <w:rPr/>
-              <w:t xml:space="preserve">—</w:t>
-            </w:r>
-          </w:p>
-        </w:tc>
-      </w:tr>
-      <w:tr>
-        <w:trPr/>
-        <w:tc>
-          <w:tcPr>
-            <w:tcBorders>
-              <w:top w:val="single" w:sz="1" w:space="0" w:color="000000"/>
-              <w:bottom w:val="single" w:sz="1" w:space="0" w:color="000000"/>
-              <w:left w:val="single" w:sz="1" w:space="0" w:color="000000"/>
-              <w:right w:val="single" w:sz="1" w:space="0" w:color="000000"/>
-            </w:tcBorders>
-          </w:tcPr>
-          <w:p>
-            <w:pPr>
-              <w:spacing w:lineRule="auto"/>
-            </w:pPr>
-            <w:r>
-              <w:rPr/>
-              <w:t xml:space="preserve">A4 — Whisper-small + เสียงผู้ใช้ 72 ประโยค</w:t>
-            </w:r>
-          </w:p>
-        </w:tc>
-        <w:tc>
-          <w:tcPr>
-            <w:tcBorders>
-              <w:top w:val="single" w:sz="1" w:space="0" w:color="000000"/>
-              <w:bottom w:val="single" w:sz="1" w:space="0" w:color="000000"/>
-              <w:left w:val="single" w:sz="1" w:space="0" w:color="000000"/>
-              <w:right w:val="single" w:sz="1" w:space="0" w:color="000000"/>
-            </w:tcBorders>
-          </w:tcPr>
-          <w:p>
-            <w:pPr>
-              <w:spacing w:lineRule="auto"/>
-            </w:pPr>
-            <w:r>
-              <w:rPr/>
-              <w:t xml:space="preserve">9/10</w:t>
-            </w:r>
-          </w:p>
-        </w:tc>
-        <w:tc>
-          <w:tcPr>
-            <w:tcBorders>
-              <w:top w:val="single" w:sz="1" w:space="0" w:color="000000"/>
-              <w:bottom w:val="single" w:sz="1" w:space="0" w:color="000000"/>
-              <w:left w:val="single" w:sz="1" w:space="0" w:color="000000"/>
-              <w:right w:val="single" w:sz="1" w:space="0" w:color="000000"/>
-            </w:tcBorders>
-          </w:tcPr>
-          <w:p>
-            <w:pPr>
-              <w:spacing w:lineRule="auto"/>
-            </w:pPr>
-            <w:r>
-              <w:rPr/>
+              <w:rPr>
+                <w:sz w:val="18"/>
+              </w:rPr>
               <w:t xml:space="preserve">7/10</w:t>
             </w:r>
           </w:p>
         </w:tc>
         <w:tc>
           <w:tcPr>
-            <w:tcBorders>
-              <w:top w:val="single" w:sz="1" w:space="0" w:color="000000"/>
-              <w:bottom w:val="single" w:sz="1" w:space="0" w:color="000000"/>
-              <w:left w:val="single" w:sz="1" w:space="0" w:color="000000"/>
-              <w:right w:val="single" w:sz="1" w:space="0" w:color="000000"/>
-            </w:tcBorders>
+            <w:tcW w:w="1244" w:type="dxa"/>
           </w:tcPr>
           <w:p>
             <w:pPr>
-              <w:spacing w:lineRule="auto"/>
+              <w:pStyle w:val="BodyText"/>
             </w:pPr>
             <w:r>
-              <w:rPr/>
-              <w:t xml:space="preserve">5/10</w:t>
-            </w:r>
-          </w:p>
-        </w:tc>
-        <w:tc>
-          <w:tcPr>
-            <w:tcBorders>
-              <w:top w:val="single" w:sz="1" w:space="0" w:color="000000"/>
-              <w:bottom w:val="single" w:sz="1" w:space="0" w:color="000000"/>
-              <w:left w:val="single" w:sz="1" w:space="0" w:color="000000"/>
-              <w:right w:val="single" w:sz="1" w:space="0" w:color="000000"/>
-            </w:tcBorders>
-          </w:tcPr>
-          <w:p>
-            <w:pPr>
-              <w:spacing w:lineRule="auto"/>
-            </w:pPr>
-            <w:r>
-              <w:rPr/>
-              <w:t xml:space="preserve">21/30</w:t>
-            </w:r>
-          </w:p>
-        </w:tc>
-        <w:tc>
-          <w:tcPr>
-            <w:tcBorders>
-              <w:top w:val="single" w:sz="1" w:space="0" w:color="000000"/>
-              <w:bottom w:val="single" w:sz="1" w:space="0" w:color="000000"/>
-              <w:left w:val="single" w:sz="1" w:space="0" w:color="000000"/>
-              <w:right w:val="single" w:sz="1" w:space="0" w:color="000000"/>
-            </w:tcBorders>
-          </w:tcPr>
-          <w:p>
-            <w:pPr>
-              <w:spacing w:lineRule="auto"/>
-            </w:pPr>
-            <w:r>
-              <w:rPr/>
-              <w:t xml:space="preserve">48/60 (80%)</w:t>
-            </w:r>
-          </w:p>
-        </w:tc>
-      </w:tr>
-      <w:tr>
-        <w:trPr/>
-        <w:tc>
-          <w:tcPr>
-            <w:tcBorders>
-              <w:top w:val="single" w:sz="1" w:space="0" w:color="000000"/>
-              <w:bottom w:val="single" w:sz="1" w:space="0" w:color="000000"/>
-              <w:left w:val="single" w:sz="1" w:space="0" w:color="000000"/>
-              <w:right w:val="single" w:sz="1" w:space="0" w:color="000000"/>
-            </w:tcBorders>
-          </w:tcPr>
-          <w:p>
-            <w:pPr>
-              <w:spacing w:lineRule="auto"/>
-            </w:pPr>
-            <w:r>
-              <w:rPr/>
-              <w:t xml:space="preserve">A5 — Whisper-small + เสียงผู้ใช้ 112 ประโยค (ใช้จริง)</w:t>
-            </w:r>
-          </w:p>
-        </w:tc>
-        <w:tc>
-          <w:tcPr>
-            <w:tcBorders>
-              <w:top w:val="single" w:sz="1" w:space="0" w:color="000000"/>
-              <w:bottom w:val="single" w:sz="1" w:space="0" w:color="000000"/>
-              <w:left w:val="single" w:sz="1" w:space="0" w:color="000000"/>
-              <w:right w:val="single" w:sz="1" w:space="0" w:color="000000"/>
-            </w:tcBorders>
-          </w:tcPr>
-          <w:p>
-            <w:pPr>
-              <w:spacing w:lineRule="auto"/>
-            </w:pPr>
-            <w:r>
-              <w:rPr/>
-              <w:t xml:space="preserve">8/10</w:t>
-            </w:r>
-          </w:p>
-        </w:tc>
-        <w:tc>
-          <w:tcPr>
-            <w:tcBorders>
-              <w:top w:val="single" w:sz="1" w:space="0" w:color="000000"/>
-              <w:bottom w:val="single" w:sz="1" w:space="0" w:color="000000"/>
-              <w:left w:val="single" w:sz="1" w:space="0" w:color="000000"/>
-              <w:right w:val="single" w:sz="1" w:space="0" w:color="000000"/>
-            </w:tcBorders>
-          </w:tcPr>
-          <w:p>
-            <w:pPr>
-              <w:spacing w:lineRule="auto"/>
-            </w:pPr>
-            <w:r>
-              <w:rPr/>
-              <w:t xml:space="preserve">8/10</w:t>
-            </w:r>
-          </w:p>
-        </w:tc>
-        <w:tc>
-          <w:tcPr>
-            <w:tcBorders>
-              <w:top w:val="single" w:sz="1" w:space="0" w:color="000000"/>
-              <w:bottom w:val="single" w:sz="1" w:space="0" w:color="000000"/>
-              <w:left w:val="single" w:sz="1" w:space="0" w:color="000000"/>
-              <w:right w:val="single" w:sz="1" w:space="0" w:color="000000"/>
-            </w:tcBorders>
-          </w:tcPr>
-          <w:p>
-            <w:pPr>
-              <w:spacing w:lineRule="auto"/>
-            </w:pPr>
-            <w:r>
-              <w:rPr/>
+              <w:rPr>
+                <w:sz w:val="18"/>
+              </w:rPr>
               <w:t xml:space="preserve">6/10</w:t>
             </w:r>
           </w:p>
         </w:tc>
         <w:tc>
           <w:tcPr>
-            <w:tcBorders>
-              <w:top w:val="single" w:sz="1" w:space="0" w:color="000000"/>
-              <w:bottom w:val="single" w:sz="1" w:space="0" w:color="000000"/>
-              <w:left w:val="single" w:sz="1" w:space="0" w:color="000000"/>
-              <w:right w:val="single" w:sz="1" w:space="0" w:color="000000"/>
-            </w:tcBorders>
+            <w:tcW w:w="1244" w:type="dxa"/>
           </w:tcPr>
           <w:p>
             <w:pPr>
-              <w:spacing w:lineRule="auto"/>
+              <w:pStyle w:val="BodyText"/>
             </w:pPr>
             <w:r>
               <w:rPr>
-                <w:b/>
+                <w:sz w:val="18"/>
               </w:rPr>
-              <w:t xml:space="preserve">22/30</w:t>
+              <w:t xml:space="preserve">19/30 (63.33%)</w:t>
             </w:r>
           </w:p>
         </w:tc>
         <w:tc>
           <w:tcPr>
-            <w:tcBorders>
-              <w:top w:val="single" w:sz="1" w:space="0" w:color="000000"/>
-              <w:bottom w:val="single" w:sz="1" w:space="0" w:color="000000"/>
-              <w:left w:val="single" w:sz="1" w:space="0" w:color="000000"/>
-              <w:right w:val="single" w:sz="1" w:space="0" w:color="000000"/>
-            </w:tcBorders>
+            <w:tcW w:w="1244" w:type="dxa"/>
           </w:tcPr>
           <w:p>
             <w:pPr>
-              <w:spacing w:lineRule="auto"/>
+              <w:pStyle w:val="BodyText"/>
             </w:pPr>
             <w:r>
               <w:rPr>
-                <w:b/>
+                <w:sz w:val="18"/>
               </w:rPr>
-              <w:t xml:space="preserve">50/60 (83%)</w:t>
-            </w:r>
-          </w:p>
-        </w:tc>
-      </w:tr>
-      <w:tr>
-        <w:trPr/>
-        <w:tc>
-          <w:tcPr>
-            <w:tcBorders>
-              <w:top w:val="single" w:sz="1" w:space="0" w:color="000000"/>
-              <w:bottom w:val="single" w:sz="1" w:space="0" w:color="000000"/>
-              <w:left w:val="single" w:sz="1" w:space="0" w:color="000000"/>
-              <w:right w:val="single" w:sz="1" w:space="0" w:color="000000"/>
-            </w:tcBorders>
-          </w:tcPr>
-          <w:p>
-            <w:pPr>
-              <w:spacing w:lineRule="auto"/>
-            </w:pPr>
-            <w:r>
-              <w:rPr/>
-              <w:t xml:space="preserve">A6 — Whisper-small + เสียงผู้ใช้ 112 ประโยค + เพิ่มขั้นฝึก</w:t>
-            </w:r>
-          </w:p>
-        </w:tc>
-        <w:tc>
-          <w:tcPr>
-            <w:tcBorders>
-              <w:top w:val="single" w:sz="1" w:space="0" w:color="000000"/>
-              <w:bottom w:val="single" w:sz="1" w:space="0" w:color="000000"/>
-              <w:left w:val="single" w:sz="1" w:space="0" w:color="000000"/>
-              <w:right w:val="single" w:sz="1" w:space="0" w:color="000000"/>
-            </w:tcBorders>
-          </w:tcPr>
-          <w:p>
-            <w:pPr>
-              <w:spacing w:lineRule="auto"/>
-            </w:pPr>
-            <w:r>
-              <w:rPr/>
-              <w:t xml:space="preserve">6/10</w:t>
-            </w:r>
-          </w:p>
-        </w:tc>
-        <w:tc>
-          <w:tcPr>
-            <w:tcBorders>
-              <w:top w:val="single" w:sz="1" w:space="0" w:color="000000"/>
-              <w:bottom w:val="single" w:sz="1" w:space="0" w:color="000000"/>
-              <w:left w:val="single" w:sz="1" w:space="0" w:color="000000"/>
-              <w:right w:val="single" w:sz="1" w:space="0" w:color="000000"/>
-            </w:tcBorders>
-          </w:tcPr>
-          <w:p>
-            <w:pPr>
-              <w:spacing w:lineRule="auto"/>
-            </w:pPr>
-            <w:r>
-              <w:rPr/>
-              <w:t xml:space="preserve">7/10</w:t>
-            </w:r>
-          </w:p>
-        </w:tc>
-        <w:tc>
-          <w:tcPr>
-            <w:tcBorders>
-              <w:top w:val="single" w:sz="1" w:space="0" w:color="000000"/>
-              <w:bottom w:val="single" w:sz="1" w:space="0" w:color="000000"/>
-              <w:left w:val="single" w:sz="1" w:space="0" w:color="000000"/>
-              <w:right w:val="single" w:sz="1" w:space="0" w:color="000000"/>
-            </w:tcBorders>
-          </w:tcPr>
-          <w:p>
-            <w:pPr>
-              <w:spacing w:lineRule="auto"/>
-            </w:pPr>
-            <w:r>
-              <w:rPr/>
-              <w:t xml:space="preserve">6/10</w:t>
-            </w:r>
-          </w:p>
-        </w:tc>
-        <w:tc>
-          <w:tcPr>
-            <w:tcBorders>
-              <w:top w:val="single" w:sz="1" w:space="0" w:color="000000"/>
-              <w:bottom w:val="single" w:sz="1" w:space="0" w:color="000000"/>
-              <w:left w:val="single" w:sz="1" w:space="0" w:color="000000"/>
-              <w:right w:val="single" w:sz="1" w:space="0" w:color="000000"/>
-            </w:tcBorders>
-          </w:tcPr>
-          <w:p>
-            <w:pPr>
-              <w:spacing w:lineRule="auto"/>
-            </w:pPr>
-            <w:r>
-              <w:rPr/>
-              <w:t xml:space="preserve">19/30</w:t>
-            </w:r>
-          </w:p>
-        </w:tc>
-        <w:tc>
-          <w:tcPr>
-            <w:tcBorders>
-              <w:top w:val="single" w:sz="1" w:space="0" w:color="000000"/>
-              <w:bottom w:val="single" w:sz="1" w:space="0" w:color="000000"/>
-              <w:left w:val="single" w:sz="1" w:space="0" w:color="000000"/>
-              <w:right w:val="single" w:sz="1" w:space="0" w:color="000000"/>
-            </w:tcBorders>
-          </w:tcPr>
-          <w:p>
-            <w:pPr>
-              <w:spacing w:lineRule="auto"/>
-            </w:pPr>
-            <w:r>
-              <w:rPr/>
-              <w:t xml:space="preserve">45/60 (75%)</w:t>
+              <w:t xml:space="preserve">45/60 (75.00%)</w:t>
             </w:r>
           </w:p>
         </w:tc>
@@ -5352,623 +3415,229 @@
     </w:tbl>
     <w:p>
       <w:pPr>
-        <w:spacing w:lineRule="auto"/>
-      </w:pPr>
-      <w:r>
-        <w:rPr/>
-      </w:r>
-    </w:p>
-    <w:p>
-      <w:pPr>
-        <w:spacing w:lineRule="auto"/>
-      </w:pPr>
-      <w:r>
-        <w:rPr/>
-        <w:t xml:space="preserve">Intent แบบ read-only ผ่าน A4: check_calendar 10/10, other 9/10, check_tasks 8/10 — error ที่เหลือเกิดที่ ASR เพี้ยนชื่อ/เวลา: "เก้าโมง" → "ก้าโมง", "at nine" → "at night", "team sync" → "team sing", thursday → tuesday</w:t>
+        <w:pStyle w:val="BodyText"/>
+      </w:pPr>
+      <w:r>
+        <w:t xml:space="preserve">A5 ให้ผลทั้งระบบสูงสุด </w:t>
+      </w:r>
+      <w:r>
+        <w:rPr>
+          <w:b/>
+        </w:rPr>
+        <w:t xml:space="preserve">50/60 ประโยค (83.33%)</w:t>
+      </w:r>
+      <w:r>
+        <w:t xml:space="preserve"> มากกว่า A4 จำนวน 2 ประโยค จึงเลือก A5 ร่วมกับ Naive Bayes แม้ A4 จะมีอัตราความผิดพลาดในการถอดเสียงต่ำกว่า</w:t>
+      </w:r>
+    </w:p>
+    <w:p>
+      <w:pPr>
+        <w:pStyle w:val="BodyText"/>
+      </w:pPr>
+      <w:r>
+        <w:t xml:space="preserve">เมื่อใช้ข้อความที่ถูกต้อง ระบบจำแนกคำสั่งและดึงรายละเอียดถูกครบ 30/30 ประโยค แต่เมื่อใช้เสียงผ่าน A5 เหลือ 22/30 ประโยค โดยคำสั่งเพิ่มนัดหมายถูกเพียง 6/10 ประโยค จึงยังต้องปรับปรุงการถอดชื่อ วัน และเวลา</w:t>
       </w:r>
     </w:p>
     <w:p>
       <w:pPr>
         <w:pStyle w:val="Heading3"/>
-        <w:spacing w:lineRule="auto"/>
-      </w:pPr>
-      <w:r>
-        <w:rPr/>
-        <w:t xml:space="preserve">4.6 ผลเทียบกับวัตถุประสงค์</w:t>
-      </w:r>
-    </w:p>
-    <w:tbl>
-      <w:tblPr>
-        <w:tblBorders>
-          <w:top w:val="single" w:sz="2" w:space="0" w:color="000000"/>
-          <w:bottom w:val="single" w:sz="2" w:space="0" w:color="000000"/>
-          <w:left w:val="single" w:sz="2" w:space="0" w:color="000000"/>
-          <w:right w:val="single" w:sz="2" w:space="0" w:color="000000"/>
-        </w:tblBorders>
-        <w:tblCellSpacing w:w="0" w:type="dxa"/>
-        <w:tblCellMar>
-          <w:top w:type="dxa" w:w="80"/>
-          <w:bottom w:type="dxa" w:w="80"/>
-          <w:left w:type="dxa" w:w="160"/>
-          <w:right w:type="dxa" w:w="160"/>
-        </w:tblCellMar>
-        <w:jc w:val="center"/>
-      </w:tblPr>
-      <w:tblGrid>
-        <w:gridCol w:w="2880"/>
-        <w:gridCol w:w="2880"/>
-        <w:gridCol w:w="2880"/>
-      </w:tblGrid>
-      <w:tr>
-        <w:trPr/>
-        <w:tc>
-          <w:tcPr>
-            <w:tcBorders>
-              <w:top w:val="single" w:sz="1" w:space="0" w:color="000000"/>
-              <w:bottom w:val="single" w:sz="1" w:space="0" w:color="000000"/>
-              <w:left w:val="single" w:sz="1" w:space="0" w:color="000000"/>
-              <w:right w:val="single" w:sz="1" w:space="0" w:color="000000"/>
-            </w:tcBorders>
-          </w:tcPr>
-          <w:p>
-            <w:pPr>
-              <w:spacing w:lineRule="auto"/>
-            </w:pPr>
-            <w:r>
-              <w:rPr/>
-              <w:t xml:space="preserve">เป้าหมาย</w:t>
-            </w:r>
-          </w:p>
-        </w:tc>
-        <w:tc>
-          <w:tcPr>
-            <w:tcBorders>
-              <w:top w:val="single" w:sz="1" w:space="0" w:color="000000"/>
-              <w:bottom w:val="single" w:sz="1" w:space="0" w:color="000000"/>
-              <w:left w:val="single" w:sz="1" w:space="0" w:color="000000"/>
-              <w:right w:val="single" w:sz="1" w:space="0" w:color="000000"/>
-            </w:tcBorders>
-          </w:tcPr>
-          <w:p>
-            <w:pPr>
-              <w:spacing w:lineRule="auto"/>
-            </w:pPr>
-            <w:r>
-              <w:rPr/>
-              <w:t xml:space="preserve">ผล</w:t>
-            </w:r>
-          </w:p>
-        </w:tc>
-        <w:tc>
-          <w:tcPr>
-            <w:tcBorders>
-              <w:top w:val="single" w:sz="1" w:space="0" w:color="000000"/>
-              <w:bottom w:val="single" w:sz="1" w:space="0" w:color="000000"/>
-              <w:left w:val="single" w:sz="1" w:space="0" w:color="000000"/>
-              <w:right w:val="single" w:sz="1" w:space="0" w:color="000000"/>
-            </w:tcBorders>
-          </w:tcPr>
-          <w:p>
-            <w:pPr>
-              <w:spacing w:lineRule="auto"/>
-            </w:pPr>
-            <w:r>
-              <w:rPr/>
-              <w:t xml:space="preserve">สถานะ</w:t>
-            </w:r>
-          </w:p>
-        </w:tc>
-      </w:tr>
-      <w:tblGrid>
-        <w:gridCol w:w="2880"/>
-        <w:gridCol w:w="2880"/>
-        <w:gridCol w:w="2880"/>
-      </w:tblGrid>
-      <w:tr>
-        <w:trPr/>
-        <w:tc>
-          <w:tcPr>
-            <w:tcBorders>
-              <w:top w:val="single" w:sz="1" w:space="0" w:color="000000"/>
-              <w:bottom w:val="single" w:sz="1" w:space="0" w:color="000000"/>
-              <w:left w:val="single" w:sz="1" w:space="0" w:color="000000"/>
-              <w:right w:val="single" w:sz="1" w:space="0" w:color="000000"/>
-            </w:tcBorders>
-          </w:tcPr>
-          <w:p>
-            <w:pPr>
-              <w:spacing w:lineRule="auto"/>
-            </w:pPr>
-            <w:r>
-              <w:rPr/>
-              <w:t xml:space="preserve">Fine-tune Whisper ให้ดีกว่าสำเร็จรูป</w:t>
-            </w:r>
-          </w:p>
-        </w:tc>
-        <w:tc>
-          <w:tcPr>
-            <w:tcBorders>
-              <w:top w:val="single" w:sz="1" w:space="0" w:color="000000"/>
-              <w:bottom w:val="single" w:sz="1" w:space="0" w:color="000000"/>
-              <w:left w:val="single" w:sz="1" w:space="0" w:color="000000"/>
-              <w:right w:val="single" w:sz="1" w:space="0" w:color="000000"/>
-            </w:tcBorders>
-          </w:tcPr>
-          <w:p>
-            <w:pPr>
-              <w:spacing w:lineRule="auto"/>
-            </w:pPr>
-            <w:r>
-              <w:rPr/>
-              <w:t xml:space="preserve">CER เสียงจริง 0.370 → 0.047 (24 ประโยค)</w:t>
-            </w:r>
-          </w:p>
-        </w:tc>
-        <w:tc>
-          <w:tcPr>
-            <w:tcBorders>
-              <w:top w:val="single" w:sz="1" w:space="0" w:color="000000"/>
-              <w:bottom w:val="single" w:sz="1" w:space="0" w:color="000000"/>
-              <w:left w:val="single" w:sz="1" w:space="0" w:color="000000"/>
-              <w:right w:val="single" w:sz="1" w:space="0" w:color="000000"/>
-            </w:tcBorders>
-          </w:tcPr>
-          <w:p>
-            <w:pPr>
-              <w:spacing w:lineRule="auto"/>
-            </w:pPr>
-            <w:r>
-              <w:rPr/>
-              <w:t xml:space="preserve">บรรลุ</w:t>
-            </w:r>
-          </w:p>
-        </w:tc>
-      </w:tr>
-      <w:tr>
-        <w:trPr/>
-        <w:tc>
-          <w:tcPr>
-            <w:tcBorders>
-              <w:top w:val="single" w:sz="1" w:space="0" w:color="000000"/>
-              <w:bottom w:val="single" w:sz="1" w:space="0" w:color="000000"/>
-              <w:left w:val="single" w:sz="1" w:space="0" w:color="000000"/>
-              <w:right w:val="single" w:sz="1" w:space="0" w:color="000000"/>
-            </w:tcBorders>
-          </w:tcPr>
-          <w:p>
-            <w:pPr>
-              <w:spacing w:lineRule="auto"/>
-            </w:pPr>
-            <w:r>
-              <w:rPr/>
-              <w:t xml:space="preserve">Train intent from scratch เทียบ baseline</w:t>
-            </w:r>
-          </w:p>
-        </w:tc>
-        <w:tc>
-          <w:tcPr>
-            <w:tcBorders>
-              <w:top w:val="single" w:sz="1" w:space="0" w:color="000000"/>
-              <w:bottom w:val="single" w:sz="1" w:space="0" w:color="000000"/>
-              <w:left w:val="single" w:sz="1" w:space="0" w:color="000000"/>
-              <w:right w:val="single" w:sz="1" w:space="0" w:color="000000"/>
-            </w:tcBorders>
-          </w:tcPr>
-          <w:p>
-            <w:pPr>
-              <w:spacing w:lineRule="auto"/>
-            </w:pPr>
-            <w:r>
-              <w:rPr/>
-              <w:t xml:space="preserve">เทรนและเทียบครบ 5 โมเดล; baseline ชนะ</w:t>
-            </w:r>
-          </w:p>
-        </w:tc>
-        <w:tc>
-          <w:tcPr>
-            <w:tcBorders>
-              <w:top w:val="single" w:sz="1" w:space="0" w:color="000000"/>
-              <w:bottom w:val="single" w:sz="1" w:space="0" w:color="000000"/>
-              <w:left w:val="single" w:sz="1" w:space="0" w:color="000000"/>
-              <w:right w:val="single" w:sz="1" w:space="0" w:color="000000"/>
-            </w:tcBorders>
-          </w:tcPr>
-          <w:p>
-            <w:pPr>
-              <w:spacing w:lineRule="auto"/>
-            </w:pPr>
-            <w:r>
-              <w:rPr/>
-              <w:t xml:space="preserve">บรรลุ (ผลต่างจากที่คาด)</w:t>
-            </w:r>
-          </w:p>
-        </w:tc>
-      </w:tr>
-      <w:tr>
-        <w:trPr/>
-        <w:tc>
-          <w:tcPr>
-            <w:tcBorders>
-              <w:top w:val="single" w:sz="1" w:space="0" w:color="000000"/>
-              <w:bottom w:val="single" w:sz="1" w:space="0" w:color="000000"/>
-              <w:left w:val="single" w:sz="1" w:space="0" w:color="000000"/>
-              <w:right w:val="single" w:sz="1" w:space="0" w:color="000000"/>
-            </w:tcBorders>
-          </w:tcPr>
-          <w:p>
-            <w:pPr>
-              <w:spacing w:lineRule="auto"/>
-            </w:pPr>
-            <w:r>
-              <w:rPr/>
-              <w:t xml:space="preserve">Pipeline ใช้งานได้จริงกับ Google</w:t>
-            </w:r>
-          </w:p>
-        </w:tc>
-        <w:tc>
-          <w:tcPr>
-            <w:tcBorders>
-              <w:top w:val="single" w:sz="1" w:space="0" w:color="000000"/>
-              <w:bottom w:val="single" w:sz="1" w:space="0" w:color="000000"/>
-              <w:left w:val="single" w:sz="1" w:space="0" w:color="000000"/>
-              <w:right w:val="single" w:sz="1" w:space="0" w:color="000000"/>
-            </w:tcBorders>
-          </w:tcPr>
-          <w:p>
-            <w:pPr>
-              <w:spacing w:lineRule="auto"/>
-            </w:pPr>
-            <w:r>
-              <w:rPr/>
-              <w:t xml:space="preserve">read-only ทดสอบกับบัญชีจริงแล้ว; add_event ทดสอบเฉพาะการยกเลิก</w:t>
-            </w:r>
-          </w:p>
-        </w:tc>
-        <w:tc>
-          <w:tcPr>
-            <w:tcBorders>
-              <w:top w:val="single" w:sz="1" w:space="0" w:color="000000"/>
-              <w:bottom w:val="single" w:sz="1" w:space="0" w:color="000000"/>
-              <w:left w:val="single" w:sz="1" w:space="0" w:color="000000"/>
-              <w:right w:val="single" w:sz="1" w:space="0" w:color="000000"/>
-            </w:tcBorders>
-          </w:tcPr>
-          <w:p>
-            <w:pPr>
-              <w:spacing w:lineRule="auto"/>
-            </w:pPr>
-            <w:r>
-              <w:rPr/>
-              <w:t xml:space="preserve">บรรลุบางส่วน</w:t>
-            </w:r>
-          </w:p>
-        </w:tc>
-      </w:tr>
-      <w:tr>
-        <w:trPr/>
-        <w:tc>
-          <w:tcPr>
-            <w:tcBorders>
-              <w:top w:val="single" w:sz="1" w:space="0" w:color="000000"/>
-              <w:bottom w:val="single" w:sz="1" w:space="0" w:color="000000"/>
-              <w:left w:val="single" w:sz="1" w:space="0" w:color="000000"/>
-              <w:right w:val="single" w:sz="1" w:space="0" w:color="000000"/>
-            </w:tcBorders>
-          </w:tcPr>
-          <w:p>
-            <w:pPr>
-              <w:spacing w:lineRule="auto"/>
-            </w:pPr>
-            <w:r>
-              <w:rPr/>
-              <w:t xml:space="preserve">ทนต่อภาษาไทยปนอังกฤษ</w:t>
-            </w:r>
-          </w:p>
-        </w:tc>
-        <w:tc>
-          <w:tcPr>
-            <w:tcBorders>
-              <w:top w:val="single" w:sz="1" w:space="0" w:color="000000"/>
-              <w:bottom w:val="single" w:sz="1" w:space="0" w:color="000000"/>
-              <w:left w:val="single" w:sz="1" w:space="0" w:color="000000"/>
-              <w:right w:val="single" w:sz="1" w:space="0" w:color="000000"/>
-            </w:tcBorders>
-          </w:tcPr>
-          <w:p>
-            <w:pPr>
-              <w:spacing w:lineRule="auto"/>
-            </w:pPr>
-            <w:r>
-              <w:rPr/>
-              <w:t xml:space="preserve">ทั้งระบบ 83%; คำอังกฤษบางคำยังพลาด</w:t>
-            </w:r>
-          </w:p>
-        </w:tc>
-        <w:tc>
-          <w:tcPr>
-            <w:tcBorders>
-              <w:top w:val="single" w:sz="1" w:space="0" w:color="000000"/>
-              <w:bottom w:val="single" w:sz="1" w:space="0" w:color="000000"/>
-              <w:left w:val="single" w:sz="1" w:space="0" w:color="000000"/>
-              <w:right w:val="single" w:sz="1" w:space="0" w:color="000000"/>
-            </w:tcBorders>
-          </w:tcPr>
-          <w:p>
-            <w:pPr>
-              <w:spacing w:lineRule="auto"/>
-            </w:pPr>
-            <w:r>
-              <w:rPr/>
-              <w:t xml:space="preserve">บรรลุบางส่วน</w:t>
-            </w:r>
-          </w:p>
-        </w:tc>
-      </w:tr>
-    </w:tbl>
-    <w:p>
-      <w:pPr>
-        <w:spacing w:lineRule="auto"/>
-      </w:pPr>
-      <w:r>
-        <w:rPr/>
-      </w:r>
-    </w:p>
-    <w:p>
-      <w:pPr>
-        <w:pStyle w:val="Heading2"/>
-        <w:spacing w:lineRule="auto"/>
-      </w:pPr>
-      <w:r>
-        <w:rPr/>
-        <w:t xml:space="preserve">5. อภิปรายผล ข้อจำกัด และแนวทางพัฒนา</w:t>
-      </w:r>
-    </w:p>
-    <w:p>
-      <w:pPr>
-        <w:spacing w:lineRule="auto"/>
-      </w:pPr>
-      <w:r>
-        <w:rPr/>
-        <w:t xml:space="preserve">ผลการทดลองแสดงว่าการเพิ่มข้อมูลคำสั่งเฉพาะโดเมนช่วยยกระดับทั้งการถอดเสียงและการจำแนกเจตนา โดยเฉพาะเมื่อเทียบกับโมเดลเริ่มต้นที่ฝึกจากข้อมูลทั่วไป อย่างไรก็ตาม ค่า CER บน FLEURS และเสียงคำสั่งจริงเปลี่ยนไปคนละทิศทางในบางรุ่น จึงต้องพิจารณาผลจากชุดข้อมูลที่ใกล้การใช้งานจริงร่วมด้วย ความถูกต้องทั้งระบบ 83% ยังต่ำกว่าความถูกต้องของการจำแนกเจตนาเพียงอย่างเดียว เพราะข้อผิดพลาดด้านชื่องาน วัน และเวลาสะสมระหว่างขั้นตอน</w:t>
+      </w:pPr>
+      <w:r>
+        <w:t xml:space="preserve">4.3 วิเคราะห์ว่าผลลัพธ์เป็นไปตามเป้าหมายหรือไม่</w:t>
+      </w:r>
+    </w:p>
+    <w:p>
+      <w:pPr>
+        <w:pStyle w:val="BodyText"/>
+      </w:pPr>
+      <w:r>
+        <w:t xml:space="preserve">• </w:t>
+      </w:r>
+      <w:r>
+        <w:rPr>
+          <w:b/>
+        </w:rPr>
+        <w:t xml:space="preserve">พัฒนาระบบจัดการงานและนัดหมายด้วยเสียง — ทำได้บางส่วน:</w:t>
+      </w:r>
+      <w:r>
+        <w:t xml:space="preserve"> ระบบอ่านข้อมูลจากบัญชี Google จริงได้ และมีขั้นยืนยันก่อนเพิ่มหรือแก้ไขข้อมูล แต่ยังไม่ได้ทดสอบการเพิ่มนัดหมายลง Google Calendar จริง</w:t>
+      </w:r>
+    </w:p>
+    <w:p>
+      <w:pPr>
+        <w:pStyle w:val="BodyText"/>
+      </w:pPr>
+      <w:r>
+        <w:t xml:space="preserve">• </w:t>
+      </w:r>
+      <w:r>
+        <w:rPr>
+          <w:b/>
+        </w:rPr>
+        <w:t xml:space="preserve">ปรับโมเดลถอดเสียงและเปรียบเทียบโมเดลจำแนกคำสั่ง — ทำได้ตามเป้าหมาย:</w:t>
+      </w:r>
+      <w:r>
+        <w:t xml:space="preserve"> ทดลอง Whisper 7 แบบ และโมเดลจำแนกคำสั่ง 5 แบบ โดยโมเดลที่เหมาะกับคำสั่งจริงคือ A5 ร่วมกับ Naive Bayes</w:t>
+      </w:r>
+    </w:p>
+    <w:p>
+      <w:pPr>
+        <w:pStyle w:val="BodyText"/>
+      </w:pPr>
+      <w:r>
+        <w:t xml:space="preserve">• </w:t>
+      </w:r>
+      <w:r>
+        <w:rPr>
+          <w:b/>
+        </w:rPr>
+        <w:t xml:space="preserve">ประเมินผลด้วยเสียงคำสั่งจริง — ทำได้ตามเป้าหมาย:</w:t>
+      </w:r>
+      <w:r>
+        <w:t xml:space="preserve"> วัดผลการถอดเสียง การจำแนกคำสั่ง การดึงรายละเอียด และผลทั้งระบบ โดยชุดโมเดลที่เลือกจำแนกถูก 95.00% และถูกทั้งคำสั่งกับรายละเอียด 83.33%</w:t>
+      </w:r>
+    </w:p>
+    <w:p>
+      <w:pPr>
+        <w:pStyle w:val="BodyText"/>
+      </w:pPr>
+      <w:r>
+        <w:t xml:space="preserve">• </w:t>
+      </w:r>
+      <w:r>
+        <w:rPr>
+          <w:b/>
+        </w:rPr>
+        <w:t xml:space="preserve">เพิ่มขั้นตอนยืนยันก่อนบันทึกข้อมูล — ทำได้ตามขอบเขตที่ทดสอบ:</w:t>
+      </w:r>
+      <w:r>
+        <w:t xml:space="preserve"> ระบบขอให้ผู้ใช้ยืนยันและยกเลิกคำสั่งได้ แต่ยังต้องทดสอบร่วมกับการบันทึกข้อมูลจริงให้ครบทุกคำสั่ง</w:t>
       </w:r>
     </w:p>
     <w:p>
       <w:pPr>
         <w:pStyle w:val="Heading3"/>
-        <w:spacing w:lineRule="auto"/>
-      </w:pPr>
-      <w:r>
-        <w:rPr/>
-        <w:t xml:space="preserve">5.1 ข้อจำกัดด้านการประเมิน</w:t>
-      </w:r>
-    </w:p>
-    <w:p>
-      <w:pPr>
-        <w:numPr>
-          <w:ilvl w:val="0"/>
-          <w:numId w:val="12"/>
-        </w:numPr>
-        <w:spacing w:lineRule="auto"/>
-      </w:pPr>
-      <w:r>
-        <w:rPr/>
-        <w:t xml:space="preserve">ทดสอบเสียงผู้พูดคนเดียว (คนเดียวกับ train) ยังไม่รู้ว่า generalize กับคนอื่นแค่ไหน</w:t>
-      </w:r>
-    </w:p>
-    <w:p>
-      <w:pPr>
-        <w:numPr>
-          <w:ilvl w:val="0"/>
-          <w:numId w:val="12"/>
-        </w:numPr>
-        <w:spacing w:lineRule="auto"/>
-      </w:pPr>
-      <w:r>
-        <w:rPr/>
-        <w:t xml:space="preserve">เลือกโมเดลถอดเสียง A5 และ Naive Bayes ที่ฝึกด้วยชุดข้อมูล I4 รวมถึงจูน slot rule (87% → 100%) จากชุดทดสอบ 60 ประโยค = test-set selection ตัวเลขจริงอาจต่ำกว่านี้</w:t>
-      </w:r>
-    </w:p>
-    <w:p>
-      <w:pPr>
-        <w:numPr>
-          <w:ilvl w:val="0"/>
-          <w:numId w:val="12"/>
-        </w:numPr>
-        <w:spacing w:lineRule="auto"/>
-      </w:pPr>
-      <w:r>
-        <w:rPr/>
-        <w:t xml:space="preserve">ชุดทดสอบ 60 ประโยคมีขนาดเล็ก โดย A4 และ A5 ต่างกันเพียง 2 ประโยค จึงยังสรุปความเหนือกว่าของรุ่นใดรุ่นหนึ่งได้จำกัด</w:t>
-      </w:r>
-    </w:p>
-    <w:p>
-      <w:pPr>
-        <w:numPr>
-          <w:ilvl w:val="0"/>
-          <w:numId w:val="12"/>
-        </w:numPr>
-        <w:spacing w:lineRule="auto"/>
-      </w:pPr>
-      <w:r>
-        <w:rPr/>
-        <w:t xml:space="preserve">dev CER บน FLEURS ไม่สะท้อนเสียงคำสั่งจริง (A6) ควรมี dev set ที่เป็นเสียงคำสั่งแยกต่างหาก</w:t>
-      </w:r>
-    </w:p>
-    <w:p>
-      <w:pPr>
-        <w:numPr>
-          <w:ilvl w:val="0"/>
-          <w:numId w:val="12"/>
-        </w:numPr>
-        <w:spacing w:lineRule="auto"/>
-      </w:pPr>
-      <w:r>
-        <w:rPr/>
-        <w:t xml:space="preserve">ประโยค "เช็ค task ใน google ให้หน่อย" ในชุดเทรนคล้าย test cmd01 88%</w:t>
-      </w:r>
-    </w:p>
-    <w:p>
-      <w:pPr>
-        <w:pStyle w:val="Heading3"/>
-        <w:spacing w:lineRule="auto"/>
-      </w:pPr>
-      <w:r>
-        <w:rPr/>
-        <w:t xml:space="preserve">5.2 ข้อจำกัดของระบบ</w:t>
-      </w:r>
-    </w:p>
-    <w:p>
-      <w:pPr>
-        <w:numPr>
-          <w:ilvl w:val="0"/>
-          <w:numId w:val="13"/>
-        </w:numPr>
-        <w:spacing w:lineRule="auto"/>
-      </w:pPr>
-      <w:r>
-        <w:rPr/>
-        <w:t xml:space="preserve">คำสำคัญเพี้ยนคำเดียวทำให้ intent พลิก ("done" → "ตอน") และเวลา/ชื่อผิดใน add_event</w:t>
-      </w:r>
-    </w:p>
-    <w:p>
-      <w:pPr>
-        <w:numPr>
-          <w:ilvl w:val="0"/>
-          <w:numId w:val="13"/>
-        </w:numPr>
-        <w:spacing w:lineRule="auto"/>
-      </w:pPr>
-      <w:r>
-        <w:rPr/>
-        <w:t xml:space="preserve">ยังไม่รองรับนัดซ้ำ ("ทุกวันอังคาร") และ "at seven" / "night at eight" อาจได้เวลาเช้า (ขั้นยืนยันช่วยจับ)</w:t>
-      </w:r>
-    </w:p>
-    <w:p>
-      <w:pPr>
-        <w:numPr>
-          <w:ilvl w:val="0"/>
-          <w:numId w:val="13"/>
-        </w:numPr>
-        <w:spacing w:lineRule="auto"/>
-      </w:pPr>
-      <w:r>
-        <w:rPr/>
-        <w:t xml:space="preserve">A5 ถอดประโยคภาษาอังกฤษล้วนแย่กว่า A4 และ wake word "เคทู" กับ A5 ยังไม่ได้ทดสอบ</w:t>
-      </w:r>
-    </w:p>
-    <w:p>
-      <w:pPr>
-        <w:numPr>
-          <w:ilvl w:val="0"/>
-          <w:numId w:val="13"/>
-        </w:numPr>
-        <w:spacing w:lineRule="auto"/>
-      </w:pPr>
-      <w:r>
-        <w:rPr/>
-        <w:t xml:space="preserve">ยังไม่ได้ทดสอบการเขียนลง Google Calendar จริง</w:t>
-      </w:r>
-    </w:p>
-    <w:p>
-      <w:pPr>
-        <w:pStyle w:val="Heading3"/>
-        <w:spacing w:lineRule="auto"/>
-      </w:pPr>
-      <w:r>
-        <w:rPr/>
-        <w:t xml:space="preserve">5.3 แนวทางพัฒนาต่อ</w:t>
-      </w:r>
-    </w:p>
-    <w:p>
-      <w:pPr>
-        <w:numPr>
-          <w:ilvl w:val="0"/>
-          <w:numId w:val="14"/>
-        </w:numPr>
-        <w:spacing w:lineRule="auto"/>
-      </w:pPr>
-      <w:r>
-        <w:rPr/>
-        <w:t xml:space="preserve">ให้ผู้พูดคนอื่นอัดเสียงชุดทดสอบ (</w:t>
-      </w:r>
-      <w:r>
-        <w:rPr/>
-        <w:t xml:space="preserve">python -m src.record --set friend</w:t>
-      </w:r>
-      <w:r>
-        <w:rPr/>
-        <w:t xml:space="preserve">) เพื่อวัดความสามารถในการใช้กับผู้พูดใหม่</w:t>
-      </w:r>
-    </w:p>
-    <w:p>
-      <w:pPr>
-        <w:numPr>
-          <w:ilvl w:val="0"/>
-          <w:numId w:val="14"/>
-        </w:numPr>
-        <w:spacing w:lineRule="auto"/>
-      </w:pPr>
-      <w:r>
-        <w:rPr/>
-        <w:t xml:space="preserve">แยกชุดพัฒนาเสียงคำสั่งสำหรับเลือกโมเดล แล้วประเมินชุดทดสอบเพียงครั้งเดียว</w:t>
-      </w:r>
-    </w:p>
-    <w:p>
-      <w:pPr>
-        <w:numPr>
-          <w:ilvl w:val="0"/>
-          <w:numId w:val="14"/>
-        </w:numPr>
-        <w:spacing w:lineRule="auto"/>
-      </w:pPr>
-      <w:r>
-        <w:rPr/>
-        <w:t xml:space="preserve">ทดลองใช้ prompt หรือ hotword สำหรับศัพท์เฉพาะระหว่างถอดเสียง เช่น task, done และชื่องานใน Google Tasks</w:t>
-      </w:r>
-    </w:p>
-    <w:p>
-      <w:pPr>
-        <w:numPr>
-          <w:ilvl w:val="0"/>
-          <w:numId w:val="14"/>
-        </w:numPr>
-        <w:spacing w:lineRule="auto"/>
-      </w:pPr>
-      <w:r>
-        <w:rPr/>
-        <w:t xml:space="preserve">เปรียบเทียบกับโมเดลภาษาไทยที่ปรับแต่งเพิ่มเติม เช่น WangchanBERTa</w:t>
-      </w:r>
-    </w:p>
-    <w:p>
-      <w:pPr>
-        <w:numPr>
-          <w:ilvl w:val="0"/>
-          <w:numId w:val="14"/>
-        </w:numPr>
-        <w:spacing w:lineRule="auto"/>
-      </w:pPr>
-      <w:r>
-        <w:rPr/>
-        <w:t xml:space="preserve">รองรับนัดหมายซ้ำ การแก้ไขและลบนัดหมาย พร้อมทดสอบการเขียนลง Google Calendar จริง</w:t>
-      </w:r>
-    </w:p>
-    <w:p>
-      <w:pPr>
-        <w:pStyle w:val="Heading2"/>
-        <w:spacing w:lineRule="auto"/>
-      </w:pPr>
-      <w:r>
-        <w:rPr/>
-        <w:t xml:space="preserve">6. สรุปผล</w:t>
-      </w:r>
-    </w:p>
-    <w:p>
-      <w:pPr>
-        <w:spacing w:lineRule="auto"/>
-      </w:pPr>
-      <w:r>
-        <w:rPr/>
-        <w:t xml:space="preserve">Speak2Plan สามารถรับเสียงภาษาไทยปนอังกฤษ ถอดข้อความ จำแนกเจตนา สกัดข้อมูลคำสั่ง และเชื่อมต่อบริการ Google ได้ตามขอบเขตที่ทดสอบ โมเดลถอดเสียง A5 ร่วมกับ Naive Bayes ที่ฝึกด้วยชุดข้อมูล I4 ทำงานถูกต้องทั้งเจตนาและข้อมูลที่จำเป็น 50 จาก 60 ประโยคเสียงจริง การทดลองชี้ว่าข้อมูลคำสั่งเฉพาะโดเมนและเสียงของผู้ใช้ช่วยเพิ่มความแม่นยำได้มาก แต่ผลยังต้องยืนยันด้วยเสียงจากผู้พูดใหม่และชุดทดสอบที่ไม่ได้ใช้เลือกโมเดล</w:t>
+      </w:pPr>
+      <w:r>
+        <w:t xml:space="preserve">4.4 ปัญหา ข้อจำกัด และสิ่งที่สามารถพัฒนาต่อได้</w:t>
+      </w:r>
+    </w:p>
+    <w:p>
+      <w:pPr>
+        <w:pStyle w:val="BodyText"/>
+      </w:pPr>
+      <w:r>
+        <w:rPr>
+          <w:b/>
+        </w:rPr>
+        <w:t xml:space="preserve">ปัญหาและข้อจำกัด</w:t>
+      </w:r>
+    </w:p>
+    <w:p>
+      <w:pPr>
+        <w:pStyle w:val="BodyText"/>
+      </w:pPr>
+      <w:r>
+        <w:t xml:space="preserve">• Whisper ยังถอดชื่อและเวลาในบางคำสั่งผิด ทำให้รายละเอียดที่จะบันทึกผิด แม้จำแนกประเภทคำสั่งถูกแล้ว</w:t>
+      </w:r>
+    </w:p>
+    <w:p>
+      <w:pPr>
+        <w:pStyle w:val="BodyText"/>
+      </w:pPr>
+      <w:r>
+        <w:t xml:space="preserve">• ชุดเสียงทดสอบมีผู้พูดเพียงคนเดียว ซึ่งเป็นคนเดียวกับผู้ที่อัดเสียงฝึก จึงยังสรุปไม่ได้ว่าจะให้ผลเท่ากันกับผู้ใช้คนอื่น</w:t>
+      </w:r>
+    </w:p>
+    <w:p>
+      <w:pPr>
+        <w:pStyle w:val="BodyText"/>
+      </w:pPr>
+      <w:r>
+        <w:t xml:space="preserve">• มีการใช้ชุดทดสอบช่วยเลือกโมเดลและปรับกฎดึงข้อมูล คะแนนที่ได้จึงต้องตรวจซ้ำด้วยข้อมูลใหม่ที่ไม่เคยใช้ปรับระบบ</w:t>
+      </w:r>
+    </w:p>
+    <w:p>
+      <w:pPr>
+        <w:pStyle w:val="BodyText"/>
+      </w:pPr>
+      <w:r>
+        <w:t xml:space="preserve">• ชุดทดสอบมีเพียง 60 ประโยค และผลของ A5 สูงกว่า A4 เพียง 2 ประโยค จึงยังสรุปไม่ได้ว่า A5 จะดีกว่าเสมอ</w:t>
+      </w:r>
+    </w:p>
+    <w:p>
+      <w:pPr>
+        <w:pStyle w:val="BodyText"/>
+      </w:pPr>
+      <w:r>
+        <w:t xml:space="preserve">• การทดสอบปิดงานใช้รายการงานจำลอง และยังไม่ได้ทดสอบเพิ่มนัดหมายลง Google Calendar จริง ดังนั้น 83.33% เป็นความถูกต้องของคำสั่งและรายละเอียด ไม่ใช่อัตราการบันทึกข้อมูลลง Google สำเร็จ</w:t>
+      </w:r>
+    </w:p>
+    <w:p>
+      <w:pPr>
+        <w:pStyle w:val="BodyText"/>
+      </w:pPr>
+      <w:r>
+        <w:t xml:space="preserve">• ระบบยังไม่รองรับนัดหมายซ้ำ เช่น “ทุกวันอังคาร” และคำบอกเวลาภาษาอังกฤษบางรูปแบบยังตีความผิด</w:t>
+      </w:r>
+    </w:p>
+    <w:p>
+      <w:pPr>
+        <w:pStyle w:val="BodyText"/>
+      </w:pPr>
+      <w:r>
+        <w:t xml:space="preserve">• ยังไม่ได้ทดสอบคำปลุก “เคทู” ร่วมกับโมเดล A5</w:t>
+      </w:r>
+    </w:p>
+    <w:p>
+      <w:pPr>
+        <w:pStyle w:val="BodyText"/>
+      </w:pPr>
+      <w:r>
+        <w:rPr>
+          <w:b/>
+        </w:rPr>
+        <w:t xml:space="preserve">สิ่งที่สามารถพัฒนาต่อได้</w:t>
+      </w:r>
+    </w:p>
+    <w:p>
+      <w:pPr>
+        <w:pStyle w:val="BodyText"/>
+      </w:pPr>
+      <w:r>
+        <w:t xml:space="preserve">• เพิ่มชุดทดสอบจากผู้พูดหลายคน และเพิ่มคำสั่งที่มีชื่อ วันที่ เวลา และคำภาษาอังกฤษหลายรูปแบบ</w:t>
+      </w:r>
+    </w:p>
+    <w:p>
+      <w:pPr>
+        <w:pStyle w:val="BodyText"/>
+      </w:pPr>
+      <w:r>
+        <w:t xml:space="preserve">• แยกชุดข้อมูลสำหรับปรับและเลือกโมเดลออกจากชุดทดสอบสุดท้าย เพื่อให้คะแนนสะท้อนผลกับข้อมูลใหม่</w:t>
+      </w:r>
+    </w:p>
+    <w:p>
+      <w:pPr>
+        <w:pStyle w:val="BodyText"/>
+      </w:pPr>
+      <w:r>
+        <w:t xml:space="preserve">• ปรับการถอดเสียงและกฎดึงชื่อ วัน และเวลา โดยเน้นคำสั่งเพิ่มนัดหมายที่ยังผิดมากที่สุด</w:t>
+      </w:r>
+    </w:p>
+    <w:p>
+      <w:pPr>
+        <w:pStyle w:val="BodyText"/>
+      </w:pPr>
+      <w:r>
+        <w:t xml:space="preserve">• ทดลองช่วยให้ Whisper รู้จักคำเฉพาะ เช่น task, done และชื่องาน รวมถึงเปรียบเทียบโมเดลจำแนกคำสั่งอื่นเพิ่มเติม</w:t>
+      </w:r>
+    </w:p>
+    <w:p>
+      <w:pPr>
+        <w:pStyle w:val="BodyText"/>
+      </w:pPr>
+      <w:r>
+        <w:t xml:space="preserve">• เพิ่มการแก้ไข ลบ และสร้างนัดหมายซ้ำ พร้อมทดสอบการบันทึกข้อมูลจริงลง Google และการยกเลิกคำสั่งให้ครบ</w:t>
       </w:r>
     </w:p>
     <w:p>

--- a/reports/report.docx
+++ b/reports/report.docx
@@ -2,43 +2,20 @@
 <file path=word/document.xml><?xml version="1.0" encoding="utf-8"?>
 <w:document xmlns:a="http://schemas.openxmlformats.org/drawingml/2006/main" xmlns:cdr="http://schemas.openxmlformats.org/drawingml/2006/chartDrawing" xmlns:o="urn:schemas-microsoft-com:office:office" xmlns:pic="http://schemas.openxmlformats.org/drawingml/2006/picture" xmlns:r="http://schemas.openxmlformats.org/officeDocument/2006/relationships" xmlns:v="urn:schemas-microsoft-com:vml" xmlns:ve="http://schemas.openxmlformats.org/markup-compatibility/2006" xmlns:vt="http://schemas.openxmlformats.org/officeDocument/2006/docPropsVTypes" xmlns:w="http://schemas.openxmlformats.org/wordprocessingml/2006/main" xmlns:w10="urn:schemas-microsoft-com:office:word" xmlns:wp="http://schemas.openxmlformats.org/drawingml/2006/wordprocessingDrawing" xmlns:wne="http://schemas.microsoft.com/office/word/2006/wordml">
   <w:body>
-    <w:sectPr>
-      <w:pgSz w:w="12240" w:h="15840" w:orient="portrait"/>
-      <w:pgMar w:top="1440" w:right="1800" w:bottom="1440" w:left="1800" w:header="720" w:footer="720" w:gutter="0"/>
-    </w:sectPr>
     <w:p>
       <w:pPr>
         <w:pStyle w:val="Heading1"/>
-        <w:spacing w:lineRule="auto"/>
-      </w:pPr>
-      <w:r>
-        <w:rPr/>
-        <w:t xml:space="preserve">รายงานการพัฒนาระบบ Speak2Plan</w:t>
-      </w:r>
-    </w:p>
-    <w:p>
-      <w:pPr>
-        <w:spacing w:lineRule="auto"/>
-      </w:pPr>
-      <w:r>
-        <w:rPr>
-          <w:b/>
-        </w:rPr>
-        <w:t xml:space="preserve">เรื่อง:</w:t>
-      </w:r>
-      <w:r>
-        <w:rPr/>
-        <w:t xml:space="preserve"> ระบบสั่งงาน Google Tasks และ Google Calendar ด้วยเสียงภาษาไทยปนอังกฤษ </w:t>
-      </w:r>
-      <w:r>
-        <w:rPr>
-          <w:b/>
-        </w:rPr>
-        <w:t xml:space="preserve">วันที่จัดทำ:</w:t>
-      </w:r>
-      <w:r>
-        <w:rPr/>
-        <w:t xml:space="preserve"> 6 ตุลาคม 2026</w:t>
+      </w:pPr>
+      <w:r>
+        <w:t>รายงานการพัฒนาระบบ Speak2Plan</w:t>
+      </w:r>
+    </w:p>
+    <w:p>
+      <w:pPr>
+        <w:pStyle w:val="BodyText"/>
+      </w:pPr>
+      <w:r>
+        <w:t>เรื่อง: ระบบสั่งงาน Google Tasks และ Google Calendar ด้วยเสียงภาษาไทยปนอังกฤษ วันที่จัดทำ: 6 ตุลาคม 2026</w:t>
       </w:r>
     </w:p>
     <w:p>
@@ -2132,7 +2109,7 @@
         <w:drawing>
           <wp:inline xmlns:wp="http://schemas.openxmlformats.org/drawingml/2006/wordprocessingDrawing" distT="0" distB="0" distL="0" distR="0">
             <wp:extent cx="5486400" cy="2167128"/>
-            <wp:docPr id="21" name="results_asr_voice_24.png" descr="ความผิดพลาดในการถอดเสียงบนคำสั่งจริง 24 ประโยค"/>
+            <wp:docPr id="27" name="results_asr_voice_24.png" descr="ความผิดพลาดในการถอดเสียงบนคำสั่งจริง 24 ประโยค"/>
             <wp:cNvGraphicFramePr>
               <a:graphicFrameLocks xmlns:a="http://schemas.openxmlformats.org/drawingml/2006/main" noChangeAspect="1"/>
             </wp:cNvGraphicFramePr>
@@ -2195,7 +2172,7 @@
         <w:drawing>
           <wp:inline xmlns:wp="http://schemas.openxmlformats.org/drawingml/2006/wordprocessingDrawing" distT="0" distB="0" distL="0" distR="0">
             <wp:extent cx="5486400" cy="2167128"/>
-            <wp:docPr id="22" name="results_asr_voice_60.png" descr="ความผิดพลาดในการถอดเสียงบนคำสั่งจริง 60 ประโยค"/>
+            <wp:docPr id="28" name="results_asr_voice_60.png" descr="ความผิดพลาดในการถอดเสียงบนคำสั่งจริง 60 ประโยค"/>
             <wp:cNvGraphicFramePr>
               <a:graphicFrameLocks xmlns:a="http://schemas.openxmlformats.org/drawingml/2006/main" noChangeAspect="1"/>
             </wp:cNvGraphicFramePr>
@@ -2253,12 +2230,29 @@
         <w:t xml:space="preserve"> ส่วน A5 และ A6 มีความผิดพลาด 11.69% และ 12.06% แต่ถอดถูกทั้งประโยค 23/60 ประโยค (38.33%) เท่ากัน ขณะที่ A4 ถอดถูก 22/60 ประโยค (36.67%)</w:t>
       </w:r>
     </w:p>
+    <w:p>
+      <w:pPr>
+        <w:pStyle w:val="BodyText"/>
+      </w:pPr>
+      <w:r>
+        <w:t xml:space="preserve">อัตราการถอดเสียงถูกทั้งประโยคสูงสุดเพียง </w:t>
+      </w:r>
+      <w:r>
+        <w:rPr>
+          <w:b/>
+        </w:rPr>
+        <w:t xml:space="preserve">38.33%</w:t>
+      </w:r>
+      <w:r>
+        <w:t xml:space="preserve"> จึงถือว่ายังค่อนข้างต่ำ อย่างไรก็ตาม ค่านี้เป็นเกณฑ์ที่เข้มงวด เพราะหากถอดผิด ขาด หรือเกินแม้เพียงคำหรือตัวอักษรเดียว ประโยคนั้นจะถูกนับว่าผิดทั้งหมด จึงไม่ควรตีความว่าเป็นความแม่นยำในการแปลภาษาหรือความแม่นยำของระบบโดยรวม แม้ข้อความจะไม่ตรงกับคำตอบทุกตัวอักษร คำสำคัญอาจยังเพียงพอให้ระบบจำแนกประเภทคำสั่งได้ถูกต้อง ดังเห็นได้จาก A5 ซึ่งถอดถูกทั้งประโยค 38.33% แต่จำแนกประเภทคำสั่งจากเสียงได้ 95.00%</w:t>
+      </w:r>
+    </w:p>
     <w:p xmlns:w="http://schemas.openxmlformats.org/wordprocessingml/2006/main">
       <w:r>
         <w:drawing>
           <wp:inline xmlns:wp="http://schemas.openxmlformats.org/drawingml/2006/wordprocessingDrawing" distT="0" distB="0" distL="0" distR="0">
             <wp:extent cx="5486400" cy="2167128"/>
-            <wp:docPr id="23" name="results_asr_FLEURS.png" descr="ความผิดพลาดในการถอดเสียงบน FLEURS 1,021 เสียง"/>
+            <wp:docPr id="29" name="results_asr_FLEURS.png" descr="ความผิดพลาดในการถอดเสียงบน FLEURS 1,021 เสียง"/>
             <wp:cNvGraphicFramePr>
               <a:graphicFrameLocks xmlns:a="http://schemas.openxmlformats.org/drawingml/2006/main" noChangeAspect="1"/>
             </wp:cNvGraphicFramePr>
@@ -2345,7 +2339,7 @@
         <w:drawing>
           <wp:inline xmlns:wp="http://schemas.openxmlformats.org/drawingml/2006/wordprocessingDrawing" distT="0" distB="0" distL="0" distR="0">
             <wp:extent cx="5486400" cy="2167128"/>
-            <wp:docPr id="24" name="results_intent_massive.png" descr="ผลการจำแนกประเภทคำสั่งบน MASSIVE"/>
+            <wp:docPr id="30" name="results_intent_massive.png" descr="ผลการจำแนกประเภทคำสั่งบน MASSIVE"/>
             <wp:cNvGraphicFramePr>
               <a:graphicFrameLocks xmlns:a="http://schemas.openxmlformats.org/drawingml/2006/main" noChangeAspect="1"/>
             </wp:cNvGraphicFramePr>
@@ -2408,7 +2402,7 @@
         <w:drawing>
           <wp:inline xmlns:wp="http://schemas.openxmlformats.org/drawingml/2006/wordprocessingDrawing" distT="0" distB="0" distL="0" distR="0">
             <wp:extent cx="5486400" cy="2167128"/>
-            <wp:docPr id="25" name="results_intent_voice.png" descr="ผลจำแนกจากข้อความที่ถูกต้องและข้อความที่ Whisper A5 แปลงจากเสียง"/>
+            <wp:docPr id="31" name="results_intent_voice.png" descr="ผลจำแนกจากข้อความที่ถูกต้องและข้อความที่ Whisper A5 แปลงจากเสียง"/>
             <wp:cNvGraphicFramePr>
               <a:graphicFrameLocks xmlns:a="http://schemas.openxmlformats.org/drawingml/2006/main" noChangeAspect="1"/>
             </wp:cNvGraphicFramePr>
@@ -2932,7 +2926,7 @@
         <w:drawing>
           <wp:inline xmlns:wp="http://schemas.openxmlformats.org/drawingml/2006/wordprocessingDrawing" distT="0" distB="0" distL="0" distR="0">
             <wp:extent cx="5486400" cy="1693926"/>
-            <wp:docPr id="26" name="results_system.png" descr="ผลจำแนกคำสั่ง ผลคำสั่งพร้อมรายละเอียด และผลทั้งระบบ"/>
+            <wp:docPr id="32" name="results_system.png" descr="ผลจำแนกคำสั่ง ผลคำสั่งพร้อมรายละเอียด และผลทั้งระบบ"/>
             <wp:cNvGraphicFramePr>
               <a:graphicFrameLocks xmlns:a="http://schemas.openxmlformats.org/drawingml/2006/main" noChangeAspect="1"/>
             </wp:cNvGraphicFramePr>
@@ -3546,6 +3540,14 @@
         <w:pStyle w:val="BodyText"/>
       </w:pPr>
       <w:r>
+        <w:t xml:space="preserve">• อัตราการถอดเสียงตรงกับข้อความอ้างอิงทั้งประโยคของโมเดลที่ดีที่สุดอยู่ที่ 38.33% แม้การจำแนกประเภทคำสั่งยังทำได้ 95.00% แสดงว่าระบบทนต่อความคลาดเคลื่อนบางส่วนได้ แต่การถอดข้อความตามคำพูดทุกคำยังต้องปรับปรุง</w:t>
+      </w:r>
+    </w:p>
+    <w:p>
+      <w:pPr>
+        <w:pStyle w:val="BodyText"/>
+      </w:pPr>
+      <w:r>
         <w:t xml:space="preserve">• ชุดเสียงทดสอบมีผู้พูดเพียงคนเดียว ซึ่งเป็นคนเดียวกับผู้ที่อัดเสียงฝึก จึงยังสรุปไม่ได้ว่าจะให้ผลเท่ากันกับผู้ใช้คนอื่น</w:t>
       </w:r>
     </w:p>
